--- a/memoire-ngoma/livrables/5_Chapitre_Resultats_SIMULATION.docx
+++ b/memoire-ngoma/livrables/5_Chapitre_Resultats_SIMULATION.docx
@@ -3251,7 +3251,7 @@
                 <w:sz w:val="19"/>
                 <w:szCs w:val="19"/>
               </w:rPr>
-              <w:t xml:space="preserve">Glycémie le jour de l'observation</w:t>
+              <w:t xml:space="preserve">Glycémie pour une femme enceinte, le jour de l'observation</w:t>
             </w:r>
           </w:p>
         </w:tc>
@@ -3275,7 +3275,7 @@
                 <w:sz w:val="19"/>
                 <w:szCs w:val="19"/>
               </w:rPr>
-              <w:t xml:space="preserve">réalisable (appareil et bandelettes utilisables)</w:t>
+              <w:t xml:space="preserve">réalisable au laboratoire, sur bon de la CPN</w:t>
             </w:r>
           </w:p>
         </w:tc>
@@ -3352,7 +3352,7 @@
                 <w:sz w:val="19"/>
                 <w:szCs w:val="19"/>
               </w:rPr>
-              <w:t xml:space="preserve">glucomètre présent, inutilisable</w:t>
+              <w:t xml:space="preserve">glucomètre réservé à la consultation des maladies chroniques</w:t>
             </w:r>
           </w:p>
         </w:tc>
@@ -3376,7 +3376,7 @@
                 <w:sz w:val="19"/>
                 <w:szCs w:val="19"/>
               </w:rPr>
-              <w:t xml:space="preserve">4</w:t>
+              <w:t xml:space="preserve">3</w:t>
             </w:r>
           </w:p>
         </w:tc>
@@ -3429,7 +3429,7 @@
                 <w:sz w:val="19"/>
                 <w:szCs w:val="19"/>
               </w:rPr>
-              <w:t xml:space="preserve">pas de glucomètre</w:t>
+              <w:t xml:space="preserve">impossible (appareil en panne, bandelettes absentes ou périmées)</w:t>
             </w:r>
           </w:p>
         </w:tc>
@@ -3482,6 +3482,160 @@
                 <w:sz w:val="19"/>
                 <w:szCs w:val="19"/>
               </w:rPr>
+              <w:t xml:space="preserve"/>
+            </w:r>
+          </w:p>
+        </w:tc>
+        <w:tc>
+          <w:tcPr>
+            <w:tcW w:type="dxa" w:w="4226"/>
+            <w:tcMar>
+              <w:top w:type="dxa" w:w="60"/>
+              <w:left w:type="dxa" w:w="100"/>
+              <w:bottom w:type="dxa" w:w="60"/>
+              <w:right w:type="dxa" w:w="100"/>
+            </w:tcMar>
+          </w:tcPr>
+          <w:p>
+            <w:r>
+              <w:rPr>
+                <w:b w:val="false"/>
+                <w:bCs w:val="false"/>
+                <w:i w:val="false"/>
+                <w:iCs w:val="false"/>
+                <w:sz w:val="19"/>
+                <w:szCs w:val="19"/>
+              </w:rPr>
+              <w:t xml:space="preserve">pas de glucomètre</w:t>
+            </w:r>
+          </w:p>
+        </w:tc>
+        <w:tc>
+          <w:tcPr>
+            <w:tcW w:type="dxa" w:w="2000"/>
+            <w:tcMar>
+              <w:top w:type="dxa" w:w="60"/>
+              <w:left w:type="dxa" w:w="100"/>
+              <w:bottom w:type="dxa" w:w="60"/>
+              <w:right w:type="dxa" w:w="100"/>
+            </w:tcMar>
+          </w:tcPr>
+          <w:p>
+            <w:r>
+              <w:rPr>
+                <w:b w:val="false"/>
+                <w:bCs w:val="false"/>
+                <w:i w:val="false"/>
+                <w:iCs w:val="false"/>
+                <w:sz w:val="19"/>
+                <w:szCs w:val="19"/>
+              </w:rPr>
+              <w:t xml:space="preserve">1</w:t>
+            </w:r>
+          </w:p>
+        </w:tc>
+      </w:tr>
+      <w:tr>
+        <w:trPr>
+          <w:tblHeader w:val="off"/>
+        </w:trPr>
+        <w:tc>
+          <w:tcPr>
+            <w:tcW w:type="dxa" w:w="2800"/>
+            <w:tcMar>
+              <w:top w:type="dxa" w:w="60"/>
+              <w:left w:type="dxa" w:w="100"/>
+              <w:bottom w:type="dxa" w:w="60"/>
+              <w:right w:type="dxa" w:w="100"/>
+            </w:tcMar>
+          </w:tcPr>
+          <w:p>
+            <w:r>
+              <w:rPr>
+                <w:b w:val="false"/>
+                <w:bCs w:val="false"/>
+                <w:i w:val="false"/>
+                <w:iCs w:val="false"/>
+                <w:sz w:val="19"/>
+                <w:szCs w:val="19"/>
+              </w:rPr>
+              <w:t xml:space="preserve">Glucomètre en salle de CPN</w:t>
+            </w:r>
+          </w:p>
+        </w:tc>
+        <w:tc>
+          <w:tcPr>
+            <w:tcW w:type="dxa" w:w="4226"/>
+            <w:tcMar>
+              <w:top w:type="dxa" w:w="60"/>
+              <w:left w:type="dxa" w:w="100"/>
+              <w:bottom w:type="dxa" w:w="60"/>
+              <w:right w:type="dxa" w:w="100"/>
+            </w:tcMar>
+          </w:tcPr>
+          <w:p>
+            <w:r>
+              <w:rPr>
+                <w:b w:val="false"/>
+                <w:bCs w:val="false"/>
+                <w:i w:val="false"/>
+                <w:iCs w:val="false"/>
+                <w:sz w:val="19"/>
+                <w:szCs w:val="19"/>
+              </w:rPr>
+              <w:t xml:space="preserve">présent</w:t>
+            </w:r>
+          </w:p>
+        </w:tc>
+        <w:tc>
+          <w:tcPr>
+            <w:tcW w:type="dxa" w:w="2000"/>
+            <w:tcMar>
+              <w:top w:type="dxa" w:w="60"/>
+              <w:left w:type="dxa" w:w="100"/>
+              <w:bottom w:type="dxa" w:w="60"/>
+              <w:right w:type="dxa" w:w="100"/>
+            </w:tcMar>
+          </w:tcPr>
+          <w:p>
+            <w:r>
+              <w:rPr>
+                <w:b w:val="false"/>
+                <w:bCs w:val="false"/>
+                <w:i w:val="false"/>
+                <w:iCs w:val="false"/>
+                <w:sz w:val="19"/>
+                <w:szCs w:val="19"/>
+              </w:rPr>
+              <w:t xml:space="preserve">0</w:t>
+            </w:r>
+          </w:p>
+        </w:tc>
+      </w:tr>
+      <w:tr>
+        <w:trPr>
+          <w:tblHeader w:val="off"/>
+        </w:trPr>
+        <w:tc>
+          <w:tcPr>
+            <w:tcW w:type="dxa" w:w="2800"/>
+            <w:tcMar>
+              <w:top w:type="dxa" w:w="60"/>
+              <w:left w:type="dxa" w:w="100"/>
+              <w:bottom w:type="dxa" w:w="60"/>
+              <w:right w:type="dxa" w:w="100"/>
+            </w:tcMar>
+          </w:tcPr>
+          <w:p>
+            <w:r>
+              <w:rPr>
+                <w:b w:val="false"/>
+                <w:bCs w:val="false"/>
+                <w:i w:val="false"/>
+                <w:iCs w:val="false"/>
+                <w:sz w:val="19"/>
+                <w:szCs w:val="19"/>
+              </w:rPr>
               <w:t xml:space="preserve">Femmes reçues pendant la demi-journée observée</w:t>
             </w:r>
           </w:p>
@@ -3561,7 +3715,7 @@
           <w:sz w:val="22"/>
           <w:szCs w:val="22"/>
         </w:rPr>
-        <w:t xml:space="preserve">Le jour de l'observation, le tensiomètre était présent dans les 16 centres, mais la recherche de la glycémie n'était réalisable que dans 5 d'entre eux. Dans 4 centres, le glucomètre était présent sans pouvoir servir (bandelettes absentes ou périmées, appareil en panne) ; 7 centres n'en disposaient pas. Cette distribution matérielle forme l'arrière-plan des propos rapportés dans la suite du chapitre.</w:t>
+        <w:t xml:space="preserve">Le jour de l'observation, le tensiomètre était présent en salle de CPN dans les 16 centres. Un glucomètre existait dans 15 centres, mais dans aucun il ne se trouvait en salle de CPN (0) : il était au laboratoire du centre ou à la consultation des maladies chroniques. La glycémie d'une femme enceinte n'était réalisable, sur bon de la CPN, que dans 5 centres ; dans 3 autres, le glucomètre et ses bandelettes étaient réservés à la consultation des maladies chroniques ; dans 7, l'appareil était en panne ou les bandelettes absentes ou périmées ; le centre le plus récent n'en était pas encore doté. Cette distribution forme l'arrière-plan des propos rapportés dans la suite du chapitre.</w:t>
       </w:r>
     </w:p>
     <w:p>
@@ -3689,7 +3843,7 @@
           <w:sz w:val="22"/>
           <w:szCs w:val="22"/>
         </w:rPr>
-        <w:t xml:space="preserve">Définition. La mesure de la tension est un geste intégré presque partout ; la recherche du diabète dépend entièrement des moyens du centre, et cesse d'être pensée là où elle n'est pas possible. Ce thème ne décrit pas un défaut de connaissance des professionnels.</w:t>
+        <w:t xml:space="preserve">Définition. La mesure de la tension est un geste intégré à la CPN presque partout ; la recherche du diabète se fait hors de la CPN — au laboratoire du centre ou à la consultation des maladies chroniques — et dépend de bandelettes que la CPN ne gère pas. Là où ce circuit n'est pas ouvert à la femme enceinte, elle cesse d'être pensée. Ce thème ne décrit pas un défaut de connaissance des professionnels.</w:t>
       </w:r>
     </w:p>
     <w:p>
@@ -3746,7 +3900,7 @@
           <w:sz w:val="22"/>
           <w:szCs w:val="22"/>
         </w:rPr>
-        <w:t xml:space="preserve">Pour la glycémie, trois situations se dégagent : l'absence d'appareil, qui fait disparaître le geste ; l'appareil présent mais inutilisable, vécu comme plus pénible encore ; et le dépistage ciblé sur des facteurs de risque, là où les intrants existent. Dans ce dernier cas, la sélection des femmes repose sur le jugement du professionnel, parfois sur des habitudes transmises de bouche à oreille.</w:t>
+        <w:t xml:space="preserve">Pour la glycémie, aucun participant ne décrit un geste réalisé en salle de CPN. Le test suppose un bon, un passage au laboratoire, souvent une file d'attente supplémentaire, et des bandelettes que le laboratoire répartit lui-même. Onze participants décrivent ce circuit, et plusieurs une priorité donnée aux patients suivis pour une maladie chronique : le glucomètre existe dans le centre, mais il n'est pas, dans les faits, un outil de la CPN.</w:t>
       </w:r>
     </w:p>
     <w:p>
@@ -3762,7 +3916,7 @@
           <w:sz w:val="21"/>
           <w:szCs w:val="21"/>
         </w:rPr>
-        <w:t xml:space="preserve">« Quand on n'a rien, on n'y pense plus. Quand on a tout sous les yeux et qu'on ne peut pas s'en servir, on y pense à chaque femme. »</w:t>
+        <w:t xml:space="preserve">« Le glucomètre est au laboratoire, et les bandelettes sont comptées : le labo en a douze ce mois, et il les garde d'abord pour les malades chroniques. »</w:t>
       </w:r>
     </w:p>
     <w:p>
@@ -3777,7 +3931,7 @@
           <w:sz w:val="19"/>
           <w:szCs w:val="19"/>
         </w:rPr>
-        <w:t xml:space="preserve">(P13, sage-femme — traduit du kinyarwanda)</w:t>
+        <w:t xml:space="preserve">(P02, sage-femme)</w:t>
       </w:r>
     </w:p>
     <w:p>
@@ -3793,7 +3947,7 @@
           <w:sz w:val="21"/>
           <w:szCs w:val="21"/>
         </w:rPr>
-        <w:t xml:space="preserve">« Il y avait une sage-femme qui faisait le test aux femmes grosses ou qui avaient eu un gros bébé. Je fais pareil. Mais je ne sais pas si c'est la règle complète ou seulement son habitude à elle. »</w:t>
+        <w:t xml:space="preserve">« Le sucre, il y a un appareil au laboratoire, pour les malades chroniques. Pour les femmes enceintes, on ne l'a jamais fait. Jamais. »</w:t>
       </w:r>
     </w:p>
     <w:p>
@@ -3808,7 +3962,7 @@
           <w:sz w:val="19"/>
           <w:szCs w:val="19"/>
         </w:rPr>
-        <w:t xml:space="preserve">(P14, infirmière — traduit du kinyarwanda)</w:t>
+        <w:t xml:space="preserve">(P20, infirmier — traduit du kinyarwanda)</w:t>
       </w:r>
     </w:p>
     <w:p>
@@ -3821,7 +3975,7 @@
           <w:sz w:val="22"/>
           <w:szCs w:val="22"/>
         </w:rPr>
-        <w:t xml:space="preserve">Le savoir lui-même s'érode lorsqu'il n'est pas pratiqué : 4 participants décrivent une compétence acquise en formation puis désapprise faute d'outil.</w:t>
+        <w:t xml:space="preserve">Trois situations se dégagent alors : le circuit fermé à la CPN, qui fait disparaître le geste jusque dans la pensée ; le circuit ouvert mais inutilisable (appareil en panne, bandelettes absentes ou périmées), vécu comme plus pénible encore ; et le dépistage ciblé sur des facteurs de risque, là où le laboratoire accepte les bons de la CPN. Dans ce dernier cas, la sélection des femmes repose sur le jugement du professionnel, parfois sur des habitudes transmises de bouche à oreille.</w:t>
       </w:r>
     </w:p>
     <w:p>
@@ -3837,7 +3991,7 @@
           <w:sz w:val="21"/>
           <w:szCs w:val="21"/>
         </w:rPr>
-        <w:t xml:space="preserve">« J'ai la connaissance et je n'ai pas l'outil. C'est comme apprendre à conduire et ne pas avoir de voiture. Et avec le temps j'ai peur d'oublier. »</w:t>
+        <w:t xml:space="preserve">« Quand on n'a rien, on n'y pense plus. Quand on a tout sous les yeux et qu'on ne peut pas s'en servir, on y pense à chaque femme. »</w:t>
       </w:r>
     </w:p>
     <w:p>
@@ -3852,42 +4006,7 @@
           <w:sz w:val="19"/>
           <w:szCs w:val="19"/>
         </w:rPr>
-        <w:t xml:space="preserve">(P06, sage-femme — traduit du kinyarwanda)</w:t>
-      </w:r>
-    </w:p>
-    <w:p>
-      <w:pPr>
-        <w:pStyle w:val="Heading3"/>
-        <w:spacing w:after="100" w:before="180"/>
-      </w:pPr>
-      <w:r>
-        <w:t xml:space="preserve">5.2.3. Thème 2 — Expliquer moins à celles qui savent le moins</w:t>
-      </w:r>
-    </w:p>
-    <w:p>
-      <w:pPr>
-        <w:spacing w:after="140"/>
-        <w:jc w:val="both"/>
-      </w:pPr>
-      <w:r>
-        <w:rPr>
-          <w:sz w:val="22"/>
-          <w:szCs w:val="22"/>
-        </w:rPr>
-        <w:t xml:space="preserve">Définition. L'explication qui suit la mesure varie selon l'heure, la charge de travail et l'idée que le soignant se fait de la femme — à l'inverse des besoins. Ce thème n'est pas présenté comme une faute individuelle : ce sont les participants eux-mêmes qui le décrivent.</w:t>
-      </w:r>
-    </w:p>
-    <w:p>
-      <w:pPr>
-        <w:spacing w:after="140"/>
-        <w:jc w:val="both"/>
-      </w:pPr>
-      <w:r>
-        <w:rPr>
-          <w:sz w:val="22"/>
-          <w:szCs w:val="22"/>
-        </w:rPr>
-        <w:t xml:space="preserve">Dix-huit participants décrivent une modulation de l'information selon les femmes. Trois critères reviennent : le niveau d'instruction supposé, l'heure d'arrivée et l'assurance de la femme à poser des questions. Plusieurs participants formulent eux-mêmes le paradoxe : celles qui disposent d'autres sources d'information reçoivent l'explication la plus complète.</w:t>
+        <w:t xml:space="preserve">(P13, sage-femme — traduit du kinyarwanda)</w:t>
       </w:r>
     </w:p>
     <w:p>
@@ -3903,7 +4022,7 @@
           <w:sz w:val="21"/>
           <w:szCs w:val="21"/>
         </w:rPr>
-        <w:t xml:space="preserve">« Celle qui a fait le secondaire, elle ira chercher l'information ailleurs, elle a un téléphone, elle connaît quelqu'un. Celle à qui je dis deux mots, c'est tout ce qu'elle aura. Donc je donne le plus à celle qui a déjà, et le moins à celle qui n'a rien. »</w:t>
+        <w:t xml:space="preserve">« Il y avait une sage-femme qui faisait le test aux femmes grosses ou qui avaient eu un gros bébé. Je fais pareil. Mais je ne sais pas si c'est la règle complète ou seulement son habitude à elle. »</w:t>
       </w:r>
     </w:p>
     <w:p>
@@ -3918,7 +4037,20 @@
           <w:sz w:val="19"/>
           <w:szCs w:val="19"/>
         </w:rPr>
-        <w:t xml:space="preserve">(P02, sage-femme)</w:t>
+        <w:t xml:space="preserve">(P14, infirmière — traduit du kinyarwanda)</w:t>
+      </w:r>
+    </w:p>
+    <w:p>
+      <w:pPr>
+        <w:spacing w:after="140"/>
+        <w:jc w:val="both"/>
+      </w:pPr>
+      <w:r>
+        <w:rPr>
+          <w:sz w:val="22"/>
+          <w:szCs w:val="22"/>
+        </w:rPr>
+        <w:t xml:space="preserve">Le savoir lui-même s'érode lorsqu'il n'est pas pratiqué : 4 participants décrivent une compétence acquise en formation puis désapprise faute d'outil.</w:t>
       </w:r>
     </w:p>
     <w:p>
@@ -3934,7 +4066,7 @@
           <w:sz w:val="21"/>
           <w:szCs w:val="21"/>
         </w:rPr>
-        <w:t xml:space="preserve">« Si vous venez à sept heures trente, vous aurez une infirmière qui vous explique. Si vous venez à onze heures, vous aurez la même infirmière mais elle vous dira trois mots. C'est le même service et ce n'est pas le même service. »</w:t>
+        <w:t xml:space="preserve">« J'ai la connaissance et je n'ai pas l'outil. C'est comme apprendre à conduire et ne pas avoir de voiture. Et avec le temps j'ai peur d'oublier. »</w:t>
       </w:r>
     </w:p>
     <w:p>
@@ -3949,7 +4081,16 @@
           <w:sz w:val="19"/>
           <w:szCs w:val="19"/>
         </w:rPr>
-        <w:t xml:space="preserve">(P04, infirmière — traduit du kinyarwanda)</w:t>
+        <w:t xml:space="preserve">(P06, sage-femme — traduit du kinyarwanda)</w:t>
+      </w:r>
+    </w:p>
+    <w:p>
+      <w:pPr>
+        <w:pStyle w:val="Heading3"/>
+        <w:spacing w:after="100" w:before="180"/>
+      </w:pPr>
+      <w:r>
+        <w:t xml:space="preserve">5.2.3. Thème 2 — Expliquer moins à celles qui savent le moins</w:t>
       </w:r>
     </w:p>
     <w:p>
@@ -3962,7 +4103,20 @@
           <w:sz w:val="22"/>
           <w:szCs w:val="22"/>
         </w:rPr>
-        <w:t xml:space="preserve">La modulation est parfois découverte au cours même de l'entretien, ce qui en signale le caractère non réfléchi.</w:t>
+        <w:t xml:space="preserve">Définition. L'explication qui suit la mesure varie selon l'heure, la charge de travail et l'idée que le soignant se fait de la femme — à l'inverse des besoins. Ce thème n'est pas présenté comme une faute individuelle : ce sont les participants eux-mêmes qui le décrivent.</w:t>
+      </w:r>
+    </w:p>
+    <w:p>
+      <w:pPr>
+        <w:spacing w:after="140"/>
+        <w:jc w:val="both"/>
+      </w:pPr>
+      <w:r>
+        <w:rPr>
+          <w:sz w:val="22"/>
+          <w:szCs w:val="22"/>
+        </w:rPr>
+        <w:t xml:space="preserve">Dix-huit participants décrivent une modulation de l'information selon les femmes. Trois critères reviennent : le niveau d'instruction supposé, l'heure d'arrivée et l'assurance de la femme à poser des questions. Plusieurs participants formulent eux-mêmes le paradoxe : celles qui disposent d'autres sources d'information reçoivent l'explication la plus complète.</w:t>
       </w:r>
     </w:p>
     <w:p>
@@ -3978,7 +4132,7 @@
           <w:sz w:val="21"/>
           <w:szCs w:val="21"/>
         </w:rPr>
-        <w:t xml:space="preserve">« c'est vrai que celle qui aurait le plus besoin d'explications, c'est peut-être celle-là. Je n'y avais pas pensé comme ça. »</w:t>
+        <w:t xml:space="preserve">« Celle qui a fait le secondaire, elle ira chercher l'information ailleurs, elle a un téléphone, elle connaît quelqu'un. Celle à qui je dis deux mots, c'est tout ce qu'elle aura. Donc je donne le plus à celle qui a déjà, et le moins à celle qui n'a rien. »</w:t>
       </w:r>
     </w:p>
     <w:p>
@@ -3993,20 +4147,7 @@
           <w:sz w:val="19"/>
           <w:szCs w:val="19"/>
         </w:rPr>
-        <w:t xml:space="preserve">(P01, infirmier — traduit du kinyarwanda)</w:t>
-      </w:r>
-    </w:p>
-    <w:p>
-      <w:pPr>
-        <w:spacing w:after="140"/>
-        <w:jc w:val="both"/>
-      </w:pPr>
-      <w:r>
-        <w:rPr>
-          <w:sz w:val="22"/>
-          <w:szCs w:val="22"/>
-        </w:rPr>
-        <w:t xml:space="preserve">À l'inverse, 5 participants affirment donner la même explication à toutes. Deux justifications apparaissent : un nombre de femmes assez faible pour laisser le temps à chacune, ou une explication devenue si brève qu'elle ne peut plus varier.</w:t>
+        <w:t xml:space="preserve">(P02, sage-femme)</w:t>
       </w:r>
     </w:p>
     <w:p>
@@ -4022,7 +4163,7 @@
           <w:sz w:val="21"/>
           <w:szCs w:val="21"/>
         </w:rPr>
-        <w:t xml:space="preserve">« Je dis la même chose à toutes. Après trente ans, on a ses phrases. »</w:t>
+        <w:t xml:space="preserve">« Si vous venez à sept heures trente, vous aurez une infirmière qui vous explique. Si vous venez à onze heures, vous aurez la même infirmière mais elle vous dira trois mots. C'est le même service et ce n'est pas le même service. »</w:t>
       </w:r>
     </w:p>
     <w:p>
@@ -4037,7 +4178,7 @@
           <w:sz w:val="19"/>
           <w:szCs w:val="19"/>
         </w:rPr>
-        <w:t xml:space="preserve">(P20, infirmier — traduit du kinyarwanda)</w:t>
+        <w:t xml:space="preserve">(P04, infirmière — traduit du kinyarwanda)</w:t>
       </w:r>
     </w:p>
     <w:p>
@@ -4050,7 +4191,7 @@
           <w:sz w:val="22"/>
           <w:szCs w:val="22"/>
         </w:rPr>
-        <w:t xml:space="preserve">Le contenu de l'explication porte sur le danger immédiat et l'orientation vers l'hôpital ; le risque au-delà de la grossesse n'est évoqué que par 8 participants. Certains disent le taire délibérément, faute de service vers lequel orienter la femme après l'accouchement.</w:t>
+        <w:t xml:space="preserve">La modulation est parfois découverte au cours même de l'entretien, ce qui en signale le caractère non réfléchi.</w:t>
       </w:r>
     </w:p>
     <w:p>
@@ -4066,7 +4207,7 @@
           <w:sz w:val="21"/>
           <w:szCs w:val="21"/>
         </w:rPr>
-        <w:t xml:space="preserve">« Dire à quelqu'un de se faire suivre quand il n'y a pas de service pour le suivre, ça crée de l'inquiétude sans rien résoudre. Alors je me tais, et je sais que ce n'est pas bien. »</w:t>
+        <w:t xml:space="preserve">« c'est vrai que celle qui aurait le plus besoin d'explications, c'est peut-être celle-là. Je n'y avais pas pensé comme ça. »</w:t>
       </w:r>
     </w:p>
     <w:p>
@@ -4081,7 +4222,7 @@
           <w:sz w:val="19"/>
           <w:szCs w:val="19"/>
         </w:rPr>
-        <w:t xml:space="preserve">(P09, infirmière — traduit du kinyarwanda)</w:t>
+        <w:t xml:space="preserve">(P01, infirmier — traduit du kinyarwanda)</w:t>
       </w:r>
     </w:p>
     <w:p>
@@ -4094,7 +4235,7 @@
           <w:sz w:val="22"/>
           <w:szCs w:val="22"/>
         </w:rPr>
-        <w:t xml:space="preserve">Des contre-pratiques sont décrites. Cinq participants vérifient la compréhension en faisant reformuler la femme ; 2 utilisent un support visuel, qui donne la même information à celle qui lit et à celle qui ne lit pas. Une participante refuse explicitement de classer les femmes par avance.</w:t>
+        <w:t xml:space="preserve">À l'inverse, 5 participants affirment donner la même explication à toutes. Deux justifications apparaissent : un nombre de femmes assez faible pour laisser le temps à chacune, ou une explication devenue si brève qu'elle ne peut plus varier.</w:t>
       </w:r>
     </w:p>
     <w:p>
@@ -4110,7 +4251,7 @@
           <w:sz w:val="21"/>
           <w:szCs w:val="21"/>
         </w:rPr>
-        <w:t xml:space="preserve">« Avec l'affiche, j'explique pareil à toutes, c'est ça l'avantage : l'image est la même pour celle qui sait lire et pour celle qui ne sait pas. »</w:t>
+        <w:t xml:space="preserve">« Je dis la même chose à toutes. Après trente ans, on a ses phrases. »</w:t>
       </w:r>
     </w:p>
     <w:p>
@@ -4125,7 +4266,20 @@
           <w:sz w:val="19"/>
           <w:szCs w:val="19"/>
         </w:rPr>
-        <w:t xml:space="preserve">(P15, sage-femme — traduit du kinyarwanda)</w:t>
+        <w:t xml:space="preserve">(P20, infirmier — traduit du kinyarwanda)</w:t>
+      </w:r>
+    </w:p>
+    <w:p>
+      <w:pPr>
+        <w:spacing w:after="140"/>
+        <w:jc w:val="both"/>
+      </w:pPr>
+      <w:r>
+        <w:rPr>
+          <w:sz w:val="22"/>
+          <w:szCs w:val="22"/>
+        </w:rPr>
+        <w:t xml:space="preserve">Le contenu de l'explication porte sur le danger immédiat et l'orientation vers l'hôpital ; le risque au-delà de la grossesse n'est évoqué que par 8 participants. Certains disent le taire délibérément, faute de service vers lequel orienter la femme après l'accouchement.</w:t>
       </w:r>
     </w:p>
     <w:p>
@@ -4141,7 +4295,7 @@
           <w:sz w:val="21"/>
           <w:szCs w:val="21"/>
         </w:rPr>
-        <w:t xml:space="preserve">« quand j'étais jeune, j'adaptais selon ce que je croyais : celle-ci a l'air pauvre, elle ne comprendra pas. Et je me trompais souvent. Depuis, je ne devine plus. »</w:t>
+        <w:t xml:space="preserve">« Dire à quelqu'un de se faire suivre quand il n'y a pas de service pour le suivre, ça crée de l'inquiétude sans rien résoudre. Alors je me tais, et je sais que ce n'est pas bien. »</w:t>
       </w:r>
     </w:p>
     <w:p>
@@ -4156,7 +4310,7 @@
           <w:sz w:val="19"/>
           <w:szCs w:val="19"/>
         </w:rPr>
-        <w:t xml:space="preserve">(P18, infirmière — traduit du kinyarwanda)</w:t>
+        <w:t xml:space="preserve">(P09, infirmière — traduit du kinyarwanda)</w:t>
       </w:r>
     </w:p>
     <w:p>
@@ -4169,51 +4323,7 @@
           <w:sz w:val="22"/>
           <w:szCs w:val="22"/>
         </w:rPr>
-        <w:t xml:space="preserve">Enfin, 2 infirmiers ou infirmières déclarent ne pas expliquer eux-mêmes le résultat, qu'ils laissent à une collègue sage-femme. Le premier professionnel à connaître une tension élevée n'est donc pas toujours celui qui l'explique.</w:t>
-      </w:r>
-    </w:p>
-    <w:p>
-      <w:pPr>
-        <w:pStyle w:val="Heading2"/>
-        <w:spacing w:after="120" w:before="220"/>
-      </w:pPr>
-      <w:r>
-        <w:t xml:space="preserve">5.3. Conditions perçues du dépistage (objectif spécifique 2)</w:t>
-      </w:r>
-    </w:p>
-    <w:p>
-      <w:pPr>
-        <w:spacing w:after="140"/>
-        <w:jc w:val="both"/>
-      </w:pPr>
-      <w:r>
-        <w:rPr>
-          <w:sz w:val="22"/>
-          <w:szCs w:val="22"/>
-        </w:rPr>
-        <w:t xml:space="preserve">Les conditions sont présentées selon les niveaux du cadre conceptuel : individuel, organisationnel, systémique, puis social et communautaire. Les thèmes 3 à 7 s'y rattachent.</w:t>
-      </w:r>
-    </w:p>
-    <w:p>
-      <w:pPr>
-        <w:pStyle w:val="Heading3"/>
-        <w:spacing w:after="100" w:before="180"/>
-      </w:pPr>
-      <w:r>
-        <w:t xml:space="preserve">5.3.1. Conditions individuelles et professionnelles</w:t>
-      </w:r>
-    </w:p>
-    <w:p>
-      <w:pPr>
-        <w:spacing w:after="140"/>
-        <w:jc w:val="both"/>
-      </w:pPr>
-      <w:r>
-        <w:rPr>
-          <w:sz w:val="22"/>
-          <w:szCs w:val="22"/>
-        </w:rPr>
-        <w:t xml:space="preserve">La formation est évoquée dans tous les entretiens, et 21 participants sur 21 décrivent une préparation initiale absente ou insuffisante au dépistage du diabète gestationnel. La formation continue, lorsqu'elle a eu lieu, est décrite comme décisive : elle donne « les mots » pour expliquer. Mais elle est ponctuelle et nominative : quand la seule personne formée est absente ou mutée, le savoir part avec elle. Neuf participants décrivent une transmission informelle entre collègues, qui comble ce manque sans en garantir le contenu.</w:t>
+        <w:t xml:space="preserve">Des contre-pratiques sont décrites. Cinq participants vérifient la compréhension en faisant reformuler la femme ; 2 utilisent un support visuel, qui donne la même information à celle qui lit et à celle qui ne lit pas. Une participante refuse explicitement de classer les femmes par avance.</w:t>
       </w:r>
     </w:p>
     <w:p>
@@ -4229,7 +4339,7 @@
           <w:sz w:val="21"/>
           <w:szCs w:val="21"/>
         </w:rPr>
-        <w:t xml:space="preserve">« une personne formée qui part en congé, c'est un centre qui redevient comme avant. »</w:t>
+        <w:t xml:space="preserve">« Avec l'affiche, j'explique pareil à toutes, c'est ça l'avantage : l'image est la même pour celle qui sait lire et pour celle qui ne sait pas. »</w:t>
       </w:r>
     </w:p>
     <w:p>
@@ -4244,7 +4354,7 @@
           <w:sz w:val="19"/>
           <w:szCs w:val="19"/>
         </w:rPr>
-        <w:t xml:space="preserve">(P06, sage-femme — traduit du kinyarwanda)</w:t>
+        <w:t xml:space="preserve">(P15, sage-femme — traduit du kinyarwanda)</w:t>
       </w:r>
     </w:p>
     <w:p>
@@ -4260,7 +4370,7 @@
           <w:sz w:val="21"/>
           <w:szCs w:val="21"/>
         </w:rPr>
-        <w:t xml:space="preserve">« On est nombreux dans les centres, et on n'est ni formés ni consultés. C'est nous qui tenons les constantes, et les constantes, c'est là que le dépistage commence. »</w:t>
+        <w:t xml:space="preserve">« quand j'étais jeune, j'adaptais selon ce que je croyais : celle-ci a l'air pauvre, elle ne comprendra pas. Et je me trompais souvent. Depuis, je ne devine plus. »</w:t>
       </w:r>
     </w:p>
     <w:p>
@@ -4275,7 +4385,42 @@
           <w:sz w:val="19"/>
           <w:szCs w:val="19"/>
         </w:rPr>
-        <w:t xml:space="preserve">(P08, infirmier — traduit du kinyarwanda)</w:t>
+        <w:t xml:space="preserve">(P18, infirmière — traduit du kinyarwanda)</w:t>
+      </w:r>
+    </w:p>
+    <w:p>
+      <w:pPr>
+        <w:spacing w:after="140"/>
+        <w:jc w:val="both"/>
+      </w:pPr>
+      <w:r>
+        <w:rPr>
+          <w:sz w:val="22"/>
+          <w:szCs w:val="22"/>
+        </w:rPr>
+        <w:t xml:space="preserve">Enfin, 2 infirmiers ou infirmières déclarent ne pas expliquer eux-mêmes le résultat, qu'ils laissent à une collègue sage-femme. Le premier professionnel à connaître une tension élevée n'est donc pas toujours celui qui l'explique.</w:t>
+      </w:r>
+    </w:p>
+    <w:p>
+      <w:pPr>
+        <w:pStyle w:val="Heading2"/>
+        <w:spacing w:after="120" w:before="220"/>
+      </w:pPr>
+      <w:r>
+        <w:t xml:space="preserve">5.3. Conditions perçues du dépistage (objectif spécifique 2)</w:t>
+      </w:r>
+    </w:p>
+    <w:p>
+      <w:pPr>
+        <w:spacing w:after="140"/>
+        <w:jc w:val="both"/>
+      </w:pPr>
+      <w:r>
+        <w:rPr>
+          <w:sz w:val="22"/>
+          <w:szCs w:val="22"/>
+        </w:rPr>
+        <w:t xml:space="preserve">Les conditions sont présentées selon les niveaux du cadre conceptuel : individuel, organisationnel, systémique, puis social et communautaire. Les thèmes 3 à 7 s'y rattachent.</w:t>
       </w:r>
     </w:p>
     <w:p>
@@ -4284,7 +4429,7 @@
         <w:spacing w:after="100" w:before="180"/>
       </w:pPr>
       <w:r>
-        <w:t xml:space="preserve">5.3.2. Conditions organisationnelles</w:t>
+        <w:t xml:space="preserve">5.3.1. Conditions individuelles et professionnelles</w:t>
       </w:r>
     </w:p>
     <w:p>
@@ -4297,7 +4442,7 @@
           <w:sz w:val="22"/>
           <w:szCs w:val="22"/>
         </w:rPr>
-        <w:t xml:space="preserve">La charge de travail est évoquée par 21 participants sur 21, et elle se lit dans le temps : deux professionnels pour une file de vingt-cinq à cinquante femmes, une consultation interrompue par un accouchement, une matinée où la collègue est appelée à la vaccination. Quatre participants décrivent une concurrence entre programmes, au détriment de la CPN. L'absence de maintenance des appareils est rapportée par 5 participants.</w:t>
+        <w:t xml:space="preserve">La formation est évoquée dans tous les entretiens, et 21 participants sur 21 décrivent une préparation initiale absente ou insuffisante au dépistage du diabète gestationnel. La formation continue, lorsqu'elle a eu lieu, est décrite comme décisive : elle donne « les mots » pour expliquer. Mais elle est ponctuelle et nominative : quand la seule personne formée est absente ou mutée, le savoir part avec elle. Neuf participants décrivent une transmission informelle entre collègues, qui comble ce manque sans en garantir le contenu.</w:t>
       </w:r>
     </w:p>
     <w:p>
@@ -4313,7 +4458,7 @@
           <w:sz w:val="21"/>
           <w:szCs w:val="21"/>
         </w:rPr>
-        <w:t xml:space="preserve">« Nous sommes deux pour la CPN et la maternité en même temps. Un accouchement ne peut pas attendre. Donc c'est la CPN qui attend, toujours. »</w:t>
+        <w:t xml:space="preserve">« une personne formée qui part en congé, c'est un centre qui redevient comme avant. »</w:t>
       </w:r>
     </w:p>
     <w:p>
@@ -4328,7 +4473,7 @@
           <w:sz w:val="19"/>
           <w:szCs w:val="19"/>
         </w:rPr>
-        <w:t xml:space="preserve">(P10, sage-femme — traduit du kinyarwanda)</w:t>
+        <w:t xml:space="preserve">(P06, sage-femme — traduit du kinyarwanda)</w:t>
       </w:r>
     </w:p>
     <w:p>
@@ -4344,7 +4489,7 @@
           <w:sz w:val="21"/>
           <w:szCs w:val="21"/>
         </w:rPr>
-        <w:t xml:space="preserve">« Il n'y a pas de service qui répare : quand un appareil tombe, il reste sur la table. »</w:t>
+        <w:t xml:space="preserve">« On est nombreux dans les centres, et on n'est ni formés ni consultés. C'est nous qui tenons les constantes, et les constantes, c'est là que le dépistage commence. »</w:t>
       </w:r>
     </w:p>
     <w:p>
@@ -4359,7 +4504,16 @@
           <w:sz w:val="19"/>
           <w:szCs w:val="19"/>
         </w:rPr>
-        <w:t xml:space="preserve">(P09, infirmière — traduit du kinyarwanda)</w:t>
+        <w:t xml:space="preserve">(P08, infirmier — traduit du kinyarwanda)</w:t>
+      </w:r>
+    </w:p>
+    <w:p>
+      <w:pPr>
+        <w:pStyle w:val="Heading3"/>
+        <w:spacing w:after="100" w:before="180"/>
+      </w:pPr>
+      <w:r>
+        <w:t xml:space="preserve">5.3.2. Conditions organisationnelles</w:t>
       </w:r>
     </w:p>
     <w:p>
@@ -4372,7 +4526,7 @@
           <w:sz w:val="22"/>
           <w:szCs w:val="22"/>
         </w:rPr>
-        <w:t xml:space="preserve">Le facilitateur le plus souvent cité est organisationnel : un poste des constantes tenu par une personne dédiée, qui ne peut pas être appelée ailleurs.</w:t>
+        <w:t xml:space="preserve">La charge de travail est évoquée par 21 participants sur 21, et elle se lit dans le temps : deux professionnels pour une file de vingt-cinq à cinquante femmes, une consultation interrompue par un accouchement, une matinée où la collègue est appelée à la vaccination. Quatre participants décrivent une concurrence entre programmes, au détriment de la CPN. L'absence de maintenance des appareils est rapportée par 5 participants.</w:t>
       </w:r>
     </w:p>
     <w:p>
@@ -4388,7 +4542,7 @@
           <w:sz w:val="21"/>
           <w:szCs w:val="21"/>
         </w:rPr>
-        <w:t xml:space="preserve">« la personne aux constantes ne fait que ça, elle ne saute pas la tension parce qu'elle est appelée ailleurs. »</w:t>
+        <w:t xml:space="preserve">« Nous sommes deux pour la CPN et la maternité en même temps. Un accouchement ne peut pas attendre. Donc c'est la CPN qui attend, toujours. »</w:t>
       </w:r>
     </w:p>
     <w:p>
@@ -4403,42 +4557,7 @@
           <w:sz w:val="19"/>
           <w:szCs w:val="19"/>
         </w:rPr>
-        <w:t xml:space="preserve">(P01, infirmier — traduit du kinyarwanda)</w:t>
-      </w:r>
-    </w:p>
-    <w:p>
-      <w:pPr>
-        <w:pStyle w:val="Heading3"/>
-        <w:spacing w:after="100" w:before="180"/>
-      </w:pPr>
-      <w:r>
-        <w:t xml:space="preserve">5.3.3. Thème 4 — Ce qui est compté existe</w:t>
-      </w:r>
-    </w:p>
-    <w:p>
-      <w:pPr>
-        <w:spacing w:after="140"/>
-        <w:jc w:val="both"/>
-      </w:pPr>
-      <w:r>
-        <w:rPr>
-          <w:sz w:val="22"/>
-          <w:szCs w:val="22"/>
-        </w:rPr>
-        <w:t xml:space="preserve">Définition. Les intrants, la maintenance et l'attention de l'encadrement suivent les indicateurs ; le dépistage de l'hypertension et du diabète n'en fait pas partie.</w:t>
-      </w:r>
-    </w:p>
-    <w:p>
-      <w:pPr>
-        <w:spacing w:after="140"/>
-        <w:jc w:val="both"/>
-      </w:pPr>
-      <w:r>
-        <w:rPr>
-          <w:sz w:val="22"/>
-          <w:szCs w:val="22"/>
-        </w:rPr>
-        <w:t xml:space="preserve">Interrogés sur la manière dont l'encadrement considère ce dépistage, les participants décrivent de façon concordante une supervision centrée sur la fréquentation (CPN1, CPN4, accouchements assistés, vaccination) et sur la complétude des registres. Aucun ne rapporte avoir eu à déclarer un nombre de tensions élevées dépistées ou de glycémies réalisées. Plusieurs établissent un lien direct entre cette absence et la rupture des intrants.</w:t>
+        <w:t xml:space="preserve">(P10, sage-femme — traduit du kinyarwanda)</w:t>
       </w:r>
     </w:p>
     <w:p>
@@ -4454,7 +4573,7 @@
           <w:sz w:val="21"/>
           <w:szCs w:val="21"/>
         </w:rPr>
-        <w:t xml:space="preserve">« Le fer, on l'a toujours. La moustiquaire, on l'a toujours. Parce qu'ils sont dans les indicateurs. Les bandelettes de glycémie ne sont dans aucun indicateur, donc elles arrivent en dernier ou pas du tout. »</w:t>
+        <w:t xml:space="preserve">« Il n'y a pas de service qui répare : quand un appareil tombe, il reste sur la table. »</w:t>
       </w:r>
     </w:p>
     <w:p>
@@ -4469,7 +4588,20 @@
           <w:sz w:val="19"/>
           <w:szCs w:val="19"/>
         </w:rPr>
-        <w:t xml:space="preserve">(P07, sage-femme)</w:t>
+        <w:t xml:space="preserve">(P09, infirmière — traduit du kinyarwanda)</w:t>
+      </w:r>
+    </w:p>
+    <w:p>
+      <w:pPr>
+        <w:spacing w:after="140"/>
+        <w:jc w:val="both"/>
+      </w:pPr>
+      <w:r>
+        <w:rPr>
+          <w:sz w:val="22"/>
+          <w:szCs w:val="22"/>
+        </w:rPr>
+        <w:t xml:space="preserve">Le facilitateur le plus souvent cité est organisationnel : un poste des constantes tenu par une personne dédiée, qui ne peut pas être appelée ailleurs.</w:t>
       </w:r>
     </w:p>
     <w:p>
@@ -4485,7 +4617,7 @@
           <w:sz w:val="21"/>
           <w:szCs w:val="21"/>
         </w:rPr>
-        <w:t xml:space="preserve">« S'il y avait un chiffre à rendre sur les glycémies faites, l'appareil serait réparé depuis longtemps. Je le dis sans amertume : c'est comme ça que le système fonctionne, il répare ce qu'il mesure. »</w:t>
+        <w:t xml:space="preserve">« la personne aux constantes ne fait que ça, elle ne saute pas la tension parce qu'elle est appelée ailleurs. »</w:t>
       </w:r>
     </w:p>
     <w:p>
@@ -4500,7 +4632,16 @@
           <w:sz w:val="19"/>
           <w:szCs w:val="19"/>
         </w:rPr>
-        <w:t xml:space="preserve">(P09, infirmière — traduit du kinyarwanda)</w:t>
+        <w:t xml:space="preserve">(P01, infirmier — traduit du kinyarwanda)</w:t>
+      </w:r>
+    </w:p>
+    <w:p>
+      <w:pPr>
+        <w:pStyle w:val="Heading3"/>
+        <w:spacing w:after="100" w:before="180"/>
+      </w:pPr>
+      <w:r>
+        <w:t xml:space="preserve">5.3.3. Thème 4 — Ce qui est compté existe</w:t>
       </w:r>
     </w:p>
     <w:p>
@@ -4513,7 +4654,20 @@
           <w:sz w:val="22"/>
           <w:szCs w:val="22"/>
         </w:rPr>
-        <w:t xml:space="preserve">Le même mécanisme oriente le travail des titulaires, dont 2 décrivent une charge administrative qui les éloigne de la consultation. Un contre-exemple confirme le thème par l'inverse : dans un centre dont l'équipe a fait inscrire les glycémies dans le rapport mensuel interne, l'approvisionnement est décrit comme régulier.</w:t>
+        <w:t xml:space="preserve">Définition. Les intrants, la maintenance et l'attention de l'encadrement suivent les indicateurs ; le dépistage de l'hypertension et du diabète n'en fait pas partie.</w:t>
+      </w:r>
+    </w:p>
+    <w:p>
+      <w:pPr>
+        <w:spacing w:after="140"/>
+        <w:jc w:val="both"/>
+      </w:pPr>
+      <w:r>
+        <w:rPr>
+          <w:sz w:val="22"/>
+          <w:szCs w:val="22"/>
+        </w:rPr>
+        <w:t xml:space="preserve">Interrogés sur la manière dont l'encadrement considère ce dépistage, les participants décrivent de façon concordante une supervision centrée sur la fréquentation (CPN1, CPN4, accouchements assistés, vaccination) et sur la complétude des registres. Aucun ne rapporte avoir eu à déclarer un nombre de tensions élevées dépistées ou de glycémies réalisées. Plusieurs établissent un lien direct entre cette absence et la rupture des intrants.</w:t>
       </w:r>
     </w:p>
     <w:p>
@@ -4529,7 +4683,7 @@
           <w:sz w:val="21"/>
           <w:szCs w:val="21"/>
         </w:rPr>
-        <w:t xml:space="preserve">« Comme titulaire, je vois le travail par les rapports. Et dans les rapports, la tension n'apparaît pas. Alors c'est une chose que l'on fait parce que c'est dans la fiche, pas une chose que l'on suit. »</w:t>
+        <w:t xml:space="preserve">« Le fer, on l'a toujours. La moustiquaire, on l'a toujours. Parce qu'ils sont dans les indicateurs. Les bandelettes de glycémie ne sont dans aucun indicateur, donc elles arrivent en dernier ou pas du tout. »</w:t>
       </w:r>
     </w:p>
     <w:p>
@@ -4544,6 +4698,81 @@
           <w:sz w:val="19"/>
           <w:szCs w:val="19"/>
         </w:rPr>
+        <w:t xml:space="preserve">(P07, sage-femme)</w:t>
+      </w:r>
+    </w:p>
+    <w:p>
+      <w:pPr>
+        <w:spacing w:after="40" w:before="60"/>
+        <w:ind w:left="567" w:right="567"/>
+        <w:jc w:val="both"/>
+      </w:pPr>
+      <w:r>
+        <w:rPr>
+          <w:i/>
+          <w:iCs/>
+          <w:sz w:val="21"/>
+          <w:szCs w:val="21"/>
+        </w:rPr>
+        <w:t xml:space="preserve">« S'il y avait un chiffre à rendre sur les glycémies faites, l'appareil serait réparé depuis longtemps. Je le dis sans amertume : c'est comme ça que le système fonctionne, il répare ce qu'il mesure. »</w:t>
+      </w:r>
+    </w:p>
+    <w:p>
+      <w:pPr>
+        <w:spacing w:after="160"/>
+        <w:ind w:left="567" w:right="567"/>
+        <w:jc w:val="right"/>
+      </w:pPr>
+      <w:r>
+        <w:rPr>
+          <w:color w:val="444444"/>
+          <w:sz w:val="19"/>
+          <w:szCs w:val="19"/>
+        </w:rPr>
+        <w:t xml:space="preserve">(P09, infirmière — traduit du kinyarwanda)</w:t>
+      </w:r>
+    </w:p>
+    <w:p>
+      <w:pPr>
+        <w:spacing w:after="140"/>
+        <w:jc w:val="both"/>
+      </w:pPr>
+      <w:r>
+        <w:rPr>
+          <w:sz w:val="22"/>
+          <w:szCs w:val="22"/>
+        </w:rPr>
+        <w:t xml:space="preserve">Le même mécanisme oriente le travail des titulaires, dont 2 décrivent une charge administrative qui les éloigne de la consultation. Un contre-exemple confirme le thème par l'inverse : dans un centre dont l'équipe a fait inscrire les glycémies dans le rapport mensuel interne, l'approvisionnement est décrit comme régulier.</w:t>
+      </w:r>
+    </w:p>
+    <w:p>
+      <w:pPr>
+        <w:spacing w:after="40" w:before="60"/>
+        <w:ind w:left="567" w:right="567"/>
+        <w:jc w:val="both"/>
+      </w:pPr>
+      <w:r>
+        <w:rPr>
+          <w:i/>
+          <w:iCs/>
+          <w:sz w:val="21"/>
+          <w:szCs w:val="21"/>
+        </w:rPr>
+        <w:t xml:space="preserve">« Comme titulaire, je vois le travail par les rapports. Et dans les rapports, la tension n'apparaît pas. Alors c'est une chose que l'on fait parce que c'est dans la fiche, pas une chose que l'on suit. »</w:t>
+      </w:r>
+    </w:p>
+    <w:p>
+      <w:pPr>
+        <w:spacing w:after="160"/>
+        <w:ind w:left="567" w:right="567"/>
+        <w:jc w:val="right"/>
+      </w:pPr>
+      <w:r>
+        <w:rPr>
+          <w:color w:val="444444"/>
+          <w:sz w:val="19"/>
+          <w:szCs w:val="19"/>
+        </w:rPr>
         <w:t xml:space="preserve">(P12, infirmier — traduit du kinyarwanda)</w:t>
       </w:r>
     </w:p>
@@ -4579,7 +4808,7 @@
           <w:sz w:val="22"/>
           <w:szCs w:val="22"/>
         </w:rPr>
-        <w:t xml:space="preserve">Les participants des centres dotés confirment que la disponibilité des intrants transforme la pratique : le dépistage glycémique y devient une routine ciblée, tracée dans le registre. Mais l'explication reste soumise au temps disponible, et la modulation décrite au thème 2 y persiste.</w:t>
+        <w:t xml:space="preserve">Les participants des centres où le laboratoire accepte les bons de la CPN confirment que l'accès aux intrants transforme la pratique : le dépistage glycémique y devient une routine ciblée, tracée dans le registre. Mais l'explication reste soumise au temps disponible, et la modulation décrite au thème 2 y persiste.</w:t>
       </w:r>
     </w:p>
     <w:p>
@@ -8179,7 +8408,7 @@
                 <w:sz w:val="19"/>
                 <w:szCs w:val="19"/>
               </w:rPr>
-              <w:t xml:space="preserve">L'absence de toute glycémie réalisée, déclarée en entretien, correspond à l'absence de glucomètre constatée : la déclaration s'explique par la condition matérielle, non par une pratique individuelle.</w:t>
+              <w:t xml:space="preserve">L'absence de toute glycémie réalisée, déclarée en entretien, correspond à l'organisation constatée : le seul glucomètre du centre est au laboratoire, au service de la consultation des maladies chroniques, et le registre du laboratoire ne porte aucune demande émanant de la CPN. La déclaration s'explique par l'organisation du centre, non par une pratique individuelle.</w:t>
             </w:r>
           </w:p>
         </w:tc>
@@ -8333,7 +8562,7 @@
                 <w:sz w:val="19"/>
                 <w:szCs w:val="19"/>
               </w:rPr>
-              <w:t xml:space="preserve">Le dépistage glycémique ciblé décrit en entretien est observé directement, et la colonne glycémie du registre est renseignée dans une proportion compatible avec un dépistage ciblé.</w:t>
+              <w:t xml:space="preserve">Le circuit décrit en entretien — bon rempli en CPN, glycémie au laboratoire, résultat rapporté le matin même — est observé, et la colonne glycémie du registre est renseignée dans une proportion compatible avec un dépistage ciblé.</w:t>
             </w:r>
           </w:p>
         </w:tc>
@@ -9282,7 +9511,7 @@
                 <w:sz w:val="19"/>
                 <w:szCs w:val="19"/>
               </w:rPr>
-              <w:t xml:space="preserve">La tension est intégrée ; la glycémie dépend des moyens du centre et cesse d'être pensée là où elle est impossible.</w:t>
+              <w:t xml:space="preserve">La tension est intégrée à la CPN ; la glycémie se fait au laboratoire ou à la consultation des maladies chroniques, et cesse d'être pensée là où ce circuit est fermé à la femme enceinte.</w:t>
             </w:r>
           </w:p>
         </w:tc>

--- a/memoire-ngoma/livrables/5_Chapitre_Resultats_SIMULATION.docx
+++ b/memoire-ngoma/livrables/5_Chapitre_Resultats_SIMULATION.docx
@@ -508,6 +508,8 @@
       </w:pPr>
       <w:r>
         <w:rPr>
+          <w:i w:val="false"/>
+          <w:iCs w:val="false"/>
           <w:sz w:val="22"/>
           <w:szCs w:val="22"/>
         </w:rPr>
@@ -521,6 +523,8 @@
       </w:pPr>
       <w:r>
         <w:rPr>
+          <w:i w:val="false"/>
+          <w:iCs w:val="false"/>
           <w:sz w:val="22"/>
           <w:szCs w:val="22"/>
         </w:rPr>
@@ -568,6 +572,8 @@
           <w:p>
             <w:r>
               <w:rPr>
+                <w:i w:val="false"/>
+                <w:iCs w:val="false"/>
                 <w:sz w:val="19"/>
                 <w:szCs w:val="19"/>
               </w:rPr>
@@ -594,10 +600,12 @@
       </w:pPr>
       <w:r>
         <w:rPr>
+          <w:i w:val="false"/>
+          <w:iCs w:val="false"/>
           <w:sz w:val="22"/>
           <w:szCs w:val="22"/>
         </w:rPr>
-        <w:t xml:space="preserve">Les 21 participants se répartissent en 10 infirmiers ou infirmières et 11 sages-femmes ; 6 exercent la fonction de titulaire. La durée des entretiens varie de 38 à 61 minutes. Le tableau VI présente leurs caractéristiques de manière agrégée, et le tableau VII celles des centres. Les deux tableaux ne sont pas croisés : associer une caractéristique individuelle à un centre identifierait la personne.</w:t>
+        <w:t xml:space="preserve">Les 21 participants se répartissent en 10 infirmiers ou infirmières et 11 sages-femmes ; 6 exercent la fonction de titulaire. La durée des entretiens varie de 38 à 61 minutes. Le tableau IV présente leurs caractéristiques de manière agrégée, et le tableau V celles des centres. Les deux tableaux ne sont pas croisés : associer une caractéristique individuelle à un centre identifierait la personne.</w:t>
       </w:r>
     </w:p>
     <w:p>
@@ -612,7 +620,7 @@
           <w:sz w:val="20"/>
           <w:szCs w:val="20"/>
         </w:rPr>
-        <w:t xml:space="preserve">Tableau VI. Caractéristiques des participants (n = 21)</w:t>
+        <w:t xml:space="preserve">Tableau IV. Caractéristiques des participants (n = 21)</w:t>
       </w:r>
     </w:p>
     <w:tbl>
@@ -2511,7 +2519,7 @@
           <w:sz w:val="20"/>
           <w:szCs w:val="20"/>
         </w:rPr>
-        <w:t xml:space="preserve">Tableau VII. Caractéristiques des centres de santé (n = 16)</w:t>
+        <w:t xml:space="preserve">Tableau V. Caractéristiques des centres de santé (n = 16)</w:t>
       </w:r>
     </w:p>
     <w:tbl>
@@ -3712,6 +3720,8 @@
       </w:pPr>
       <w:r>
         <w:rPr>
+          <w:i w:val="false"/>
+          <w:iCs w:val="false"/>
           <w:sz w:val="22"/>
           <w:szCs w:val="22"/>
         </w:rPr>
@@ -3743,6 +3753,8 @@
       </w:pPr>
       <w:r>
         <w:rPr>
+          <w:i w:val="false"/>
+          <w:iCs w:val="false"/>
           <w:sz w:val="22"/>
           <w:szCs w:val="22"/>
         </w:rPr>
@@ -3787,6 +3799,8 @@
       </w:pPr>
       <w:r>
         <w:rPr>
+          <w:i w:val="false"/>
+          <w:iCs w:val="false"/>
           <w:sz w:val="22"/>
           <w:szCs w:val="22"/>
         </w:rPr>
@@ -3840,6 +3854,8 @@
       </w:pPr>
       <w:r>
         <w:rPr>
+          <w:i w:val="false"/>
+          <w:iCs w:val="false"/>
           <w:sz w:val="22"/>
           <w:szCs w:val="22"/>
         </w:rPr>
@@ -3853,6 +3869,8 @@
       </w:pPr>
       <w:r>
         <w:rPr>
+          <w:i w:val="false"/>
+          <w:iCs w:val="false"/>
           <w:sz w:val="22"/>
           <w:szCs w:val="22"/>
         </w:rPr>
@@ -3897,6 +3915,8 @@
       </w:pPr>
       <w:r>
         <w:rPr>
+          <w:i w:val="false"/>
+          <w:iCs w:val="false"/>
           <w:sz w:val="22"/>
           <w:szCs w:val="22"/>
         </w:rPr>
@@ -3972,6 +3992,8 @@
       </w:pPr>
       <w:r>
         <w:rPr>
+          <w:i w:val="false"/>
+          <w:iCs w:val="false"/>
           <w:sz w:val="22"/>
           <w:szCs w:val="22"/>
         </w:rPr>
@@ -4047,6 +4069,8 @@
       </w:pPr>
       <w:r>
         <w:rPr>
+          <w:i w:val="false"/>
+          <w:iCs w:val="false"/>
           <w:sz w:val="22"/>
           <w:szCs w:val="22"/>
         </w:rPr>
@@ -4100,6 +4124,8 @@
       </w:pPr>
       <w:r>
         <w:rPr>
+          <w:i w:val="false"/>
+          <w:iCs w:val="false"/>
           <w:sz w:val="22"/>
           <w:szCs w:val="22"/>
         </w:rPr>
@@ -4113,6 +4139,8 @@
       </w:pPr>
       <w:r>
         <w:rPr>
+          <w:i w:val="false"/>
+          <w:iCs w:val="false"/>
           <w:sz w:val="22"/>
           <w:szCs w:val="22"/>
         </w:rPr>
@@ -4188,6 +4216,8 @@
       </w:pPr>
       <w:r>
         <w:rPr>
+          <w:i w:val="false"/>
+          <w:iCs w:val="false"/>
           <w:sz w:val="22"/>
           <w:szCs w:val="22"/>
         </w:rPr>
@@ -4232,6 +4262,8 @@
       </w:pPr>
       <w:r>
         <w:rPr>
+          <w:i w:val="false"/>
+          <w:iCs w:val="false"/>
           <w:sz w:val="22"/>
           <w:szCs w:val="22"/>
         </w:rPr>
@@ -4276,6 +4308,8 @@
       </w:pPr>
       <w:r>
         <w:rPr>
+          <w:i w:val="false"/>
+          <w:iCs w:val="false"/>
           <w:sz w:val="22"/>
           <w:szCs w:val="22"/>
         </w:rPr>
@@ -4320,6 +4354,8 @@
       </w:pPr>
       <w:r>
         <w:rPr>
+          <w:i w:val="false"/>
+          <w:iCs w:val="false"/>
           <w:sz w:val="22"/>
           <w:szCs w:val="22"/>
         </w:rPr>
@@ -4395,6 +4431,8 @@
       </w:pPr>
       <w:r>
         <w:rPr>
+          <w:i w:val="false"/>
+          <w:iCs w:val="false"/>
           <w:sz w:val="22"/>
           <w:szCs w:val="22"/>
         </w:rPr>
@@ -4417,6 +4455,8 @@
       </w:pPr>
       <w:r>
         <w:rPr>
+          <w:i w:val="false"/>
+          <w:iCs w:val="false"/>
           <w:sz w:val="22"/>
           <w:szCs w:val="22"/>
         </w:rPr>
@@ -4439,6 +4479,8 @@
       </w:pPr>
       <w:r>
         <w:rPr>
+          <w:i w:val="false"/>
+          <w:iCs w:val="false"/>
           <w:sz w:val="22"/>
           <w:szCs w:val="22"/>
         </w:rPr>
@@ -4523,6 +4565,8 @@
       </w:pPr>
       <w:r>
         <w:rPr>
+          <w:i w:val="false"/>
+          <w:iCs w:val="false"/>
           <w:sz w:val="22"/>
           <w:szCs w:val="22"/>
         </w:rPr>
@@ -4598,6 +4642,8 @@
       </w:pPr>
       <w:r>
         <w:rPr>
+          <w:i w:val="false"/>
+          <w:iCs w:val="false"/>
           <w:sz w:val="22"/>
           <w:szCs w:val="22"/>
         </w:rPr>
@@ -4651,6 +4697,8 @@
       </w:pPr>
       <w:r>
         <w:rPr>
+          <w:i w:val="false"/>
+          <w:iCs w:val="false"/>
           <w:sz w:val="22"/>
           <w:szCs w:val="22"/>
         </w:rPr>
@@ -4664,6 +4712,8 @@
       </w:pPr>
       <w:r>
         <w:rPr>
+          <w:i w:val="false"/>
+          <w:iCs w:val="false"/>
           <w:sz w:val="22"/>
           <w:szCs w:val="22"/>
         </w:rPr>
@@ -4739,6 +4789,8 @@
       </w:pPr>
       <w:r>
         <w:rPr>
+          <w:i w:val="false"/>
+          <w:iCs w:val="false"/>
           <w:sz w:val="22"/>
           <w:szCs w:val="22"/>
         </w:rPr>
@@ -4792,6 +4844,8 @@
       </w:pPr>
       <w:r>
         <w:rPr>
+          <w:i w:val="false"/>
+          <w:iCs w:val="false"/>
           <w:sz w:val="22"/>
           <w:szCs w:val="22"/>
         </w:rPr>
@@ -4805,6 +4859,8 @@
       </w:pPr>
       <w:r>
         <w:rPr>
+          <w:i w:val="false"/>
+          <w:iCs w:val="false"/>
           <w:sz w:val="22"/>
           <w:szCs w:val="22"/>
         </w:rPr>
@@ -4849,6 +4905,8 @@
       </w:pPr>
       <w:r>
         <w:rPr>
+          <w:i w:val="false"/>
+          <w:iCs w:val="false"/>
           <w:sz w:val="22"/>
           <w:szCs w:val="22"/>
         </w:rPr>
@@ -4933,6 +4991,8 @@
       </w:pPr>
       <w:r>
         <w:rPr>
+          <w:i w:val="false"/>
+          <w:iCs w:val="false"/>
           <w:sz w:val="22"/>
           <w:szCs w:val="22"/>
         </w:rPr>
@@ -4946,6 +5006,8 @@
       </w:pPr>
       <w:r>
         <w:rPr>
+          <w:i w:val="false"/>
+          <w:iCs w:val="false"/>
           <w:sz w:val="22"/>
           <w:szCs w:val="22"/>
         </w:rPr>
@@ -5021,6 +5083,8 @@
       </w:pPr>
       <w:r>
         <w:rPr>
+          <w:i w:val="false"/>
+          <w:iCs w:val="false"/>
           <w:sz w:val="22"/>
           <w:szCs w:val="22"/>
         </w:rPr>
@@ -5065,6 +5129,8 @@
       </w:pPr>
       <w:r>
         <w:rPr>
+          <w:i w:val="false"/>
+          <w:iCs w:val="false"/>
           <w:sz w:val="22"/>
           <w:szCs w:val="22"/>
         </w:rPr>
@@ -5140,6 +5206,8 @@
       </w:pPr>
       <w:r>
         <w:rPr>
+          <w:i w:val="false"/>
+          <w:iCs w:val="false"/>
           <w:sz w:val="22"/>
           <w:szCs w:val="22"/>
         </w:rPr>
@@ -5224,6 +5292,8 @@
       </w:pPr>
       <w:r>
         <w:rPr>
+          <w:i w:val="false"/>
+          <w:iCs w:val="false"/>
           <w:sz w:val="22"/>
           <w:szCs w:val="22"/>
         </w:rPr>
@@ -5299,6 +5369,8 @@
       </w:pPr>
       <w:r>
         <w:rPr>
+          <w:i w:val="false"/>
+          <w:iCs w:val="false"/>
           <w:sz w:val="22"/>
           <w:szCs w:val="22"/>
         </w:rPr>
@@ -5343,6 +5415,8 @@
       </w:pPr>
       <w:r>
         <w:rPr>
+          <w:i w:val="false"/>
+          <w:iCs w:val="false"/>
           <w:sz w:val="22"/>
           <w:szCs w:val="22"/>
         </w:rPr>
@@ -5396,6 +5470,8 @@
       </w:pPr>
       <w:r>
         <w:rPr>
+          <w:i w:val="false"/>
+          <w:iCs w:val="false"/>
           <w:sz w:val="22"/>
           <w:szCs w:val="22"/>
         </w:rPr>
@@ -5409,6 +5485,8 @@
       </w:pPr>
       <w:r>
         <w:rPr>
+          <w:i w:val="false"/>
+          <w:iCs w:val="false"/>
           <w:sz w:val="22"/>
           <w:szCs w:val="22"/>
         </w:rPr>
@@ -5515,6 +5593,8 @@
       </w:pPr>
       <w:r>
         <w:rPr>
+          <w:i w:val="false"/>
+          <w:iCs w:val="false"/>
           <w:sz w:val="22"/>
           <w:szCs w:val="22"/>
         </w:rPr>
@@ -5537,6 +5617,8 @@
       </w:pPr>
       <w:r>
         <w:rPr>
+          <w:i w:val="false"/>
+          <w:iCs w:val="false"/>
           <w:sz w:val="22"/>
           <w:szCs w:val="22"/>
         </w:rPr>
@@ -5550,6 +5632,8 @@
       </w:pPr>
       <w:r>
         <w:rPr>
+          <w:i w:val="false"/>
+          <w:iCs w:val="false"/>
           <w:sz w:val="22"/>
           <w:szCs w:val="22"/>
         </w:rPr>
@@ -5594,6 +5678,8 @@
       </w:pPr>
       <w:r>
         <w:rPr>
+          <w:i w:val="false"/>
+          <w:iCs w:val="false"/>
           <w:sz w:val="22"/>
           <w:szCs w:val="22"/>
         </w:rPr>
@@ -5647,10 +5733,12 @@
       </w:pPr>
       <w:r>
         <w:rPr>
+          <w:i w:val="false"/>
+          <w:iCs w:val="false"/>
           <w:sz w:val="22"/>
           <w:szCs w:val="22"/>
         </w:rPr>
-        <w:t xml:space="preserve">La question 19 invitait les participants à dire s'ils jugeaient normales les différences qu'ils avaient décrites. Le mot « équité » n'a jamais été prononcé par l'enquêteur ; il apparaît spontanément dans 3 entretiens. Le tableau VIII présente la distribution des jugements et des attributions de responsabilité ; un même participant peut figurer dans plusieurs lignes.</w:t>
+        <w:t xml:space="preserve">La question 19 invitait les participants à dire s'ils jugeaient normales les différences qu'ils avaient décrites. Le mot « équité » n'a jamais été prononcé par l'enquêteur ; il apparaît spontanément dans 3 entretiens. Le tableau VI présente la distribution des jugements et des attributions de responsabilité ; un même participant peut figurer dans plusieurs lignes.</w:t>
       </w:r>
     </w:p>
     <w:p>
@@ -5665,7 +5753,7 @@
           <w:sz w:val="20"/>
           <w:szCs w:val="20"/>
         </w:rPr>
-        <w:t xml:space="preserve">Tableau VIII. Portée reconnue en équité : jugements et attributions</w:t>
+        <w:t xml:space="preserve">Tableau VI. Portée reconnue en équité : jugements et attributions</w:t>
       </w:r>
     </w:p>
     <w:tbl>
@@ -6751,6 +6839,8 @@
       </w:pPr>
       <w:r>
         <w:rPr>
+          <w:i w:val="false"/>
+          <w:iCs w:val="false"/>
           <w:sz w:val="22"/>
           <w:szCs w:val="22"/>
         </w:rPr>
@@ -6826,6 +6916,8 @@
       </w:pPr>
       <w:r>
         <w:rPr>
+          <w:i w:val="false"/>
+          <w:iCs w:val="false"/>
           <w:sz w:val="22"/>
           <w:szCs w:val="22"/>
         </w:rPr>
@@ -6870,6 +6962,8 @@
       </w:pPr>
       <w:r>
         <w:rPr>
+          <w:i w:val="false"/>
+          <w:iCs w:val="false"/>
           <w:sz w:val="22"/>
           <w:szCs w:val="22"/>
         </w:rPr>
@@ -6954,10 +7048,12 @@
       </w:pPr>
       <w:r>
         <w:rPr>
+          <w:i w:val="false"/>
+          <w:iCs w:val="false"/>
           <w:sz w:val="22"/>
           <w:szCs w:val="22"/>
         </w:rPr>
-        <w:t xml:space="preserve">Invités à désigner une seule priorité, puis ses destinataires, les participants se partagent entre les intrants, la formation, le personnel, la référence et la redevabilité (tableau IX). Le choix est souvent argumenté contre une autre option : l'appareil contre le temps, les bandelettes contre l'explication, le glucomètre contre le transport.</w:t>
+        <w:t xml:space="preserve">Invités à désigner une seule priorité, puis ses destinataires, les participants se partagent entre les intrants, la formation, le personnel, la référence et la redevabilité (tableau VII). Le choix est souvent argumenté contre une autre option : l'appareil contre le temps, les bandelettes contre l'explication, le glucomètre contre le transport.</w:t>
       </w:r>
     </w:p>
     <w:p>
@@ -6972,7 +7068,7 @@
           <w:sz w:val="20"/>
           <w:szCs w:val="20"/>
         </w:rPr>
-        <w:t xml:space="preserve">Tableau IX. Transformations proposées par les participants</w:t>
+        <w:t xml:space="preserve">Tableau VII. Transformations proposées par les participants</w:t>
       </w:r>
     </w:p>
     <w:tbl>
@@ -7890,6 +7986,8 @@
       </w:pPr>
       <w:r>
         <w:rPr>
+          <w:i w:val="false"/>
+          <w:iCs w:val="false"/>
           <w:sz w:val="22"/>
           <w:szCs w:val="22"/>
         </w:rPr>
@@ -7965,6 +8063,8 @@
       </w:pPr>
       <w:r>
         <w:rPr>
+          <w:i w:val="false"/>
+          <w:iCs w:val="false"/>
           <w:sz w:val="22"/>
           <w:szCs w:val="22"/>
         </w:rPr>
@@ -7987,10 +8087,12 @@
       </w:pPr>
       <w:r>
         <w:rPr>
+          <w:i w:val="false"/>
+          <w:iCs w:val="false"/>
           <w:sz w:val="22"/>
           <w:szCs w:val="22"/>
         </w:rPr>
-        <w:t xml:space="preserve">Sur les 16 centres observés, 8 ont fait l'objet d'un constat consigné de confrontation entre propos et observation : 2 écarts et 6 concordances (tableau X). Aucun écart n'est imputé à une intention du participant ; un écart renseigne sur la distance entre la norme intériorisée et la condition d'exercice.</w:t>
+        <w:t xml:space="preserve">Sur les 16 centres observés, 8 ont fait l'objet d'un constat consigné de confrontation entre propos et observation : 2 écarts et 6 concordances (tableau VIII). Aucun écart n'est imputé à une intention du participant ; un écart renseigne sur la distance entre la norme intériorisée et la condition d'exercice.</w:t>
       </w:r>
     </w:p>
     <w:p>
@@ -8005,7 +8107,7 @@
           <w:sz w:val="20"/>
           <w:szCs w:val="20"/>
         </w:rPr>
-        <w:t xml:space="preserve">Tableau X. Confrontation des propos et de l'observation</w:t>
+        <w:t xml:space="preserve">Tableau VIII. Confrontation des propos et de l'observation</w:t>
       </w:r>
     </w:p>
     <w:tbl>
@@ -8744,10 +8846,12 @@
       </w:pPr>
       <w:r>
         <w:rPr>
+          <w:i w:val="false"/>
+          <w:iCs w:val="false"/>
           <w:sz w:val="22"/>
           <w:szCs w:val="22"/>
         </w:rPr>
-        <w:t xml:space="preserve">Les données de routine du district (Direction de la santé du district (SIMULÉ) — année civile 2025) caractérisent le contexte sans mesurer la pratique de dépistage. Rapportées à la catégorie de pauvreté du secteur, elles montrent un premier contact plus tardif et une rétention plus faible jusqu'à la quatrième visite dans les secteurs les plus pauvres (tableau XI). Le dépistage glycémique n'y est pas collecté, ce qui confirme, du côté du système d'information, le constat du thème 4.</w:t>
+        <w:t xml:space="preserve">Les données de routine du district (Direction de la santé du district (SIMULÉ) — année civile 2025) caractérisent le contexte sans mesurer la pratique de dépistage. Rapportées à la catégorie de pauvreté du secteur, elles montrent un premier contact plus tardif et une rétention plus faible jusqu'à la quatrième visite dans les secteurs les plus pauvres (tableau IX). Le dépistage glycémique n'y est pas collecté, ce qui confirme, du côté du système d'information, le constat du thème 4.</w:t>
       </w:r>
     </w:p>
     <w:p>
@@ -8762,7 +8866,7 @@
           <w:sz w:val="20"/>
           <w:szCs w:val="20"/>
         </w:rPr>
-        <w:t xml:space="preserve">Tableau XI. Données de routine du district selon le profil de pauvreté du secteur</w:t>
+        <w:t xml:space="preserve">Tableau IX. Données de routine du district selon le profil de pauvreté du secteur</w:t>
       </w:r>
     </w:p>
     <w:tbl>
@@ -9295,6 +9399,8 @@
           <w:p>
             <w:r>
               <w:rPr>
+                <w:i w:val="false"/>
+                <w:iCs w:val="false"/>
                 <w:sz w:val="19"/>
                 <w:szCs w:val="19"/>
               </w:rPr>
@@ -9321,10 +9427,12 @@
       </w:pPr>
       <w:r>
         <w:rPr>
+          <w:i w:val="false"/>
+          <w:iCs w:val="false"/>
           <w:sz w:val="22"/>
           <w:szCs w:val="22"/>
         </w:rPr>
-        <w:t xml:space="preserve">Le tableau XII rassemble les sept thèmes. Pris ensemble, ils décrivent un dépistage dont la réalisation dépend moins de la volonté ou de la compétence des professionnels que de conditions qu'ils ne maîtrisent pas : le matériel, le temps, le véhicule, l'indicateur. Mais les participants identifient aussi une part qui leur revient — l'explication — et des initiatives locales qui réduisent une partie de l'écart. Ce double constat, systémique et professionnel, est repris dans la discussion.</w:t>
+        <w:t xml:space="preserve">Le tableau X rassemble les sept thèmes. Pris ensemble, ils décrivent un dépistage dont la réalisation dépend moins de la volonté ou de la compétence des professionnels que de conditions qu'ils ne maîtrisent pas : le matériel et son circuit — une glycémie qui se fait, quand elle se fait, au laboratoire ou à la consultation des maladies non transmissibles plutôt qu'en CPN —, le temps, le véhicule, l'indicateur. Mais les participants identifient aussi une part qui leur revient — l'explication — et des initiatives locales qui réduisent une partie de l'écart. Ce double constat, systémique et professionnel, est repris dans la discussion.</w:t>
       </w:r>
     </w:p>
     <w:p>
@@ -9339,7 +9447,7 @@
           <w:sz w:val="20"/>
           <w:szCs w:val="20"/>
         </w:rPr>
-        <w:t xml:space="preserve">Tableau XII. Synthèse des thèmes</w:t>
+        <w:t xml:space="preserve">Tableau X. Synthèse des thèmes</w:t>
       </w:r>
     </w:p>
     <w:tbl>
@@ -10131,7 +10239,7 @@
           <w:sz w:val="21"/>
           <w:szCs w:val="21"/>
         </w:rPr>
-        <w:t xml:space="preserve">Analyse ▸ Comparaison de groupes, variable « qualification » ou « vague » : les tableaux VIII et IX.</w:t>
+        <w:t xml:space="preserve">Analyse ▸ Comparaison de groupes, variable « qualification » ou « vague » : les tableaux VI et VII.</w:t>
       </w:r>
     </w:p>
     <w:p>

--- a/memoire-ngoma/livrables/5_Chapitre_Resultats_SIMULATION.docx
+++ b/memoire-ngoma/livrables/5_Chapitre_Resultats_SIMULATION.docx
@@ -481,7 +481,7 @@
                 <w:sz w:val="19"/>
                 <w:szCs w:val="19"/>
               </w:rPr>
-              <w:t xml:space="preserve">10 infirmiers ou infirmières et 11 sages-femmes, 16 centres de santé, en deux vagues</w:t>
+              <w:t xml:space="preserve">10 infirmiers ou infirmières et 10 sages-femmes, 15 centres de santé, en deux vagues</w:t>
             </w:r>
           </w:p>
         </w:tc>
@@ -513,7 +513,7 @@
           <w:sz w:val="22"/>
           <w:szCs w:val="22"/>
         </w:rPr>
-        <w:t xml:space="preserve">Ce chapitre présente les résultats de l'analyse thématique de 21 entretiens semi-structurés et de 16 observations de service, conduits dans les 16 centres de santé du district. Il suit les objectifs du protocole : l'objectif spécifique 1 (décrire le sens attribué au dépistage et les pratiques déclarées) puis l'objectif spécifique 2 (examiner les conditions perçues, la portée reconnue en équité et les changements jugés nécessaires). Sept thèmes structurent l'ensemble ; ils sont présentés avec leur définition, les variations observées entre participants, et des extraits d'entretiens.</w:t>
+        <w:t xml:space="preserve">Ce chapitre présente les résultats de l'analyse thématique de 20 entretiens semi-structurés et de 15 observations de service, conduits dans 15 des seize centres de santé du district, le seizième ayant servi au pré-test. Il suit les objectifs du protocole : l'objectif spécifique 1 (décrire le sens attribué au dépistage et les pratiques déclarées) puis l'objectif spécifique 2 (examiner les conditions perçues, la portée reconnue en équité et les changements jugés nécessaires). Sept thèmes structurent l'ensemble ; ils sont présentés avec leur définition, les variations observées entre participants, et des extraits d'entretiens.</w:t>
       </w:r>
     </w:p>
     <w:p>
@@ -605,7 +605,7 @@
           <w:sz w:val="22"/>
           <w:szCs w:val="22"/>
         </w:rPr>
-        <w:t xml:space="preserve">Les 21 participants se répartissent en 10 infirmiers ou infirmières et 11 sages-femmes ; 6 exercent la fonction de titulaire. La durée des entretiens varie de 38 à 61 minutes. Le tableau IV présente leurs caractéristiques de manière agrégée, et le tableau V celles des centres. Les deux tableaux ne sont pas croisés : associer une caractéristique individuelle à un centre identifierait la personne.</w:t>
+        <w:t xml:space="preserve">Les 20 participants se répartissent en 10 infirmiers ou infirmières et 10 sages-femmes ; 5 exercent la fonction de titulaire. La durée des entretiens varie de 38 à 61 minutes. Le tableau IV présente leurs caractéristiques de manière agrégée, et le tableau V celles des centres. Les deux tableaux ne sont pas croisés : associer une caractéristique individuelle à un centre identifierait la personne.</w:t>
       </w:r>
     </w:p>
     <w:p>
@@ -620,7 +620,7 @@
           <w:sz w:val="20"/>
           <w:szCs w:val="20"/>
         </w:rPr>
-        <w:t xml:space="preserve">Tableau IV. Caractéristiques des participants (n = 21)</w:t>
+        <w:t xml:space="preserve">Tableau IV. Caractéristiques des participants (n = 20)</w:t>
       </w:r>
     </w:p>
     <w:tbl>
@@ -946,7 +946,7 @@
                 <w:sz w:val="19"/>
                 <w:szCs w:val="19"/>
               </w:rPr>
-              <w:t xml:space="preserve">11</w:t>
+              <w:t xml:space="preserve">10</w:t>
             </w:r>
           </w:p>
         </w:tc>
@@ -1023,7 +1023,7 @@
                 <w:sz w:val="19"/>
                 <w:szCs w:val="19"/>
               </w:rPr>
-              <w:t xml:space="preserve">15</w:t>
+              <w:t xml:space="preserve">14</w:t>
             </w:r>
           </w:p>
         </w:tc>
@@ -1254,7 +1254,7 @@
                 <w:sz w:val="19"/>
                 <w:szCs w:val="19"/>
               </w:rPr>
-              <w:t xml:space="preserve">9</w:t>
+              <w:t xml:space="preserve">8</w:t>
             </w:r>
           </w:p>
         </w:tc>
@@ -1562,7 +1562,7 @@
                 <w:sz w:val="19"/>
                 <w:szCs w:val="19"/>
               </w:rPr>
-              <w:t xml:space="preserve">9</w:t>
+              <w:t xml:space="preserve">8</w:t>
             </w:r>
           </w:p>
         </w:tc>
@@ -1793,7 +1793,7 @@
                 <w:sz w:val="19"/>
                 <w:szCs w:val="19"/>
               </w:rPr>
-              <w:t xml:space="preserve">15</w:t>
+              <w:t xml:space="preserve">14</w:t>
             </w:r>
           </w:p>
         </w:tc>
@@ -1870,7 +1870,7 @@
                 <w:sz w:val="19"/>
                 <w:szCs w:val="19"/>
               </w:rPr>
-              <w:t xml:space="preserve">6</w:t>
+              <w:t xml:space="preserve">5</w:t>
             </w:r>
           </w:p>
         </w:tc>
@@ -2101,7 +2101,7 @@
                 <w:sz w:val="19"/>
                 <w:szCs w:val="19"/>
               </w:rPr>
-              <w:t xml:space="preserve">9</w:t>
+              <w:t xml:space="preserve">8</w:t>
             </w:r>
           </w:p>
         </w:tc>
@@ -2255,7 +2255,7 @@
                 <w:sz w:val="19"/>
                 <w:szCs w:val="19"/>
               </w:rPr>
-              <w:t xml:space="preserve">17</w:t>
+              <w:t xml:space="preserve">16</w:t>
             </w:r>
           </w:p>
         </w:tc>
@@ -2486,7 +2486,7 @@
                 <w:sz w:val="19"/>
                 <w:szCs w:val="19"/>
               </w:rPr>
-              <w:t xml:space="preserve">11</w:t>
+              <w:t xml:space="preserve">10</w:t>
             </w:r>
           </w:p>
         </w:tc>
@@ -2519,7 +2519,7 @@
           <w:sz w:val="20"/>
           <w:szCs w:val="20"/>
         </w:rPr>
-        <w:t xml:space="preserve">Tableau V. Caractéristiques des centres de santé (n = 16)</w:t>
+        <w:t xml:space="preserve">Tableau V. Caractéristiques des centres de santé (n = 15)</w:t>
       </w:r>
     </w:p>
     <w:tbl>
@@ -2768,7 +2768,7 @@
                 <w:sz w:val="19"/>
                 <w:szCs w:val="19"/>
               </w:rPr>
-              <w:t xml:space="preserve">12</w:t>
+              <w:t xml:space="preserve">11</w:t>
             </w:r>
           </w:p>
         </w:tc>
@@ -2922,7 +2922,7 @@
                 <w:sz w:val="19"/>
                 <w:szCs w:val="19"/>
               </w:rPr>
-              <w:t xml:space="preserve">12</w:t>
+              <w:t xml:space="preserve">11</w:t>
             </w:r>
           </w:p>
         </w:tc>
@@ -3076,7 +3076,7 @@
                 <w:sz w:val="19"/>
                 <w:szCs w:val="19"/>
               </w:rPr>
-              <w:t xml:space="preserve">11</w:t>
+              <w:t xml:space="preserve">10</w:t>
             </w:r>
           </w:p>
         </w:tc>
@@ -3230,7 +3230,7 @@
                 <w:sz w:val="19"/>
                 <w:szCs w:val="19"/>
               </w:rPr>
-              <w:t xml:space="preserve">12</w:t>
+              <w:t xml:space="preserve">11</w:t>
             </w:r>
           </w:p>
         </w:tc>
@@ -3360,7 +3360,7 @@
                 <w:sz w:val="19"/>
                 <w:szCs w:val="19"/>
               </w:rPr>
-              <w:t xml:space="preserve">glucomètre réservé à la consultation des maladies chroniques</w:t>
+              <w:t xml:space="preserve">dont test payé par la femme (hors paquet de la CPN)</w:t>
             </w:r>
           </w:p>
         </w:tc>
@@ -3384,7 +3384,7 @@
                 <w:sz w:val="19"/>
                 <w:szCs w:val="19"/>
               </w:rPr>
-              <w:t xml:space="preserve">3</w:t>
+              <w:t xml:space="preserve">5</w:t>
             </w:r>
           </w:p>
         </w:tc>
@@ -3437,7 +3437,7 @@
                 <w:sz w:val="19"/>
                 <w:szCs w:val="19"/>
               </w:rPr>
-              <w:t xml:space="preserve">impossible (appareil en panne, bandelettes absentes ou périmées)</w:t>
+              <w:t xml:space="preserve">glucomètre réservé à la consultation des maladies chroniques</w:t>
             </w:r>
           </w:p>
         </w:tc>
@@ -3461,7 +3461,7 @@
                 <w:sz w:val="19"/>
                 <w:szCs w:val="19"/>
               </w:rPr>
-              <w:t xml:space="preserve">7</w:t>
+              <w:t xml:space="preserve">3</w:t>
             </w:r>
           </w:p>
         </w:tc>
@@ -3514,7 +3514,7 @@
                 <w:sz w:val="19"/>
                 <w:szCs w:val="19"/>
               </w:rPr>
-              <w:t xml:space="preserve">pas de glucomètre</w:t>
+              <w:t xml:space="preserve">impossible (appareil en panne, bandelettes absentes ou périmées)</w:t>
             </w:r>
           </w:p>
         </w:tc>
@@ -3538,7 +3538,7 @@
                 <w:sz w:val="19"/>
                 <w:szCs w:val="19"/>
               </w:rPr>
-              <w:t xml:space="preserve">1</w:t>
+              <w:t xml:space="preserve">6</w:t>
             </w:r>
           </w:p>
         </w:tc>
@@ -3567,7 +3567,7 @@
                 <w:sz w:val="19"/>
                 <w:szCs w:val="19"/>
               </w:rPr>
-              <w:t xml:space="preserve">Glucomètre en salle de CPN</w:t>
+              <w:t xml:space="preserve"/>
             </w:r>
           </w:p>
         </w:tc>
@@ -3591,7 +3591,7 @@
                 <w:sz w:val="19"/>
                 <w:szCs w:val="19"/>
               </w:rPr>
-              <w:t xml:space="preserve">présent</w:t>
+              <w:t xml:space="preserve">pas de glucomètre</w:t>
             </w:r>
           </w:p>
         </w:tc>
@@ -3615,7 +3615,7 @@
                 <w:sz w:val="19"/>
                 <w:szCs w:val="19"/>
               </w:rPr>
-              <w:t xml:space="preserve">0</w:t>
+              <w:t xml:space="preserve">1</w:t>
             </w:r>
           </w:p>
         </w:tc>
@@ -3644,6 +3644,83 @@
                 <w:sz w:val="19"/>
                 <w:szCs w:val="19"/>
               </w:rPr>
+              <w:t xml:space="preserve">Glucomètre en salle de CPN</w:t>
+            </w:r>
+          </w:p>
+        </w:tc>
+        <w:tc>
+          <w:tcPr>
+            <w:tcW w:type="dxa" w:w="4226"/>
+            <w:tcMar>
+              <w:top w:type="dxa" w:w="60"/>
+              <w:left w:type="dxa" w:w="100"/>
+              <w:bottom w:type="dxa" w:w="60"/>
+              <w:right w:type="dxa" w:w="100"/>
+            </w:tcMar>
+          </w:tcPr>
+          <w:p>
+            <w:r>
+              <w:rPr>
+                <w:b w:val="false"/>
+                <w:bCs w:val="false"/>
+                <w:i w:val="false"/>
+                <w:iCs w:val="false"/>
+                <w:sz w:val="19"/>
+                <w:szCs w:val="19"/>
+              </w:rPr>
+              <w:t xml:space="preserve">présent</w:t>
+            </w:r>
+          </w:p>
+        </w:tc>
+        <w:tc>
+          <w:tcPr>
+            <w:tcW w:type="dxa" w:w="2000"/>
+            <w:tcMar>
+              <w:top w:type="dxa" w:w="60"/>
+              <w:left w:type="dxa" w:w="100"/>
+              <w:bottom w:type="dxa" w:w="60"/>
+              <w:right w:type="dxa" w:w="100"/>
+            </w:tcMar>
+          </w:tcPr>
+          <w:p>
+            <w:r>
+              <w:rPr>
+                <w:b w:val="false"/>
+                <w:bCs w:val="false"/>
+                <w:i w:val="false"/>
+                <w:iCs w:val="false"/>
+                <w:sz w:val="19"/>
+                <w:szCs w:val="19"/>
+              </w:rPr>
+              <w:t xml:space="preserve">0</w:t>
+            </w:r>
+          </w:p>
+        </w:tc>
+      </w:tr>
+      <w:tr>
+        <w:trPr>
+          <w:tblHeader w:val="off"/>
+        </w:trPr>
+        <w:tc>
+          <w:tcPr>
+            <w:tcW w:type="dxa" w:w="2800"/>
+            <w:tcMar>
+              <w:top w:type="dxa" w:w="60"/>
+              <w:left w:type="dxa" w:w="100"/>
+              <w:bottom w:type="dxa" w:w="60"/>
+              <w:right w:type="dxa" w:w="100"/>
+            </w:tcMar>
+          </w:tcPr>
+          <w:p>
+            <w:r>
+              <w:rPr>
+                <w:b w:val="false"/>
+                <w:bCs w:val="false"/>
+                <w:i w:val="false"/>
+                <w:iCs w:val="false"/>
+                <w:sz w:val="19"/>
+                <w:szCs w:val="19"/>
+              </w:rPr>
               <w:t xml:space="preserve">Femmes reçues pendant la demi-journée observée</w:t>
             </w:r>
           </w:p>
@@ -3725,7 +3802,7 @@
           <w:sz w:val="22"/>
           <w:szCs w:val="22"/>
         </w:rPr>
-        <w:t xml:space="preserve">Le jour de l'observation, le tensiomètre était présent en salle de CPN dans les 16 centres. Un glucomètre existait dans 15 centres, mais dans aucun il ne se trouvait en salle de CPN (0) : il était au laboratoire du centre ou à la consultation des maladies chroniques. La glycémie d'une femme enceinte n'était réalisable, sur bon de la CPN, que dans 5 centres ; dans 3 autres, le glucomètre et ses bandelettes étaient réservés à la consultation des maladies chroniques ; dans 7, l'appareil était en panne ou les bandelettes absentes ou périmées ; le centre le plus récent n'en était pas encore doté. Cette distribution forme l'arrière-plan des propos rapportés dans la suite du chapitre.</w:t>
+        <w:t xml:space="preserve">Le jour de l'observation, le tensiomètre était présent en salle de CPN dans les 15 centres. Un glucomètre existait dans 14 centres, mais dans aucun il ne se trouvait en salle de CPN (0) : il était au laboratoire du centre ou à la consultation des maladies chroniques. La glycémie d'une femme enceinte n'était réalisable, sur bon de la CPN, que dans 5 centres, et seulement pour les femmes présentant un signe d'appel ; dans 5 d'entre eux, le test, qui ne figure pas dans le paquet de soins de la CPN, restait à la charge de la femme, payé à la caisse du laboratoire ; dans 3 autres, le glucomètre et ses bandelettes étaient réservés à la consultation des maladies chroniques ; dans 6, l'appareil était en panne ou les bandelettes absentes ou périmées ; le centre le plus récent n'en était pas encore doté. Cette distribution forme l'arrière-plan des propos rapportés dans la suite du chapitre.</w:t>
       </w:r>
     </w:p>
     <w:p>
@@ -3758,7 +3835,7 @@
           <w:sz w:val="22"/>
           <w:szCs w:val="22"/>
         </w:rPr>
-        <w:t xml:space="preserve">Tous les participants (21) reconnaissent le dépistage de l'hypertension et du diabète comme relevant du mandat de la consultation prénatale. La justification la plus fréquente tient à la position de la CPN dans le parcours des femmes : c'est souvent le seul moment de la vie adulte où une femme en bonne santé rencontre régulièrement un soignant.</w:t>
+        <w:t xml:space="preserve">Tous les participants (20) reconnaissent le dépistage de l'hypertension et du diabète comme relevant du mandat de la consultation prénatale. La justification la plus fréquente tient à la position de la CPN dans le parcours des femmes : c'est souvent le seul moment de la vie adulte où une femme en bonne santé rencontre régulièrement un soignant.</w:t>
       </w:r>
     </w:p>
     <w:p>
@@ -3859,7 +3936,7 @@
           <w:sz w:val="22"/>
           <w:szCs w:val="22"/>
         </w:rPr>
-        <w:t xml:space="preserve">Définition. La mesure de la tension est un geste intégré à la CPN presque partout ; la recherche du diabète se fait hors de la CPN — au laboratoire du centre ou à la consultation des maladies chroniques — et dépend de bandelettes que la CPN ne gère pas. Là où ce circuit n'est pas ouvert à la femme enceinte, elle cesse d'être pensée. Ce thème ne décrit pas un défaut de connaissance des professionnels.</w:t>
+        <w:t xml:space="preserve">Définition. La mesure de la tension est un geste intégré à la CPN presque partout ; la recherche du diabète se fait hors de la CPN — au laboratoire du centre ou à la consultation des maladies chroniques —, elle dépend de bandelettes que la CPN ne gère pas, n'est demandée que sur des signes d'appel et reste payée par la femme, faute de figurer dans le paquet de soins de la CPN. Là où ce circuit n'est pas ouvert à la femme enceinte, elle cesse d'être pensée. Ce thème ne décrit pas un défaut de connaissance des professionnels.</w:t>
       </w:r>
     </w:p>
     <w:p>
@@ -3920,7 +3997,7 @@
           <w:sz w:val="22"/>
           <w:szCs w:val="22"/>
         </w:rPr>
-        <w:t xml:space="preserve">Pour la glycémie, aucun participant ne décrit un geste réalisé en salle de CPN. Le test suppose un bon, un passage au laboratoire, souvent une file d'attente supplémentaire, et des bandelettes que le laboratoire répartit lui-même. Onze participants décrivent ce circuit, et plusieurs une priorité donnée aux patients suivis pour une maladie chronique : le glucomètre existe dans le centre, mais il n'est pas, dans les faits, un outil de la CPN.</w:t>
+        <w:t xml:space="preserve">Pour la glycémie, aucun participant ne décrit un geste réalisé en salle de CPN. Le test suppose un bon, un passage au laboratoire, souvent une file d'attente supplémentaire, et des bandelettes que le laboratoire répartit lui-même. Douze participants décrivent ce circuit, et plusieurs une priorité donnée aux patients suivis pour une maladie chronique : le glucomètre existe dans le centre, mais il n'est pas, dans les faits, un outil de la CPN.</w:t>
       </w:r>
     </w:p>
     <w:p>
@@ -3997,7 +4074,7 @@
           <w:sz w:val="22"/>
           <w:szCs w:val="22"/>
         </w:rPr>
-        <w:t xml:space="preserve">Trois situations se dégagent alors : le circuit fermé à la CPN, qui fait disparaître le geste jusque dans la pensée ; le circuit ouvert mais inutilisable (appareil en panne, bandelettes absentes ou périmées), vécu comme plus pénible encore ; et le dépistage ciblé sur des facteurs de risque, là où le laboratoire accepte les bons de la CPN. Dans ce dernier cas, la sélection des femmes repose sur le jugement du professionnel, parfois sur des habitudes transmises de bouche à oreille.</w:t>
+        <w:t xml:space="preserve">Là où le circuit est ouvert, deux sélections s'ajoutent. La première porte sur les signes : aucun participant ne décrit une glycémie demandée à toutes les femmes enceintes ; le bon est réservé à celles qui présentent un signe d'appel ou un facteur de risque — surpoids, antécédent de gros bébé, diabète dans la famille, sucre dans les urines, âge. La seconde porte sur les moyens : 6 participants rapportent que le test, absent du paquet de soins de la CPN, est payé par la femme au laboratoire, et que celles qui n'ont pas l'argent le jour même repartent sans l'avoir fait.</w:t>
       </w:r>
     </w:p>
     <w:p>
@@ -4013,7 +4090,7 @@
           <w:sz w:val="21"/>
           <w:szCs w:val="21"/>
         </w:rPr>
-        <w:t xml:space="preserve">« Quand on n'a rien, on n'y pense plus. Quand on a tout sous les yeux et qu'on ne peut pas s'en servir, on y pense à chaque femme. »</w:t>
+        <w:t xml:space="preserve">« Le test n'est pas dans le paquet de la CPN : au laboratoire, elle doit le payer. Celle qui n'a pas l'argent ce jour-là repart avec le bon dans son carnet, et pour ça, souvent, elle ne revient pas. »</w:t>
       </w:r>
     </w:p>
     <w:p>
@@ -4028,7 +4105,22 @@
           <w:sz w:val="19"/>
           <w:szCs w:val="19"/>
         </w:rPr>
-        <w:t xml:space="preserve">(P13, sage-femme — traduit du kinyarwanda)</w:t>
+        <w:t xml:space="preserve">(P01, infirmier — traduit du kinyarwanda)</w:t>
+      </w:r>
+    </w:p>
+    <w:p>
+      <w:pPr>
+        <w:spacing w:after="140"/>
+        <w:jc w:val="both"/>
+      </w:pPr>
+      <w:r>
+        <w:rPr>
+          <w:i w:val="false"/>
+          <w:iCs w:val="false"/>
+          <w:sz w:val="22"/>
+          <w:szCs w:val="22"/>
+        </w:rPr>
+        <w:t xml:space="preserve">Trois situations se dégagent alors : le circuit fermé à la CPN, qui fait disparaître le geste jusque dans la pensée ; le circuit ouvert mais inutilisable (appareil en panne, bandelettes absentes ou périmées), vécu comme plus pénible encore ; et le dépistage ciblé sur des signes d'appel, là où le laboratoire accepte les bons de la CPN et à condition que la femme puisse payer. Dans ce dernier cas, la sélection des femmes repose sur le jugement du professionnel, parfois sur des habitudes transmises de bouche à oreille, puis sur la capacité de la femme à régler le test.</w:t>
       </w:r>
     </w:p>
     <w:p>
@@ -4044,6 +4136,37 @@
           <w:sz w:val="21"/>
           <w:szCs w:val="21"/>
         </w:rPr>
+        <w:t xml:space="preserve">« Quand on n'a rien, on n'y pense plus. Quand on a tout sous les yeux et qu'on ne peut pas s'en servir, on y pense à chaque femme. »</w:t>
+      </w:r>
+    </w:p>
+    <w:p>
+      <w:pPr>
+        <w:spacing w:after="160"/>
+        <w:ind w:left="567" w:right="567"/>
+        <w:jc w:val="right"/>
+      </w:pPr>
+      <w:r>
+        <w:rPr>
+          <w:color w:val="444444"/>
+          <w:sz w:val="19"/>
+          <w:szCs w:val="19"/>
+        </w:rPr>
+        <w:t xml:space="preserve">(P13, sage-femme — traduit du kinyarwanda)</w:t>
+      </w:r>
+    </w:p>
+    <w:p>
+      <w:pPr>
+        <w:spacing w:after="40" w:before="60"/>
+        <w:ind w:left="567" w:right="567"/>
+        <w:jc w:val="both"/>
+      </w:pPr>
+      <w:r>
+        <w:rPr>
+          <w:i/>
+          <w:iCs/>
+          <w:sz w:val="21"/>
+          <w:szCs w:val="21"/>
+        </w:rPr>
         <w:t xml:space="preserve">« Il y avait une sage-femme qui faisait le test aux femmes grosses ou qui avaient eu un gros bébé. Je fais pareil. Mais je ne sais pas si c'est la règle complète ou seulement son habitude à elle. »</w:t>
       </w:r>
     </w:p>
@@ -4144,7 +4267,7 @@
           <w:sz w:val="22"/>
           <w:szCs w:val="22"/>
         </w:rPr>
-        <w:t xml:space="preserve">Dix-huit participants décrivent une modulation de l'information selon les femmes. Trois critères reviennent : le niveau d'instruction supposé, l'heure d'arrivée et l'assurance de la femme à poser des questions. Plusieurs participants formulent eux-mêmes le paradoxe : celles qui disposent d'autres sources d'information reçoivent l'explication la plus complète.</w:t>
+        <w:t xml:space="preserve">Dix-sept participants décrivent une modulation de l'information selon les femmes. Trois critères reviennent : le niveau d'instruction supposé, l'heure d'arrivée et l'assurance de la femme à poser des questions. Plusieurs participants formulent eux-mêmes le paradoxe : celles qui disposent d'autres sources d'information reçoivent l'explication la plus complète.</w:t>
       </w:r>
     </w:p>
     <w:p>
@@ -4313,7 +4436,7 @@
           <w:sz w:val="22"/>
           <w:szCs w:val="22"/>
         </w:rPr>
-        <w:t xml:space="preserve">Le contenu de l'explication porte sur le danger immédiat et l'orientation vers l'hôpital ; le risque au-delà de la grossesse n'est évoqué que par 8 participants. Certains disent le taire délibérément, faute de service vers lequel orienter la femme après l'accouchement.</w:t>
+        <w:t xml:space="preserve">Le contenu de l'explication porte sur le danger immédiat et l'orientation vers l'hôpital ; le risque au-delà de la grossesse n'est évoqué que par 7 participants. Certains disent le taire délibérément, faute de service vers lequel orienter la femme après l'accouchement.</w:t>
       </w:r>
     </w:p>
     <w:p>
@@ -4359,7 +4482,7 @@
           <w:sz w:val="22"/>
           <w:szCs w:val="22"/>
         </w:rPr>
-        <w:t xml:space="preserve">Des contre-pratiques sont décrites. Cinq participants vérifient la compréhension en faisant reformuler la femme ; 2 utilisent un support visuel, qui donne la même information à celle qui lit et à celle qui ne lit pas. Une participante refuse explicitement de classer les femmes par avance.</w:t>
+        <w:t xml:space="preserve">Des contre-pratiques sont décrites. Quatre participants vérifient la compréhension en faisant reformuler la femme ; 2 utilisent un support visuel, qui donne la même information à celle qui lit et à celle qui ne lit pas. Une participante refuse explicitement de classer les femmes par avance.</w:t>
       </w:r>
     </w:p>
     <w:p>
@@ -4484,7 +4607,7 @@
           <w:sz w:val="22"/>
           <w:szCs w:val="22"/>
         </w:rPr>
-        <w:t xml:space="preserve">La formation est évoquée dans tous les entretiens, et 21 participants sur 21 décrivent une préparation initiale absente ou insuffisante au dépistage du diabète gestationnel. La formation continue, lorsqu'elle a eu lieu, est décrite comme décisive : elle donne « les mots » pour expliquer. Mais elle est ponctuelle et nominative : quand la seule personne formée est absente ou mutée, le savoir part avec elle. Neuf participants décrivent une transmission informelle entre collègues, qui comble ce manque sans en garantir le contenu.</w:t>
+        <w:t xml:space="preserve">La formation est évoquée dans tous les entretiens, et 20 participants sur 20 décrivent une préparation initiale absente ou insuffisante au dépistage du diabète gestationnel. La formation continue, lorsqu'elle a eu lieu, est décrite comme décisive : elle donne « les mots » pour expliquer. Mais elle est ponctuelle et nominative : quand la seule personne formée est absente ou mutée, le savoir part avec elle. Neuf participants décrivent une transmission informelle entre collègues, qui comble ce manque sans en garantir le contenu.</w:t>
       </w:r>
     </w:p>
     <w:p>
@@ -4570,7 +4693,7 @@
           <w:sz w:val="22"/>
           <w:szCs w:val="22"/>
         </w:rPr>
-        <w:t xml:space="preserve">La charge de travail est évoquée par 21 participants sur 21, et elle se lit dans le temps : deux professionnels pour une file de vingt-cinq à cinquante femmes, une consultation interrompue par un accouchement, une matinée où la collègue est appelée à la vaccination. Quatre participants décrivent une concurrence entre programmes, au détriment de la CPN. L'absence de maintenance des appareils est rapportée par 5 participants.</w:t>
+        <w:t xml:space="preserve">La charge de travail est évoquée par 20 participants sur 20, et elle se lit dans le temps : deux professionnels pour une file de vingt-cinq à cinquante femmes, une consultation interrompue par un accouchement, une matinée où la collègue est appelée à la vaccination. Quatre participants décrivent une concurrence entre programmes, au détriment de la CPN. L'absence de maintenance des appareils est rapportée par 5 participants.</w:t>
       </w:r>
     </w:p>
     <w:p>
@@ -4794,7 +4917,7 @@
           <w:sz w:val="22"/>
           <w:szCs w:val="22"/>
         </w:rPr>
-        <w:t xml:space="preserve">Le même mécanisme oriente le travail des titulaires, dont 2 décrivent une charge administrative qui les éloigne de la consultation. Un contre-exemple confirme le thème par l'inverse : dans un centre dont l'équipe a fait inscrire les glycémies dans le rapport mensuel interne, l'approvisionnement est décrit comme régulier.</w:t>
+        <w:t xml:space="preserve">Le même mécanisme oriente le travail des titulaires, dont 1 décrivent une charge administrative qui les éloigne de la consultation. Un contre-exemple confirme le thème par l'inverse : dans un centre dont l'équipe a fait inscrire les glycémies dans le rapport mensuel interne, l'approvisionnement est décrit comme régulier.</w:t>
       </w:r>
     </w:p>
     <w:p>
@@ -4849,7 +4972,7 @@
           <w:sz w:val="22"/>
           <w:szCs w:val="22"/>
         </w:rPr>
-        <w:t xml:space="preserve">Définition. L'équipement supprime l'inégalité du test, pas celle de l'explication ; et il est réparti au bénéfice des centres déjà les mieux placés.</w:t>
+        <w:t xml:space="preserve">Définition. L'équipement réduit l'inégalité du test sans supprimer celle du coût, et ne touche pas celle de l'explication ; et il est réparti au bénéfice des centres déjà les mieux placés.</w:t>
       </w:r>
     </w:p>
     <w:p>
@@ -4869,6 +4992,21 @@
     </w:p>
     <w:p>
       <w:pPr>
+        <w:spacing w:after="140"/>
+        <w:jc w:val="both"/>
+      </w:pPr>
+      <w:r>
+        <w:rPr>
+          <w:i w:val="false"/>
+          <w:iCs w:val="false"/>
+          <w:sz w:val="22"/>
+          <w:szCs w:val="22"/>
+        </w:rPr>
+        <w:t xml:space="preserve">La dotation ne supprime pas non plus le coût : même dans le centre le mieux pourvu, le test reste payé par la femme, et seule une dispense accordée sans écrit par le responsable en protège celles qui ne peuvent pas payer.</w:t>
+      </w:r>
+    </w:p>
+    <w:p>
+      <w:pPr>
         <w:spacing w:after="40" w:before="60"/>
         <w:ind w:left="567" w:right="567"/>
         <w:jc w:val="both"/>
@@ -4880,6 +5018,37 @@
           <w:sz w:val="21"/>
           <w:szCs w:val="21"/>
         </w:rPr>
+        <w:t xml:space="preserve">« Le titulaire laisse passer celles qui ne peuvent pas payer, mais c'est un arrangement, ce n'est écrit nulle part. »</w:t>
+      </w:r>
+    </w:p>
+    <w:p>
+      <w:pPr>
+        <w:spacing w:after="160"/>
+        <w:ind w:left="567" w:right="567"/>
+        <w:jc w:val="right"/>
+      </w:pPr>
+      <w:r>
+        <w:rPr>
+          <w:color w:val="444444"/>
+          <w:sz w:val="19"/>
+          <w:szCs w:val="19"/>
+        </w:rPr>
+        <w:t xml:space="preserve">(P11, sage-femme)</w:t>
+      </w:r>
+    </w:p>
+    <w:p>
+      <w:pPr>
+        <w:spacing w:after="40" w:before="60"/>
+        <w:ind w:left="567" w:right="567"/>
+        <w:jc w:val="both"/>
+      </w:pPr>
+      <w:r>
+        <w:rPr>
+          <w:i/>
+          <w:iCs/>
+          <w:sz w:val="21"/>
+          <w:szCs w:val="21"/>
+        </w:rPr>
         <w:t xml:space="preserve">« Le matériel ne crée pas de temps. Nous avons les bandelettes, mais quand il y a cinquante femmes, l'explication est plus courte pour celles qui passent en fin de matinée. Le matériel règle l'inégalité du test ; il ne règle pas celle de l'explication. »</w:t>
       </w:r>
     </w:p>
@@ -4910,7 +5079,7 @@
           <w:sz w:val="22"/>
           <w:szCs w:val="22"/>
         </w:rPr>
-        <w:t xml:space="preserve">La distribution des moyens est elle-même perçue comme inégale : 7 participants estiment que le lieu d'exercice décide de ce que reçoivent les femmes, au détriment des centres éloignés. Les participants des centres bien dotés le reconnaissent eux-mêmes.</w:t>
+        <w:t xml:space="preserve">La distribution des moyens est elle-même perçue comme inégale : 6 participants estiment que le lieu d'exercice décide de ce que reçoivent les femmes, au détriment des centres éloignés. Les participants des centres bien dotés le reconnaissent eux-mêmes.</w:t>
       </w:r>
     </w:p>
     <w:p>
@@ -4946,6 +5115,45 @@
     </w:p>
     <w:p>
       <w:pPr>
+        <w:pStyle w:val="Heading3"/>
+        <w:spacing w:after="100" w:before="180"/>
+      </w:pPr>
+      <w:r>
+        <w:t xml:space="preserve">5.3.5. Thème 3 — Trouver sans pouvoir suivre</w:t>
+      </w:r>
+    </w:p>
+    <w:p>
+      <w:pPr>
+        <w:spacing w:after="140"/>
+        <w:jc w:val="both"/>
+      </w:pPr>
+      <w:r>
+        <w:rPr>
+          <w:i w:val="false"/>
+          <w:iCs w:val="false"/>
+          <w:sz w:val="22"/>
+          <w:szCs w:val="22"/>
+        </w:rPr>
+        <w:t xml:space="preserve">Définition. La détection ne devient une prise en charge que si la référence aboutit et si l'information revient ; elle s'interrompt à l'accouchement et lorsque la femme se déplace.</w:t>
+      </w:r>
+    </w:p>
+    <w:p>
+      <w:pPr>
+        <w:spacing w:after="140"/>
+        <w:jc w:val="both"/>
+      </w:pPr>
+      <w:r>
+        <w:rPr>
+          <w:i w:val="false"/>
+          <w:iCs w:val="false"/>
+          <w:sz w:val="22"/>
+          <w:szCs w:val="22"/>
+        </w:rPr>
+        <w:t xml:space="preserve">Tous les participants décrivent la même conduite devant une tension élevée : reprise après repos, recherche de protéines lorsque les bandelettes urinaires sont disponibles, référence vers l'hôpital de district. Les récits divergent sur ce qui suit. Dans les centres éloignés, la référence dépend d'un véhicule, de l'argent de la famille et de la personne qui décide dans le ménage.</w:t>
+      </w:r>
+    </w:p>
+    <w:p>
+      <w:pPr>
         <w:spacing w:after="40" w:before="60"/>
         <w:ind w:left="567" w:right="567"/>
         <w:jc w:val="both"/>
@@ -4957,7 +5165,7 @@
           <w:sz w:val="21"/>
           <w:szCs w:val="21"/>
         </w:rPr>
-        <w:t xml:space="preserve">« Les piles, personne n'y pense dans les commandes : on commande des appareils, pas les piles qui les font marcher. Le sucre, nous sommes trop loin pour qu'on pense à nous. »</w:t>
+        <w:t xml:space="preserve">« pour nous qui sommes loin, une référence n'est pas une feuille de papier, c'est un véhicule. Tant qu'il n'y a pas de véhicule, la référence est une idée. »</w:t>
       </w:r>
     </w:p>
     <w:p>
@@ -4972,16 +5180,38 @@
           <w:sz w:val="19"/>
           <w:szCs w:val="19"/>
         </w:rPr>
-        <w:t xml:space="preserve">(P21, sage-femme — traduit du kinyarwanda)</w:t>
-      </w:r>
-    </w:p>
-    <w:p>
-      <w:pPr>
-        <w:pStyle w:val="Heading3"/>
-        <w:spacing w:after="100" w:before="180"/>
-      </w:pPr>
-      <w:r>
-        <w:t xml:space="preserve">5.3.5. Thème 3 — Trouver sans pouvoir suivre</w:t>
+        <w:t xml:space="preserve">(P10, sage-femme — traduit du kinyarwanda)</w:t>
+      </w:r>
+    </w:p>
+    <w:p>
+      <w:pPr>
+        <w:spacing w:after="40" w:before="60"/>
+        <w:ind w:left="567" w:right="567"/>
+        <w:jc w:val="both"/>
+      </w:pPr>
+      <w:r>
+        <w:rPr>
+          <w:i/>
+          <w:iCs/>
+          <w:sz w:val="21"/>
+          <w:szCs w:val="21"/>
+        </w:rPr>
+        <w:t xml:space="preserve">« Nous, nous avions trouvé. Nous avions bien trouvé. Nous avions même bien expliqué. Ça n'a pas suffi. »</w:t>
+      </w:r>
+    </w:p>
+    <w:p>
+      <w:pPr>
+        <w:spacing w:after="160"/>
+        <w:ind w:left="567" w:right="567"/>
+        <w:jc w:val="right"/>
+      </w:pPr>
+      <w:r>
+        <w:rPr>
+          <w:color w:val="444444"/>
+          <w:sz w:val="19"/>
+          <w:szCs w:val="19"/>
+        </w:rPr>
+        <w:t xml:space="preserve">(P10, sage-femme — traduit du kinyarwanda)</w:t>
       </w:r>
     </w:p>
     <w:p>
@@ -4996,7 +5226,38 @@
           <w:sz w:val="22"/>
           <w:szCs w:val="22"/>
         </w:rPr>
-        <w:t xml:space="preserve">Définition. La détection ne devient une prise en charge que si la référence aboutit et si l'information revient ; elle s'interrompt à l'accouchement et lorsque la femme se déplace.</w:t>
+        <w:t xml:space="preserve">Neuf participants situent l'échec de la référence dans la marge de décision de la femme : l'information a été comprise, mais la décision de partir appartient au conjoint ou à la famille.</w:t>
+      </w:r>
+    </w:p>
+    <w:p>
+      <w:pPr>
+        <w:spacing w:after="40" w:before="60"/>
+        <w:ind w:left="567" w:right="567"/>
+        <w:jc w:val="both"/>
+      </w:pPr>
+      <w:r>
+        <w:rPr>
+          <w:i/>
+          <w:iCs/>
+          <w:sz w:val="21"/>
+          <w:szCs w:val="21"/>
+        </w:rPr>
+        <w:t xml:space="preserve">« Ce n'est pas la compréhension qui a manqué. C'est qu'elle n'était pas celle qui décide. »</w:t>
+      </w:r>
+    </w:p>
+    <w:p>
+      <w:pPr>
+        <w:spacing w:after="160"/>
+        <w:ind w:left="567" w:right="567"/>
+        <w:jc w:val="right"/>
+      </w:pPr>
+      <w:r>
+        <w:rPr>
+          <w:color w:val="444444"/>
+          <w:sz w:val="19"/>
+          <w:szCs w:val="19"/>
+        </w:rPr>
+        <w:t xml:space="preserve">(P10, sage-femme — traduit du kinyarwanda)</w:t>
       </w:r>
     </w:p>
     <w:p>
@@ -5011,7 +5272,7 @@
           <w:sz w:val="22"/>
           <w:szCs w:val="22"/>
         </w:rPr>
-        <w:t xml:space="preserve">Tous les participants décrivent la même conduite devant une tension élevée : reprise après repos, recherche de protéines lorsque les bandelettes urinaires sont disponibles, référence vers l'hôpital de district. Les récits divergent sur ce qui suit. Dans les centres éloignés, la référence dépend d'un véhicule, de l'argent de la famille et de la personne qui décide dans le ménage.</w:t>
+        <w:t xml:space="preserve">Lorsque la référence aboutit, l'information revient rarement : 15 participants rapportent l'absence de tout retour écrit de l'hôpital. Le professionnel qui revoit la femme doit alors deviner le traitement prescrit. Dans le centre où un volet de retour circule, l'effet inverse est décrit.</w:t>
       </w:r>
     </w:p>
     <w:p>
@@ -5027,7 +5288,7 @@
           <w:sz w:val="21"/>
           <w:szCs w:val="21"/>
         </w:rPr>
-        <w:t xml:space="preserve">« pour nous qui sommes loin, une référence n'est pas une feuille de papier, c'est un véhicule. Tant qu'il n'y a pas de véhicule, la référence est une idée. »</w:t>
+        <w:t xml:space="preserve">« Aujourd'hui je réfère dans le vide. Et tant que je réfère dans le vide, mon dépistage s'arrête à la détection : ce n'est pas un dépistage, c'est un signalement. »</w:t>
       </w:r>
     </w:p>
     <w:p>
@@ -5042,7 +5303,7 @@
           <w:sz w:val="19"/>
           <w:szCs w:val="19"/>
         </w:rPr>
-        <w:t xml:space="preserve">(P10, sage-femme — traduit du kinyarwanda)</w:t>
+        <w:t xml:space="preserve">(P07, sage-femme)</w:t>
       </w:r>
     </w:p>
     <w:p>
@@ -5058,7 +5319,7 @@
           <w:sz w:val="21"/>
           <w:szCs w:val="21"/>
         </w:rPr>
-        <w:t xml:space="preserve">« Nous, nous avions trouvé. Nous avions bien trouvé. Nous avions même bien expliqué. Ça n'a pas suffi. »</w:t>
+        <w:t xml:space="preserve">« C'est la première fois depuis que je travaille que j'ai ce genre de retour régulièrement. Ça change tout : je ne devine plus. »</w:t>
       </w:r>
     </w:p>
     <w:p>
@@ -5073,7 +5334,7 @@
           <w:sz w:val="19"/>
           <w:szCs w:val="19"/>
         </w:rPr>
-        <w:t xml:space="preserve">(P10, sage-femme — traduit du kinyarwanda)</w:t>
+        <w:t xml:space="preserve">(P11, sage-femme)</w:t>
       </w:r>
     </w:p>
     <w:p>
@@ -5088,7 +5349,7 @@
           <w:sz w:val="22"/>
           <w:szCs w:val="22"/>
         </w:rPr>
-        <w:t xml:space="preserve">Neuf participants situent l'échec de la référence dans la marge de décision de la femme : l'information a été comprise, mais la décision de partir appartient au conjoint ou à la famille.</w:t>
+        <w:t xml:space="preserve">Deux ruptures prolongent ce thème. La première survient à l'accouchement : 4 participants décrivent des femmes dépistées qui, n'étant plus enceintes ni « malades déclarées », ne relèvent plus d'aucun service. La seconde touche les femmes mobiles, saisonnières ou de passage, pour qui le dépistage s'arrête au moment où elles partent.</w:t>
       </w:r>
     </w:p>
     <w:p>
@@ -5104,7 +5365,7 @@
           <w:sz w:val="21"/>
           <w:szCs w:val="21"/>
         </w:rPr>
-        <w:t xml:space="preserve">« Ce n'est pas la compréhension qui a manqué. C'est qu'elle n'était pas celle qui décide. »</w:t>
+        <w:t xml:space="preserve">« Elles ne sont plus enceintes, donc plus à la CPN ; elles ne sont pas malades déclarées, donc pas à la consultation des chroniques. Elles tombent entre les deux. »</w:t>
       </w:r>
     </w:p>
     <w:p>
@@ -5119,7 +5380,47 @@
           <w:sz w:val="19"/>
           <w:szCs w:val="19"/>
         </w:rPr>
-        <w:t xml:space="preserve">(P10, sage-femme — traduit du kinyarwanda)</w:t>
+        <w:t xml:space="preserve">(P07, sage-femme)</w:t>
+      </w:r>
+    </w:p>
+    <w:p>
+      <w:pPr>
+        <w:spacing w:after="40" w:before="60"/>
+        <w:ind w:left="567" w:right="567"/>
+        <w:jc w:val="both"/>
+      </w:pPr>
+      <w:r>
+        <w:rPr>
+          <w:i/>
+          <w:iCs/>
+          <w:sz w:val="21"/>
+          <w:szCs w:val="21"/>
+        </w:rPr>
+        <w:t xml:space="preserve">« Le système suppose qu'elle reste au même endroit pendant toute sa grossesse. Beaucoup ne restent pas. »</w:t>
+      </w:r>
+    </w:p>
+    <w:p>
+      <w:pPr>
+        <w:spacing w:after="160"/>
+        <w:ind w:left="567" w:right="567"/>
+        <w:jc w:val="right"/>
+      </w:pPr>
+      <w:r>
+        <w:rPr>
+          <w:color w:val="444444"/>
+          <w:sz w:val="19"/>
+          <w:szCs w:val="19"/>
+        </w:rPr>
+        <w:t xml:space="preserve">(P17, sage-femme — traduit du kinyarwanda)</w:t>
+      </w:r>
+    </w:p>
+    <w:p>
+      <w:pPr>
+        <w:pStyle w:val="Heading3"/>
+        <w:spacing w:after="100" w:before="180"/>
+      </w:pPr>
+      <w:r>
+        <w:t xml:space="preserve">5.3.6. Conditions sociales perçues</w:t>
       </w:r>
     </w:p>
     <w:p>
@@ -5134,7 +5435,7 @@
           <w:sz w:val="22"/>
           <w:szCs w:val="22"/>
         </w:rPr>
-        <w:t xml:space="preserve">Lorsque la référence aboutit, l'information revient rarement : 15 participants rapportent l'absence de tout retour écrit de l'hôpital. Le professionnel qui revoit la femme doit alors deviner le traitement prescrit. Dans le centre où un volet de retour circule, l'effet inverse est décrit.</w:t>
+        <w:t xml:space="preserve">Les conditions sociales des femmes, telles que les perçoivent les participants, sont dominées par la distance (18), le coût et la mutuelle (18), et l'instruction (18). Le recours tardif et le non-retour sont évoqués par 20 participants sur 20 ; leur explication varie. Deux participants l'attribuent principalement aux femmes elles-mêmes, tandis que 9 désignent aussi le service comme une cause : attente prolongée, visite sans résultat, rupture de matériel.</w:t>
       </w:r>
     </w:p>
     <w:p>
@@ -5150,7 +5451,7 @@
           <w:sz w:val="21"/>
           <w:szCs w:val="21"/>
         </w:rPr>
-        <w:t xml:space="preserve">« Aujourd'hui je réfère dans le vide. Et tant que je réfère dans le vide, mon dépistage s'arrête à la détection : ce n'est pas un dépistage, c'est un signalement. »</w:t>
+        <w:t xml:space="preserve">« celles qui sont venues une fois et qui ont attendu trois heures pour rien, parce qu'il manquait quelque chose, celles-là ne reviennent pas volontiers. Nous perdons des femmes par nos propres ruptures. »</w:t>
       </w:r>
     </w:p>
     <w:p>
@@ -5165,7 +5466,7 @@
           <w:sz w:val="19"/>
           <w:szCs w:val="19"/>
         </w:rPr>
-        <w:t xml:space="preserve">(P07, sage-femme)</w:t>
+        <w:t xml:space="preserve">(P06, sage-femme — traduit du kinyarwanda)</w:t>
       </w:r>
     </w:p>
     <w:p>
@@ -5181,7 +5482,7 @@
           <w:sz w:val="21"/>
           <w:szCs w:val="21"/>
         </w:rPr>
-        <w:t xml:space="preserve">« C'est la première fois depuis que je travaille que j'ai ce genre de retour régulièrement. Ça change tout : je ne devine plus. »</w:t>
+        <w:t xml:space="preserve">« Une femme m'a dit une fois : « si je ne viens pas, on ne me trouvera pas de maladie ». Ce n'est pas de l'ignorance, c'est une manière de se protéger. »</w:t>
       </w:r>
     </w:p>
     <w:p>
@@ -5211,7 +5512,7 @@
           <w:sz w:val="22"/>
           <w:szCs w:val="22"/>
         </w:rPr>
-        <w:t xml:space="preserve">Deux ruptures prolongent ce thème. La première survient à l'accouchement : 5 participants décrivent des femmes dépistées qui, n'étant plus enceintes ni « malades déclarées », ne relèvent plus d'aucun service. La seconde touche les femmes mobiles, saisonnières ou de passage, pour qui le dépistage s'arrête au moment où elles partent.</w:t>
+        <w:t xml:space="preserve">Le recours aux guérisseurs, évoqué par 2 participants de centres éloignés, est décrit sans mépris, comme une ressource de proximité avec laquelle composer.</w:t>
       </w:r>
     </w:p>
     <w:p>
@@ -5227,7 +5528,7 @@
           <w:sz w:val="21"/>
           <w:szCs w:val="21"/>
         </w:rPr>
-        <w:t xml:space="preserve">« Elles ne sont plus enceintes, donc plus à la CPN ; elles ne sont pas malades déclarées, donc pas à la consultation des chroniques. Elles tombent entre les deux. »</w:t>
+        <w:t xml:space="preserve">« Je ne leur en veux pas : l'hôpital est loin, le guérisseur est à côté et il les connaît. Mais je leur demande de ne pas attendre le résultat des plantes pour partir. »</w:t>
       </w:r>
     </w:p>
     <w:p>
@@ -5242,7 +5543,22 @@
           <w:sz w:val="19"/>
           <w:szCs w:val="19"/>
         </w:rPr>
-        <w:t xml:space="preserve">(P07, sage-femme)</w:t>
+        <w:t xml:space="preserve">(P13, sage-femme — traduit du kinyarwanda)</w:t>
+      </w:r>
+    </w:p>
+    <w:p>
+      <w:pPr>
+        <w:spacing w:after="140"/>
+        <w:jc w:val="both"/>
+      </w:pPr>
+      <w:r>
+        <w:rPr>
+          <w:i w:val="false"/>
+          <w:iCs w:val="false"/>
+          <w:sz w:val="22"/>
+          <w:szCs w:val="22"/>
+        </w:rPr>
+        <w:t xml:space="preserve">Une participante récuse la catégorisation elle-même, en déplaçant l'analyse des groupes de femmes vers les situations.</w:t>
       </w:r>
     </w:p>
     <w:p>
@@ -5258,7 +5574,7 @@
           <w:sz w:val="21"/>
           <w:szCs w:val="21"/>
         </w:rPr>
-        <w:t xml:space="preserve">« Le système suppose qu'elle reste au même endroit pendant toute sa grossesse. Beaucoup ne restent pas. »</w:t>
+        <w:t xml:space="preserve">« Les différences qui comptent pour le dépistage, ce sont des situations, pas des catégories de femmes : avoir de l'argent pour le transport aujourd'hui, avoir quelqu'un pour garder les enfants, avoir le mari d'accord. »</w:t>
       </w:r>
     </w:p>
     <w:p>
@@ -5273,7 +5589,7 @@
           <w:sz w:val="19"/>
           <w:szCs w:val="19"/>
         </w:rPr>
-        <w:t xml:space="preserve">(P17, sage-femme — traduit du kinyarwanda)</w:t>
+        <w:t xml:space="preserve">(P18, infirmière — traduit du kinyarwanda)</w:t>
       </w:r>
     </w:p>
     <w:p>
@@ -5282,7 +5598,7 @@
         <w:spacing w:after="100" w:before="180"/>
       </w:pPr>
       <w:r>
-        <w:t xml:space="preserve">5.3.6. Conditions sociales perçues</w:t>
+        <w:t xml:space="preserve">5.3.7. Thème 6 — Le registre comme écran</w:t>
       </w:r>
     </w:p>
     <w:p>
@@ -5297,7 +5613,22 @@
           <w:sz w:val="22"/>
           <w:szCs w:val="22"/>
         </w:rPr>
-        <w:t xml:space="preserve">Les conditions sociales des femmes, telles que les perçoivent les participants, sont dominées par la distance (19), le coût et la mutuelle (19), et l'instruction (18). Le recours tardif et le non-retour sont évoqués par 21 participants sur 21 ; leur explication varie. Deux participants l'attribuent principalement aux femmes elles-mêmes, tandis que 9 désignent aussi le service comme une cause : attente prolongée, visite sans résultat, rupture de matériel.</w:t>
+        <w:t xml:space="preserve">Définition. Un contrôle portant sur la complétude des registres produit de la complétude, et peut rendre invisible l'inégalité qu'il devrait révéler. Ce thème décrit un effet de système, jamais une faute individuelle ; il n'est rapporté en association avec aucun centre.</w:t>
+      </w:r>
+    </w:p>
+    <w:p>
+      <w:pPr>
+        <w:spacing w:after="140"/>
+        <w:jc w:val="both"/>
+      </w:pPr>
+      <w:r>
+        <w:rPr>
+          <w:i w:val="false"/>
+          <w:iCs w:val="false"/>
+          <w:sz w:val="22"/>
+          <w:szCs w:val="22"/>
+        </w:rPr>
+        <w:t xml:space="preserve">Plusieurs participants opposent le registre rempli au service rendu. Une participante décrit le mécanisme jusqu'à son terme : sous la pression du nombre, la colonne est remplie même lorsque la mesure n'a pas été faite, parce que c'est la colonne que l'on contrôle.</w:t>
       </w:r>
     </w:p>
     <w:p>
@@ -5313,7 +5644,7 @@
           <w:sz w:val="21"/>
           <w:szCs w:val="21"/>
         </w:rPr>
-        <w:t xml:space="preserve">« celles qui sont venues une fois et qui ont attendu trois heures pour rien, parce qu'il manquait quelque chose, celles-là ne reviennent pas volontiers. Nous perdons des femmes par nos propres ruptures. »</w:t>
+        <w:t xml:space="preserve">« Un registre bien rempli, ça compte plus que ce qu'on a fait. Je peux avoir un beau registre et un mauvais service. Personne ne vérifie la deuxième chose. »</w:t>
       </w:r>
     </w:p>
     <w:p>
@@ -5328,7 +5659,7 @@
           <w:sz w:val="19"/>
           <w:szCs w:val="19"/>
         </w:rPr>
-        <w:t xml:space="preserve">(P06, sage-femme — traduit du kinyarwanda)</w:t>
+        <w:t xml:space="preserve">(P04, infirmière — traduit du kinyarwanda)</w:t>
       </w:r>
     </w:p>
     <w:p>
@@ -5344,7 +5675,7 @@
           <w:sz w:val="21"/>
           <w:szCs w:val="21"/>
         </w:rPr>
-        <w:t xml:space="preserve">« Une femme m'a dit une fois : « si je ne viens pas, on ne me trouvera pas de maladie ». Ce n'est pas de l'ignorance, c'est une manière de se protéger. »</w:t>
+        <w:t xml:space="preserve">« On ne contrôle pas si la tension a été prise : on contrôle si la case est remplie. Alors on remplit la case. Et le dépistage disparaît derrière un registre parfait. »</w:t>
       </w:r>
     </w:p>
     <w:p>
@@ -5359,7 +5690,38 @@
           <w:sz w:val="19"/>
           <w:szCs w:val="19"/>
         </w:rPr>
-        <w:t xml:space="preserve">(P11, sage-femme)</w:t>
+        <w:t xml:space="preserve">(P19)</w:t>
+      </w:r>
+    </w:p>
+    <w:p>
+      <w:pPr>
+        <w:spacing w:after="40" w:before="60"/>
+        <w:ind w:left="567" w:right="567"/>
+        <w:jc w:val="both"/>
+      </w:pPr>
+      <w:r>
+        <w:rPr>
+          <w:i/>
+          <w:iCs/>
+          <w:sz w:val="21"/>
+          <w:szCs w:val="21"/>
+        </w:rPr>
+        <w:t xml:space="preserve">« Dans le registre, toutes les femmes ont une tension. Dans la réalité, certaines n'en ont pas eu. Le registre dit que tout est égal ; c'est faux. Une inégalité qu'on ne voit pas, personne ne la corrigera. »</w:t>
+      </w:r>
+    </w:p>
+    <w:p>
+      <w:pPr>
+        <w:spacing w:after="160"/>
+        <w:ind w:left="567" w:right="567"/>
+        <w:jc w:val="right"/>
+      </w:pPr>
+      <w:r>
+        <w:rPr>
+          <w:color w:val="444444"/>
+          <w:sz w:val="19"/>
+          <w:szCs w:val="19"/>
+        </w:rPr>
+        <w:t xml:space="preserve">(P19)</w:t>
       </w:r>
     </w:p>
     <w:p>
@@ -5374,7 +5736,46 @@
           <w:sz w:val="22"/>
           <w:szCs w:val="22"/>
         </w:rPr>
-        <w:t xml:space="preserve">Le recours aux guérisseurs, évoqué par 2 participants de centres éloignés, est décrit sans mépris, comme une ressource de proximité avec laquelle composer.</w:t>
+        <w:t xml:space="preserve">Ce thème repose principalement sur un entretien. Il est conservé parce que l'observation d'un registre le corrobore (section 5.6) et parce qu'il éclaire, par l'inverse, le thème 4 : ce qui n'est pas compté manque, et ce qui est compté peut tromper.</w:t>
+      </w:r>
+    </w:p>
+    <w:p>
+      <w:pPr>
+        <w:pStyle w:val="Heading3"/>
+        <w:spacing w:after="100" w:before="180"/>
+      </w:pPr>
+      <w:r>
+        <w:t xml:space="preserve">5.3.8. Thème 7 — Le dépistage hors des murs</w:t>
+      </w:r>
+    </w:p>
+    <w:p>
+      <w:pPr>
+        <w:spacing w:after="140"/>
+        <w:jc w:val="both"/>
+      </w:pPr>
+      <w:r>
+        <w:rPr>
+          <w:i w:val="false"/>
+          <w:iCs w:val="false"/>
+          <w:sz w:val="22"/>
+          <w:szCs w:val="22"/>
+        </w:rPr>
+        <w:t xml:space="preserve">Définition. Les relais communautaires et les initiatives locales prolongent le dépistage là où le système ne prévoit rien. Ils reposent sur une personne : c'est leur force et leur fragilité.</w:t>
+      </w:r>
+    </w:p>
+    <w:p>
+      <w:pPr>
+        <w:spacing w:after="140"/>
+        <w:jc w:val="both"/>
+      </w:pPr>
+      <w:r>
+        <w:rPr>
+          <w:i w:val="false"/>
+          <w:iCs w:val="false"/>
+          <w:sz w:val="22"/>
+          <w:szCs w:val="22"/>
+        </w:rPr>
+        <w:t xml:space="preserve">Deux participantes de centres ruraux décrivent un dépistage qui se poursuit hors du centre grâce aux agents de santé communautaire : suivi des femmes référées, signalement des non-retours, explication reprise dans la langue de tous les jours. L'écart ne passe plus alors entre les femmes, mais entre les villages qui ont un agent actif et les autres.</w:t>
       </w:r>
     </w:p>
     <w:p>
@@ -5390,7 +5791,7 @@
           <w:sz w:val="21"/>
           <w:szCs w:val="21"/>
         </w:rPr>
-        <w:t xml:space="preserve">« Je ne leur en veux pas : l'hôpital est loin, le guérisseur est à côté et il les connaît. Mais je leur demande de ne pas attendre le résultat des plantes pour partir. »</w:t>
+        <w:t xml:space="preserve">« Il y a les villages où l'agent communautaire est actif et ceux où il ne l'est pas. La différence est grande : dans les premiers, les femmes viennent plus tôt et reviennent. Ce n'est pas la femme qui change, c'est l'agent. »</w:t>
       </w:r>
     </w:p>
     <w:p>
@@ -5405,7 +5806,7 @@
           <w:sz w:val="19"/>
           <w:szCs w:val="19"/>
         </w:rPr>
-        <w:t xml:space="preserve">(P13, sage-femme — traduit du kinyarwanda)</w:t>
+        <w:t xml:space="preserve">(P15, sage-femme — traduit du kinyarwanda)</w:t>
       </w:r>
     </w:p>
     <w:p>
@@ -5420,7 +5821,7 @@
           <w:sz w:val="22"/>
           <w:szCs w:val="22"/>
         </w:rPr>
-        <w:t xml:space="preserve">Une participante récuse la catégorisation elle-même, en déplaçant l'analyse des groupes de femmes vers les situations.</w:t>
+        <w:t xml:space="preserve">Ces relais ne sont prévus par aucune règle : là où l'agent est sollicité pour passer chez une femme référée, c'est faute d'autre solution. L'initiative la plus aboutie, une affiche dessinée à la main pour expliquer la mesure (thème 2), est portée par une seule personne, et aucune de ces pratiques n'est reconnue comme outil officiel.</w:t>
       </w:r>
     </w:p>
     <w:p>
@@ -5436,7 +5837,7 @@
           <w:sz w:val="21"/>
           <w:szCs w:val="21"/>
         </w:rPr>
-        <w:t xml:space="preserve">« Les différences qui comptent pour le dépistage, ce sont des situations, pas des catégories de femmes : avoir de l'argent pour le transport aujourd'hui, avoir quelqu'un pour garder les enfants, avoir le mari d'accord. »</w:t>
+        <w:t xml:space="preserve">« Alors on la garde si on peut, ou on demande à l'agent de santé communautaire de passer chez elle. On fait comme on peut. Il n'y a pas de règle pour ça. »</w:t>
       </w:r>
     </w:p>
     <w:p>
@@ -5451,270 +5852,7 @@
           <w:sz w:val="19"/>
           <w:szCs w:val="19"/>
         </w:rPr>
-        <w:t xml:space="preserve">(P18, infirmière — traduit du kinyarwanda)</w:t>
-      </w:r>
-    </w:p>
-    <w:p>
-      <w:pPr>
-        <w:pStyle w:val="Heading3"/>
-        <w:spacing w:after="100" w:before="180"/>
-      </w:pPr>
-      <w:r>
-        <w:t xml:space="preserve">5.3.7. Thème 6 — Le registre comme écran</w:t>
-      </w:r>
-    </w:p>
-    <w:p>
-      <w:pPr>
-        <w:spacing w:after="140"/>
-        <w:jc w:val="both"/>
-      </w:pPr>
-      <w:r>
-        <w:rPr>
-          <w:i w:val="false"/>
-          <w:iCs w:val="false"/>
-          <w:sz w:val="22"/>
-          <w:szCs w:val="22"/>
-        </w:rPr>
-        <w:t xml:space="preserve">Définition. Un contrôle portant sur la complétude des registres produit de la complétude, et peut rendre invisible l'inégalité qu'il devrait révéler. Ce thème décrit un effet de système, jamais une faute individuelle ; il n'est rapporté en association avec aucun centre.</w:t>
-      </w:r>
-    </w:p>
-    <w:p>
-      <w:pPr>
-        <w:spacing w:after="140"/>
-        <w:jc w:val="both"/>
-      </w:pPr>
-      <w:r>
-        <w:rPr>
-          <w:i w:val="false"/>
-          <w:iCs w:val="false"/>
-          <w:sz w:val="22"/>
-          <w:szCs w:val="22"/>
-        </w:rPr>
-        <w:t xml:space="preserve">Plusieurs participants opposent le registre rempli au service rendu. Une participante décrit le mécanisme jusqu'à son terme : sous la pression du nombre, la colonne est remplie même lorsque la mesure n'a pas été faite, parce que c'est la colonne que l'on contrôle.</w:t>
-      </w:r>
-    </w:p>
-    <w:p>
-      <w:pPr>
-        <w:spacing w:after="40" w:before="60"/>
-        <w:ind w:left="567" w:right="567"/>
-        <w:jc w:val="both"/>
-      </w:pPr>
-      <w:r>
-        <w:rPr>
-          <w:i/>
-          <w:iCs/>
-          <w:sz w:val="21"/>
-          <w:szCs w:val="21"/>
-        </w:rPr>
-        <w:t xml:space="preserve">« Un registre bien rempli, ça compte plus que ce qu'on a fait. Je peux avoir un beau registre et un mauvais service. Personne ne vérifie la deuxième chose. »</w:t>
-      </w:r>
-    </w:p>
-    <w:p>
-      <w:pPr>
-        <w:spacing w:after="160"/>
-        <w:ind w:left="567" w:right="567"/>
-        <w:jc w:val="right"/>
-      </w:pPr>
-      <w:r>
-        <w:rPr>
-          <w:color w:val="444444"/>
-          <w:sz w:val="19"/>
-          <w:szCs w:val="19"/>
-        </w:rPr>
-        <w:t xml:space="preserve">(P04, infirmière — traduit du kinyarwanda)</w:t>
-      </w:r>
-    </w:p>
-    <w:p>
-      <w:pPr>
-        <w:spacing w:after="40" w:before="60"/>
-        <w:ind w:left="567" w:right="567"/>
-        <w:jc w:val="both"/>
-      </w:pPr>
-      <w:r>
-        <w:rPr>
-          <w:i/>
-          <w:iCs/>
-          <w:sz w:val="21"/>
-          <w:szCs w:val="21"/>
-        </w:rPr>
-        <w:t xml:space="preserve">« On ne contrôle pas si la tension a été prise : on contrôle si la case est remplie. Alors on remplit la case. Et le dépistage disparaît derrière un registre parfait. »</w:t>
-      </w:r>
-    </w:p>
-    <w:p>
-      <w:pPr>
-        <w:spacing w:after="160"/>
-        <w:ind w:left="567" w:right="567"/>
-        <w:jc w:val="right"/>
-      </w:pPr>
-      <w:r>
-        <w:rPr>
-          <w:color w:val="444444"/>
-          <w:sz w:val="19"/>
-          <w:szCs w:val="19"/>
-        </w:rPr>
-        <w:t xml:space="preserve">(P19)</w:t>
-      </w:r>
-    </w:p>
-    <w:p>
-      <w:pPr>
-        <w:spacing w:after="40" w:before="60"/>
-        <w:ind w:left="567" w:right="567"/>
-        <w:jc w:val="both"/>
-      </w:pPr>
-      <w:r>
-        <w:rPr>
-          <w:i/>
-          <w:iCs/>
-          <w:sz w:val="21"/>
-          <w:szCs w:val="21"/>
-        </w:rPr>
-        <w:t xml:space="preserve">« Dans le registre, toutes les femmes ont une tension. Dans la réalité, certaines n'en ont pas eu. Le registre dit que tout est égal ; c'est faux. Une inégalité qu'on ne voit pas, personne ne la corrigera. »</w:t>
-      </w:r>
-    </w:p>
-    <w:p>
-      <w:pPr>
-        <w:spacing w:after="160"/>
-        <w:ind w:left="567" w:right="567"/>
-        <w:jc w:val="right"/>
-      </w:pPr>
-      <w:r>
-        <w:rPr>
-          <w:color w:val="444444"/>
-          <w:sz w:val="19"/>
-          <w:szCs w:val="19"/>
-        </w:rPr>
-        <w:t xml:space="preserve">(P19)</w:t>
-      </w:r>
-    </w:p>
-    <w:p>
-      <w:pPr>
-        <w:spacing w:after="140"/>
-        <w:jc w:val="both"/>
-      </w:pPr>
-      <w:r>
-        <w:rPr>
-          <w:i w:val="false"/>
-          <w:iCs w:val="false"/>
-          <w:sz w:val="22"/>
-          <w:szCs w:val="22"/>
-        </w:rPr>
-        <w:t xml:space="preserve">Ce thème repose principalement sur un entretien. Il est conservé parce que l'observation d'un registre le corrobore (section 5.6) et parce qu'il éclaire, par l'inverse, le thème 4 : ce qui n'est pas compté manque, et ce qui est compté peut tromper.</w:t>
-      </w:r>
-    </w:p>
-    <w:p>
-      <w:pPr>
-        <w:pStyle w:val="Heading3"/>
-        <w:spacing w:after="100" w:before="180"/>
-      </w:pPr>
-      <w:r>
-        <w:t xml:space="preserve">5.3.8. Thème 7 — Le dépistage hors des murs</w:t>
-      </w:r>
-    </w:p>
-    <w:p>
-      <w:pPr>
-        <w:spacing w:after="140"/>
-        <w:jc w:val="both"/>
-      </w:pPr>
-      <w:r>
-        <w:rPr>
-          <w:i w:val="false"/>
-          <w:iCs w:val="false"/>
-          <w:sz w:val="22"/>
-          <w:szCs w:val="22"/>
-        </w:rPr>
-        <w:t xml:space="preserve">Définition. Les relais communautaires et les initiatives locales prolongent le dépistage là où le système ne prévoit rien. Ils reposent sur une personne : c'est leur force et leur fragilité.</w:t>
-      </w:r>
-    </w:p>
-    <w:p>
-      <w:pPr>
-        <w:spacing w:after="140"/>
-        <w:jc w:val="both"/>
-      </w:pPr>
-      <w:r>
-        <w:rPr>
-          <w:i w:val="false"/>
-          <w:iCs w:val="false"/>
-          <w:sz w:val="22"/>
-          <w:szCs w:val="22"/>
-        </w:rPr>
-        <w:t xml:space="preserve">Deux participantes de centres ruraux décrivent un dépistage qui se poursuit hors du centre grâce aux agents de santé communautaire : suivi des femmes référées, signalement des non-retours, explication reprise dans la langue de tous les jours. L'écart ne passe plus alors entre les femmes, mais entre les villages qui ont un agent actif et les autres.</w:t>
-      </w:r>
-    </w:p>
-    <w:p>
-      <w:pPr>
-        <w:spacing w:after="40" w:before="60"/>
-        <w:ind w:left="567" w:right="567"/>
-        <w:jc w:val="both"/>
-      </w:pPr>
-      <w:r>
-        <w:rPr>
-          <w:i/>
-          <w:iCs/>
-          <w:sz w:val="21"/>
-          <w:szCs w:val="21"/>
-        </w:rPr>
-        <w:t xml:space="preserve">« Il y a les villages où l'agent communautaire est actif et ceux où il ne l'est pas. La différence est grande : dans les premiers, les femmes viennent plus tôt et reviennent. Ce n'est pas la femme qui change, c'est l'agent. »</w:t>
-      </w:r>
-    </w:p>
-    <w:p>
-      <w:pPr>
-        <w:spacing w:after="160"/>
-        <w:ind w:left="567" w:right="567"/>
-        <w:jc w:val="right"/>
-      </w:pPr>
-      <w:r>
-        <w:rPr>
-          <w:color w:val="444444"/>
-          <w:sz w:val="19"/>
-          <w:szCs w:val="19"/>
-        </w:rPr>
-        <w:t xml:space="preserve">(P15, sage-femme — traduit du kinyarwanda)</w:t>
-      </w:r>
-    </w:p>
-    <w:p>
-      <w:pPr>
-        <w:spacing w:after="140"/>
-        <w:jc w:val="both"/>
-      </w:pPr>
-      <w:r>
-        <w:rPr>
-          <w:i w:val="false"/>
-          <w:iCs w:val="false"/>
-          <w:sz w:val="22"/>
-          <w:szCs w:val="22"/>
-        </w:rPr>
-        <w:t xml:space="preserve">Les mêmes participantes rapportent des initiatives déjà mises en œuvre : une affiche dessinée à la main, un cahier de suivi après l'accouchement, des piles achetées sur fonds propres. Toutes sont portées par une personne, et aucune n'est reconnue comme outil officiel.</w:t>
-      </w:r>
-    </w:p>
-    <w:p>
-      <w:pPr>
-        <w:spacing w:after="40" w:before="60"/>
-        <w:ind w:left="567" w:right="567"/>
-        <w:jc w:val="both"/>
-      </w:pPr>
-      <w:r>
-        <w:rPr>
-          <w:i/>
-          <w:iCs/>
-          <w:sz w:val="21"/>
-          <w:szCs w:val="21"/>
-        </w:rPr>
-        <w:t xml:space="preserve">« Parce que mon cahier repose sur moi. Si je pars, il s'arrête. Et pourtant c'est la seule chose ici qui suit ces femmes après la grossesse. »</w:t>
-      </w:r>
-    </w:p>
-    <w:p>
-      <w:pPr>
-        <w:spacing w:after="160"/>
-        <w:ind w:left="567" w:right="567"/>
-        <w:jc w:val="right"/>
-      </w:pPr>
-      <w:r>
-        <w:rPr>
-          <w:color w:val="444444"/>
-          <w:sz w:val="19"/>
-          <w:szCs w:val="19"/>
-        </w:rPr>
-        <w:t xml:space="preserve">(P21, sage-femme — traduit du kinyarwanda)</w:t>
+        <w:t xml:space="preserve">(P10, sage-femme — traduit du kinyarwanda)</w:t>
       </w:r>
     </w:p>
     <w:p>
@@ -5852,7 +5990,7 @@
                 <w:sz w:val="19"/>
                 <w:szCs w:val="19"/>
               </w:rPr>
-              <w:t xml:space="preserve">Sages-femmes (n = 11)</w:t>
+              <w:t xml:space="preserve">Sages-femmes (n = 10)</w:t>
             </w:r>
           </w:p>
         </w:tc>
@@ -5878,7 +6016,7 @@
                 <w:sz w:val="19"/>
                 <w:szCs w:val="19"/>
               </w:rPr>
-              <w:t xml:space="preserve">Total (n = 21)</w:t>
+              <w:t xml:space="preserve">Total (n = 20)</w:t>
             </w:r>
           </w:p>
         </w:tc>
@@ -5989,7 +6127,7 @@
                 <w:sz w:val="19"/>
                 <w:szCs w:val="19"/>
               </w:rPr>
-              <w:t xml:space="preserve">11</w:t>
+              <w:t xml:space="preserve">10</w:t>
             </w:r>
           </w:p>
         </w:tc>
@@ -6014,7 +6152,7 @@
                 <w:sz w:val="19"/>
                 <w:szCs w:val="19"/>
               </w:rPr>
-              <w:t xml:space="preserve">17</w:t>
+              <w:t xml:space="preserve">16</w:t>
             </w:r>
           </w:p>
         </w:tc>
@@ -6440,7 +6578,7 @@
                 <w:sz w:val="19"/>
                 <w:szCs w:val="19"/>
               </w:rPr>
-              <w:t xml:space="preserve">6</w:t>
+              <w:t xml:space="preserve">5</w:t>
             </w:r>
           </w:p>
         </w:tc>
@@ -6465,7 +6603,7 @@
                 <w:sz w:val="19"/>
                 <w:szCs w:val="19"/>
               </w:rPr>
-              <w:t xml:space="preserve">12</w:t>
+              <w:t xml:space="preserve">11</w:t>
             </w:r>
           </w:p>
         </w:tc>
@@ -6681,7 +6819,7 @@
                 <w:sz w:val="19"/>
                 <w:szCs w:val="19"/>
               </w:rPr>
-              <w:t xml:space="preserve">5</w:t>
+              <w:t xml:space="preserve">4</w:t>
             </w:r>
           </w:p>
         </w:tc>
@@ -6706,7 +6844,7 @@
                 <w:sz w:val="19"/>
                 <w:szCs w:val="19"/>
               </w:rPr>
-              <w:t xml:space="preserve">7</w:t>
+              <w:t xml:space="preserve">6</w:t>
             </w:r>
           </w:p>
         </w:tc>
@@ -6844,7 +6982,7 @@
           <w:sz w:val="22"/>
           <w:szCs w:val="22"/>
         </w:rPr>
-        <w:t xml:space="preserve">Le jugement dominant est celui d'une inégalité inacceptable (17 participants). Il s'accompagne le plus souvent d'une attribution au système (13) ; mais 12 participants reconnaissent aussi une part qui leur revient, généralement la part de l'explication.</w:t>
+        <w:t xml:space="preserve">Le jugement dominant est celui d'une inégalité inacceptable (16 participants). Il s'accompagne le plus souvent d'une attribution au système (13) ; mais 11 participants reconnaissent aussi une part qui leur revient, généralement la part de l'explication.</w:t>
       </w:r>
     </w:p>
     <w:p>
@@ -6921,7 +7059,7 @@
           <w:sz w:val="22"/>
           <w:szCs w:val="22"/>
         </w:rPr>
-        <w:t xml:space="preserve">Deux facteurs d'inégalité, nés du codage inductif, traversent les jugements : l'heure d'arrivée (7) et le lieu de résidence ou d'exercice (7). Dans les deux cas, les participants soulignent que la différence ne dépend pas de la femme.</w:t>
+        <w:t xml:space="preserve">Deux facteurs d'inégalité, nés du codage inductif, traversent les jugements : l'heure d'arrivée (7) et le lieu de résidence ou d'exercice (6). Dans les deux cas, les participants soulignent que la différence ne dépend pas de la femme.</w:t>
       </w:r>
     </w:p>
     <w:p>
@@ -7164,7 +7302,7 @@
                 <w:sz w:val="19"/>
                 <w:szCs w:val="19"/>
               </w:rPr>
-              <w:t xml:space="preserve">Sages-femmes (n = 11)</w:t>
+              <w:t xml:space="preserve">Sages-femmes (n = 10)</w:t>
             </w:r>
           </w:p>
         </w:tc>
@@ -7189,7 +7327,7 @@
                 <w:sz w:val="19"/>
                 <w:szCs w:val="19"/>
               </w:rPr>
-              <w:t xml:space="preserve">Total (n = 21)</w:t>
+              <w:t xml:space="preserve">Total (n = 20)</w:t>
             </w:r>
           </w:p>
         </w:tc>
@@ -7266,7 +7404,7 @@
                 <w:sz w:val="19"/>
                 <w:szCs w:val="19"/>
               </w:rPr>
-              <w:t xml:space="preserve">3</w:t>
+              <w:t xml:space="preserve">2</w:t>
             </w:r>
           </w:p>
         </w:tc>
@@ -7290,7 +7428,7 @@
                 <w:sz w:val="19"/>
                 <w:szCs w:val="19"/>
               </w:rPr>
-              <w:t xml:space="preserve">9</w:t>
+              <w:t xml:space="preserve">8</w:t>
             </w:r>
           </w:p>
         </w:tc>
@@ -7468,7 +7606,7 @@
                 <w:sz w:val="19"/>
                 <w:szCs w:val="19"/>
               </w:rPr>
-              <w:t xml:space="preserve">3</w:t>
+              <w:t xml:space="preserve">2</w:t>
             </w:r>
           </w:p>
         </w:tc>
@@ -7492,7 +7630,7 @@
                 <w:sz w:val="19"/>
                 <w:szCs w:val="19"/>
               </w:rPr>
-              <w:t xml:space="preserve">5</w:t>
+              <w:t xml:space="preserve">4</w:t>
             </w:r>
           </w:p>
         </w:tc>
@@ -8092,7 +8230,7 @@
           <w:sz w:val="22"/>
           <w:szCs w:val="22"/>
         </w:rPr>
-        <w:t xml:space="preserve">Sur les 16 centres observés, 8 ont fait l'objet d'un constat consigné de confrontation entre propos et observation : 2 écarts et 6 concordances (tableau VIII). Aucun écart n'est imputé à une intention du participant ; un écart renseigne sur la distance entre la norme intériorisée et la condition d'exercice.</w:t>
+        <w:t xml:space="preserve">Sur les 15 centres observés, 7 ont fait l'objet d'un constat consigné de confrontation entre propos et observation : 2 écarts et 5 concordances (tableau VIII). Aucun écart n'est imputé à une intention du participant ; un écart renseigne sur la distance entre la norme intériorisée et la condition d'exercice.</w:t>
       </w:r>
     </w:p>
     <w:p>
@@ -8742,83 +8880,6 @@
                 <w:szCs w:val="19"/>
               </w:rPr>
               <w:t xml:space="preserve">Le paradoxe décrit — glucomètre fonctionnel, bandelettes périmées — est constaté ; il conduit à distinguer, dans la grille, le matériel « présent » du matériel « utilisable ».</w:t>
-            </w:r>
-          </w:p>
-        </w:tc>
-      </w:tr>
-      <w:tr>
-        <w:trPr>
-          <w:tblHeader w:val="off"/>
-        </w:trPr>
-        <w:tc>
-          <w:tcPr>
-            <w:tcW w:type="dxa" w:w="700"/>
-            <w:tcMar>
-              <w:top w:type="dxa" w:w="60"/>
-              <w:left w:type="dxa" w:w="100"/>
-              <w:bottom w:type="dxa" w:w="60"/>
-              <w:right w:type="dxa" w:w="100"/>
-            </w:tcMar>
-          </w:tcPr>
-          <w:p>
-            <w:r>
-              <w:rPr>
-                <w:b w:val="false"/>
-                <w:bCs w:val="false"/>
-                <w:i w:val="false"/>
-                <w:iCs w:val="false"/>
-                <w:sz w:val="19"/>
-                <w:szCs w:val="19"/>
-              </w:rPr>
-              <w:t xml:space="preserve">8</w:t>
-            </w:r>
-          </w:p>
-        </w:tc>
-        <w:tc>
-          <w:tcPr>
-            <w:tcW w:type="dxa" w:w="1400"/>
-            <w:tcMar>
-              <w:top w:type="dxa" w:w="60"/>
-              <w:left w:type="dxa" w:w="100"/>
-              <w:bottom w:type="dxa" w:w="60"/>
-              <w:right w:type="dxa" w:w="100"/>
-            </w:tcMar>
-          </w:tcPr>
-          <w:p>
-            <w:r>
-              <w:rPr>
-                <w:b w:val="false"/>
-                <w:bCs w:val="false"/>
-                <w:i w:val="false"/>
-                <w:iCs w:val="false"/>
-                <w:sz w:val="19"/>
-                <w:szCs w:val="19"/>
-              </w:rPr>
-              <w:t xml:space="preserve">concordance</w:t>
-            </w:r>
-          </w:p>
-        </w:tc>
-        <w:tc>
-          <w:tcPr>
-            <w:tcW w:type="dxa" w:w="6926"/>
-            <w:tcMar>
-              <w:top w:type="dxa" w:w="60"/>
-              <w:left w:type="dxa" w:w="100"/>
-              <w:bottom w:type="dxa" w:w="60"/>
-              <w:right w:type="dxa" w:w="100"/>
-            </w:tcMar>
-          </w:tcPr>
-          <w:p>
-            <w:r>
-              <w:rPr>
-                <w:b w:val="false"/>
-                <w:bCs w:val="false"/>
-                <w:i w:val="false"/>
-                <w:iCs w:val="false"/>
-                <w:sz w:val="19"/>
-                <w:szCs w:val="19"/>
-              </w:rPr>
-              <w:t xml:space="preserve">Le cahier de suivi après l'accouchement décrit en entretien est observé ; les piles du tensiomètre sont signalées comme un intrant manquant de façon répétée.</w:t>
             </w:r>
           </w:p>
         </w:tc>
@@ -9241,7 +9302,7 @@
                 <w:sz w:val="19"/>
                 <w:szCs w:val="19"/>
               </w:rPr>
-              <w:t xml:space="preserve">12</w:t>
+              <w:t xml:space="preserve">11</w:t>
             </w:r>
           </w:p>
         </w:tc>
@@ -9265,7 +9326,7 @@
                 <w:sz w:val="19"/>
                 <w:szCs w:val="19"/>
               </w:rPr>
-              <w:t xml:space="preserve">2 795</w:t>
+              <w:t xml:space="preserve">2 605</w:t>
             </w:r>
           </w:p>
         </w:tc>
@@ -9313,7 +9374,7 @@
                 <w:sz w:val="19"/>
                 <w:szCs w:val="19"/>
               </w:rPr>
-              <w:t xml:space="preserve">35,5 %</w:t>
+              <w:t xml:space="preserve">35 %</w:t>
             </w:r>
           </w:p>
         </w:tc>
@@ -9619,7 +9680,7 @@
                 <w:sz w:val="19"/>
                 <w:szCs w:val="19"/>
               </w:rPr>
-              <w:t xml:space="preserve">La tension est intégrée à la CPN ; la glycémie se fait au laboratoire ou à la consultation des maladies chroniques, et cesse d'être pensée là où ce circuit est fermé à la femme enceinte.</w:t>
+              <w:t xml:space="preserve">La tension est intégrée à la CPN ; la glycémie, demandée sur des signes d'appel, se fait au laboratoire ou à la consultation des maladies chroniques, aux frais de la femme, et cesse d'être pensée là où ce circuit est fermé à la femme enceinte.</w:t>
             </w:r>
           </w:p>
         </w:tc>
@@ -9927,7 +9988,7 @@
                 <w:sz w:val="19"/>
                 <w:szCs w:val="19"/>
               </w:rPr>
-              <w:t xml:space="preserve">L'équipement supprime l'inégalité du test, pas celle de l'explication.</w:t>
+              <w:t xml:space="preserve">L'équipement réduit l'inégalité du test, mais ni celle du coût ni celle de l'explication.</w:t>
             </w:r>
           </w:p>
         </w:tc>

--- a/memoire-ngoma/livrables/5_Chapitre_Resultats_SIMULATION.docx
+++ b/memoire-ngoma/livrables/5_Chapitre_Resultats_SIMULATION.docx
@@ -1722,7 +1722,7 @@
           <w:sz w:val="22"/>
           <w:szCs w:val="22"/>
         </w:rPr>
-        <w:t xml:space="preserve">Même la tension connaît des omissions : 9 participants décrivent des mesures sautées faute d'appareil disponible. Pour la glycémie, aucun ne décrit un geste réalisé en salle de CPN ; 12 décrivent le circuit du bon, du laboratoire et des bandelettes réservées d'abord aux malades chroniques.</w:t>
+        <w:t xml:space="preserve">Même la tension connaît des omissions faute d'appareil disponible (9 participants), et le savoir glycémique s'érode quand il n'est pas pratiqué (4). Pour la glycémie, aucun ne décrit un geste réalisé en salle de CPN ; 12 décrivent le circuit du bon, du laboratoire et des bandelettes réservées d'abord aux malades chroniques.</w:t>
       </w:r>
     </w:p>
     <w:p>
@@ -1804,6 +1804,15 @@
     </w:p>
     <w:p>
       <w:pPr>
+        <w:pStyle w:val="Heading3"/>
+        <w:spacing w:after="100" w:before="180"/>
+      </w:pPr>
+      <w:r>
+        <w:t xml:space="preserve">5.2.3. Thème 2 — Expliquer moins à celles qui savent le moins</w:t>
+      </w:r>
+    </w:p>
+    <w:p>
+      <w:pPr>
         <w:spacing w:after="140"/>
         <w:jc w:val="both"/>
       </w:pPr>
@@ -1814,7 +1823,22 @@
           <w:sz w:val="22"/>
           <w:szCs w:val="22"/>
         </w:rPr>
-        <w:t xml:space="preserve">Le savoir lui-même s'érode lorsqu'il n'est pas pratiqué : 4 participants décrivent une compétence acquise en formation puis désapprise faute d'outil.</w:t>
+        <w:t xml:space="preserve">Définition. L'explication qui suit la mesure varie selon l'heure, la charge de travail et l'idée que le soignant se fait de la femme, à l'inverse des besoins. Ce sont les participants eux-mêmes qui le décrivent ; le thème ne désigne pas une faute individuelle.</w:t>
+      </w:r>
+    </w:p>
+    <w:p>
+      <w:pPr>
+        <w:spacing w:after="140"/>
+        <w:jc w:val="both"/>
+      </w:pPr>
+      <w:r>
+        <w:rPr>
+          <w:i w:val="false"/>
+          <w:iCs w:val="false"/>
+          <w:sz w:val="22"/>
+          <w:szCs w:val="22"/>
+        </w:rPr>
+        <w:t xml:space="preserve">Dix-sept participants décrivent cette modulation, selon l'instruction supposée, l'heure d'arrivée et l'assurance de la femme ; plusieurs formulent eux-mêmes le paradoxe, parfois en le découvrant au cours de l'entretien.</w:t>
       </w:r>
     </w:p>
     <w:p>
@@ -1830,7 +1854,7 @@
           <w:sz w:val="21"/>
           <w:szCs w:val="21"/>
         </w:rPr>
-        <w:t xml:space="preserve">« J'ai la connaissance et je n'ai pas l'outil. C'est comme apprendre à conduire et ne pas avoir de voiture. Et avec le temps j'ai peur d'oublier. »</w:t>
+        <w:t xml:space="preserve">« Si vous venez à sept heures trente, vous aurez une infirmière qui vous explique. Si vous venez à onze heures, vous aurez la même infirmière mais elle vous dira trois mots. C'est le même service et ce n'est pas le même service. »</w:t>
       </w:r>
     </w:p>
     <w:p>
@@ -1845,16 +1869,7 @@
           <w:sz w:val="19"/>
           <w:szCs w:val="19"/>
         </w:rPr>
-        <w:t xml:space="preserve">(P06, sage-femme — traduit du kinyarwanda)</w:t>
-      </w:r>
-    </w:p>
-    <w:p>
-      <w:pPr>
-        <w:pStyle w:val="Heading3"/>
-        <w:spacing w:after="100" w:before="180"/>
-      </w:pPr>
-      <w:r>
-        <w:t xml:space="preserve">5.2.3. Thème 2 — Expliquer moins à celles qui savent le moins</w:t>
+        <w:t xml:space="preserve">(P04, infirmière — traduit du kinyarwanda)</w:t>
       </w:r>
     </w:p>
     <w:p>
@@ -1869,7 +1884,56 @@
           <w:sz w:val="22"/>
           <w:szCs w:val="22"/>
         </w:rPr>
-        <w:t xml:space="preserve">Définition. L'explication qui suit la mesure varie selon l'heure, la charge de travail et l'idée que le soignant se fait de la femme, à l'inverse des besoins. Ce sont les participants eux-mêmes qui le décrivent ; le thème ne désigne pas une faute individuelle.</w:t>
+        <w:t xml:space="preserve">Cinq participants affirment au contraire donner la même explication à toutes. Le risque au-delà de la grossesse n'est évoqué que par 7 participants, certains le taisant faute de service vers lequel orienter la femme. Des contre-pratiques existent : faire reformuler la femme (4), utiliser un support visuel commun (2), refuser de classer les femmes par avance. Enfin, 2 infirmiers ou infirmières laissent l'explication à une collègue sage-femme.</w:t>
+      </w:r>
+    </w:p>
+    <w:p>
+      <w:pPr>
+        <w:spacing w:after="40" w:before="60"/>
+        <w:ind w:left="567" w:right="567"/>
+        <w:jc w:val="both"/>
+      </w:pPr>
+      <w:r>
+        <w:rPr>
+          <w:i/>
+          <w:iCs/>
+          <w:sz w:val="21"/>
+          <w:szCs w:val="21"/>
+        </w:rPr>
+        <w:t xml:space="preserve">« Avec l'affiche, j'explique pareil à toutes, c'est ça l'avantage : l'image est la même pour celle qui sait lire et pour celle qui ne sait pas. »</w:t>
+      </w:r>
+    </w:p>
+    <w:p>
+      <w:pPr>
+        <w:spacing w:after="160"/>
+        <w:ind w:left="567" w:right="567"/>
+        <w:jc w:val="right"/>
+      </w:pPr>
+      <w:r>
+        <w:rPr>
+          <w:color w:val="444444"/>
+          <w:sz w:val="19"/>
+          <w:szCs w:val="19"/>
+        </w:rPr>
+        <w:t xml:space="preserve">(P15, sage-femme — traduit du kinyarwanda)</w:t>
+      </w:r>
+    </w:p>
+    <w:p>
+      <w:pPr>
+        <w:pStyle w:val="Heading2"/>
+        <w:spacing w:after="120" w:before="220"/>
+      </w:pPr>
+      <w:r>
+        <w:t xml:space="preserve">5.3. Conditions perçues du dépistage (objectif spécifique 2)</w:t>
+      </w:r>
+    </w:p>
+    <w:p>
+      <w:pPr>
+        <w:pStyle w:val="Heading3"/>
+        <w:spacing w:after="100" w:before="180"/>
+      </w:pPr>
+      <w:r>
+        <w:t xml:space="preserve">5.3.1. Conditions individuelles et organisationnelles</w:t>
       </w:r>
     </w:p>
     <w:p>
@@ -1884,7 +1948,31 @@
           <w:sz w:val="22"/>
           <w:szCs w:val="22"/>
         </w:rPr>
-        <w:t xml:space="preserve">Dix-sept participants décrivent cette modulation, selon l'instruction supposée, l'heure d'arrivée et l'assurance de la femme ; plusieurs formulent eux-mêmes le paradoxe, parfois en le découvrant au cours de l'entretien.</w:t>
+        <w:t xml:space="preserve">Vingt participants sur 20 décrivent une préparation initiale absente ou insuffisante au dépistage du diabète gestationnel ; la formation continue, décisive quand elle a eu lieu, reste ponctuelle et nominative, et le savoir part avec la personne formée. La charge de travail (20 participants), la concurrence entre programmes (4) et l'absence de maintenance des appareils (5) limitent le dépistage ; un poste de constantes tenu par une personne dédiée est le facilitateur le plus cité.</w:t>
+      </w:r>
+    </w:p>
+    <w:p>
+      <w:pPr>
+        <w:pStyle w:val="Heading3"/>
+        <w:spacing w:after="100" w:before="180"/>
+      </w:pPr>
+      <w:r>
+        <w:t xml:space="preserve">5.3.2. Thème 4 — Ce qui est compté existe</w:t>
+      </w:r>
+    </w:p>
+    <w:p>
+      <w:pPr>
+        <w:spacing w:after="140"/>
+        <w:jc w:val="both"/>
+      </w:pPr>
+      <w:r>
+        <w:rPr>
+          <w:i w:val="false"/>
+          <w:iCs w:val="false"/>
+          <w:sz w:val="22"/>
+          <w:szCs w:val="22"/>
+        </w:rPr>
+        <w:t xml:space="preserve">Définition. Intrants, maintenance et attention de l'encadrement suivent les indicateurs ; le dépistage n'en fait pas partie. La supervision décrite porte sur la fréquentation et la complétude des registres ; aucun participant n'a eu à déclarer une tension élevée dépistée ou une glycémie réalisée, et plusieurs relient cette absence à la rupture des intrants.</w:t>
       </w:r>
     </w:p>
     <w:p>
@@ -1900,7 +1988,7 @@
           <w:sz w:val="21"/>
           <w:szCs w:val="21"/>
         </w:rPr>
-        <w:t xml:space="preserve">« Si vous venez à sept heures trente, vous aurez une infirmière qui vous explique. Si vous venez à onze heures, vous aurez la même infirmière mais elle vous dira trois mots. C'est le même service et ce n'est pas le même service. »</w:t>
+        <w:t xml:space="preserve">« Le fer, on l'a toujours. La moustiquaire, on l'a toujours. Parce qu'ils sont dans les indicateurs. Les bandelettes de glycémie ne sont dans aucun indicateur, donc elles arrivent en dernier ou pas du tout. »</w:t>
       </w:r>
     </w:p>
     <w:p>
@@ -1915,7 +2003,31 @@
           <w:sz w:val="19"/>
           <w:szCs w:val="19"/>
         </w:rPr>
-        <w:t xml:space="preserve">(P04, infirmière — traduit du kinyarwanda)</w:t>
+        <w:t xml:space="preserve">(P07, sage-femme)</w:t>
+      </w:r>
+    </w:p>
+    <w:p>
+      <w:pPr>
+        <w:pStyle w:val="Heading3"/>
+        <w:spacing w:after="100" w:before="180"/>
+      </w:pPr>
+      <w:r>
+        <w:t xml:space="preserve">5.3.3. Thème 5 — Ce que change la dotation, et ce qu'elle ne change pas</w:t>
+      </w:r>
+    </w:p>
+    <w:p>
+      <w:pPr>
+        <w:spacing w:after="140"/>
+        <w:jc w:val="both"/>
+      </w:pPr>
+      <w:r>
+        <w:rPr>
+          <w:i w:val="false"/>
+          <w:iCs w:val="false"/>
+          <w:sz w:val="22"/>
+          <w:szCs w:val="22"/>
+        </w:rPr>
+        <w:t xml:space="preserve">Définition. L'équipement réduit l'inégalité du test, mais ni celle du coût ni celle de l'explication, et il est réparti au bénéfice des centres déjà les mieux placés. Là où le laboratoire accepte les bons de la CPN, le dépistage glycémique devient une routine ciblée ; mais même dans le centre le mieux pourvu, le test reste payé par la femme, et l'explication reste soumise au temps disponible. Six participants estiment que le lieu d'exercice décide de ce que reçoivent les femmes.</w:t>
       </w:r>
     </w:p>
     <w:p>
@@ -1931,7 +2043,7 @@
           <w:sz w:val="21"/>
           <w:szCs w:val="21"/>
         </w:rPr>
-        <w:t xml:space="preserve">« Donc je donne le plus à celle qui a déjà, et le moins à celle qui n'a rien. »</w:t>
+        <w:t xml:space="preserve">« Le titulaire laisse passer celles qui ne peuvent pas payer, mais c'est un arrangement, ce n'est écrit nulle part. »</w:t>
       </w:r>
     </w:p>
     <w:p>
@@ -1946,7 +2058,16 @@
           <w:sz w:val="19"/>
           <w:szCs w:val="19"/>
         </w:rPr>
-        <w:t xml:space="preserve">(P02, sage-femme)</w:t>
+        <w:t xml:space="preserve">(P11, sage-femme)</w:t>
+      </w:r>
+    </w:p>
+    <w:p>
+      <w:pPr>
+        <w:pStyle w:val="Heading3"/>
+        <w:spacing w:after="100" w:before="180"/>
+      </w:pPr>
+      <w:r>
+        <w:t xml:space="preserve">5.3.4. Thème 3 — Trouver sans pouvoir suivre</w:t>
       </w:r>
     </w:p>
     <w:p>
@@ -1961,7 +2082,7 @@
           <w:sz w:val="22"/>
           <w:szCs w:val="22"/>
         </w:rPr>
-        <w:t xml:space="preserve">Cinq participants affirment au contraire donner la même explication à toutes. Le risque au-delà de la grossesse n'est évoqué que par 7 participants, certains le taisant faute de service vers lequel orienter la femme. Des contre-pratiques existent : faire reformuler la femme (4), utiliser un support visuel commun (2), refuser de classer les femmes par avance. Enfin, 2 infirmiers ou infirmières laissent l'explication à une collègue sage-femme.</w:t>
+        <w:t xml:space="preserve">Définition. La détection ne devient une prise en charge que si la référence aboutit et si l'information revient. Devant une tension élevée, la conduite décrite est la même partout : reprise après repos, recherche de protéines, référence. La suite diverge : dans les centres éloignés, la référence dépend d'un véhicule, de l'argent de la famille et de la personne qui décide (9 participants) ; 15 participants rapportent l'absence de tout retour écrit de l'hôpital ; 4 décrivent des femmes dépistées qui, après l'accouchement, ne relèvent plus d'aucun service.</w:t>
       </w:r>
     </w:p>
     <w:p>
@@ -1977,7 +2098,7 @@
           <w:sz w:val="21"/>
           <w:szCs w:val="21"/>
         </w:rPr>
-        <w:t xml:space="preserve">« Avec l'affiche, j'explique pareil à toutes, c'est ça l'avantage : l'image est la même pour celle qui sait lire et pour celle qui ne sait pas. »</w:t>
+        <w:t xml:space="preserve">« Aujourd'hui je réfère dans le vide. Et tant que je réfère dans le vide, mon dépistage s'arrête à la détection : ce n'est pas un dépistage, c'est un signalement. »</w:t>
       </w:r>
     </w:p>
     <w:p>
@@ -1992,16 +2113,7 @@
           <w:sz w:val="19"/>
           <w:szCs w:val="19"/>
         </w:rPr>
-        <w:t xml:space="preserve">(P15, sage-femme — traduit du kinyarwanda)</w:t>
-      </w:r>
-    </w:p>
-    <w:p>
-      <w:pPr>
-        <w:pStyle w:val="Heading2"/>
-        <w:spacing w:after="120" w:before="220"/>
-      </w:pPr>
-      <w:r>
-        <w:t xml:space="preserve">5.3. Conditions perçues du dépistage (objectif spécifique 2)</w:t>
+        <w:t xml:space="preserve">(P07, sage-femme)</w:t>
       </w:r>
     </w:p>
     <w:p>
@@ -2010,7 +2122,7 @@
         <w:spacing w:after="100" w:before="180"/>
       </w:pPr>
       <w:r>
-        <w:t xml:space="preserve">5.3.1. Conditions individuelles et organisationnelles</w:t>
+        <w:t xml:space="preserve">5.3.5. Conditions sociales perçues</w:t>
       </w:r>
     </w:p>
     <w:p>
@@ -2025,7 +2137,7 @@
           <w:sz w:val="22"/>
           <w:szCs w:val="22"/>
         </w:rPr>
-        <w:t xml:space="preserve">Vingt participants sur 20 décrivent une préparation initiale absente ou insuffisante au dépistage du diabète gestationnel ; la formation continue, décisive quand elle a eu lieu, reste ponctuelle et nominative, et le savoir part avec la personne formée. La charge de travail (20 participants), la concurrence entre programmes (4) et l'absence de maintenance des appareils (5) limitent le dépistage ; un poste de constantes tenu par une personne dédiée est le facilitateur le plus cité.</w:t>
+        <w:t xml:space="preserve">Les conditions sociales des femmes, telles que les perçoivent les participants, sont dominées par la distance (18), le coût et la mutuelle (18) et l'instruction (18). Le recours tardif et le non-retour (20) sont attribués aux femmes par 2 participants, tandis que 9 désignent aussi le service : attente prolongée, visite sans résultat, rupture de matériel. Le recours aux guérisseurs (2) est décrit sans mépris, comme une ressource de proximité.</w:t>
       </w:r>
     </w:p>
     <w:p>
@@ -2041,7 +2153,7 @@
           <w:sz w:val="21"/>
           <w:szCs w:val="21"/>
         </w:rPr>
-        <w:t xml:space="preserve">« Nous sommes deux pour la CPN et la maternité en même temps. Un accouchement ne peut pas attendre. Donc c'est la CPN qui attend, toujours. »</w:t>
+        <w:t xml:space="preserve">« Les différences qui comptent pour le dépistage, ce sont des situations, pas des catégories de femmes : avoir de l'argent pour le transport aujourd'hui, avoir quelqu'un pour garder les enfants, avoir le mari d'accord. »</w:t>
       </w:r>
     </w:p>
     <w:p>
@@ -2056,7 +2168,7 @@
           <w:sz w:val="19"/>
           <w:szCs w:val="19"/>
         </w:rPr>
-        <w:t xml:space="preserve">(P10, sage-femme — traduit du kinyarwanda)</w:t>
+        <w:t xml:space="preserve">(P18, infirmière — traduit du kinyarwanda)</w:t>
       </w:r>
     </w:p>
     <w:p>
@@ -2065,7 +2177,7 @@
         <w:spacing w:after="100" w:before="180"/>
       </w:pPr>
       <w:r>
-        <w:t xml:space="preserve">5.3.2. Thème 4 — Ce qui est compté existe</w:t>
+        <w:t xml:space="preserve">5.3.6. Thème 6 — Le registre comme écran</w:t>
       </w:r>
     </w:p>
     <w:p>
@@ -2080,7 +2192,7 @@
           <w:sz w:val="22"/>
           <w:szCs w:val="22"/>
         </w:rPr>
-        <w:t xml:space="preserve">Définition. Intrants, maintenance et attention de l'encadrement suivent les indicateurs ; le dépistage n'en fait pas partie. La supervision décrite porte sur la fréquentation et la complétude des registres ; aucun participant n'a eu à déclarer une tension élevée dépistée ou une glycémie réalisée, et plusieurs relient cette absence à la rupture des intrants.</w:t>
+        <w:t xml:space="preserve">Définition. Un contrôle portant sur la complétude des registres produit de la complétude, et peut rendre invisible l'inégalité qu'il devrait révéler. Ce thème décrit un effet de système, jamais une faute individuelle, et n'est associé à aucun centre ; il repose surtout sur un entretien, corroboré par l'observation d'un registre (section 5.5).</w:t>
       </w:r>
     </w:p>
     <w:p>
@@ -2096,7 +2208,7 @@
           <w:sz w:val="21"/>
           <w:szCs w:val="21"/>
         </w:rPr>
-        <w:t xml:space="preserve">« Le fer, on l'a toujours. La moustiquaire, on l'a toujours. Parce qu'ils sont dans les indicateurs. Les bandelettes de glycémie ne sont dans aucun indicateur, donc elles arrivent en dernier ou pas du tout. »</w:t>
+        <w:t xml:space="preserve">« Dans le registre, toutes les femmes ont une tension. Dans la réalité, certaines n'en ont pas eu. Le registre dit que tout est égal ; c'est faux. Une inégalité qu'on ne voit pas, personne ne la corrigera. »</w:t>
       </w:r>
     </w:p>
     <w:p>
@@ -2111,38 +2223,7 @@
           <w:sz w:val="19"/>
           <w:szCs w:val="19"/>
         </w:rPr>
-        <w:t xml:space="preserve">(P07, sage-femme)</w:t>
-      </w:r>
-    </w:p>
-    <w:p>
-      <w:pPr>
-        <w:spacing w:after="40" w:before="60"/>
-        <w:ind w:left="567" w:right="567"/>
-        <w:jc w:val="both"/>
-      </w:pPr>
-      <w:r>
-        <w:rPr>
-          <w:i/>
-          <w:iCs/>
-          <w:sz w:val="21"/>
-          <w:szCs w:val="21"/>
-        </w:rPr>
-        <w:t xml:space="preserve">« S'il y avait un chiffre à rendre sur les glycémies faites, l'appareil serait réparé depuis longtemps. »</w:t>
-      </w:r>
-    </w:p>
-    <w:p>
-      <w:pPr>
-        <w:spacing w:after="160"/>
-        <w:ind w:left="567" w:right="567"/>
-        <w:jc w:val="right"/>
-      </w:pPr>
-      <w:r>
-        <w:rPr>
-          <w:color w:val="444444"/>
-          <w:sz w:val="19"/>
-          <w:szCs w:val="19"/>
-        </w:rPr>
-        <w:t xml:space="preserve">(P09, infirmière — traduit du kinyarwanda)</w:t>
+        <w:t xml:space="preserve">(P19)</w:t>
       </w:r>
     </w:p>
     <w:p>
@@ -2151,7 +2232,7 @@
         <w:spacing w:after="100" w:before="180"/>
       </w:pPr>
       <w:r>
-        <w:t xml:space="preserve">5.3.3. Thème 5 — Ce que change la dotation, et ce qu'elle ne change pas</w:t>
+        <w:t xml:space="preserve">5.3.7. Thème 7 — Le dépistage hors des murs</w:t>
       </w:r>
     </w:p>
     <w:p>
@@ -2166,351 +2247,7 @@
           <w:sz w:val="22"/>
           <w:szCs w:val="22"/>
         </w:rPr>
-        <w:t xml:space="preserve">Définition. L'équipement réduit l'inégalité du test, mais ni celle du coût ni celle de l'explication, et il est réparti au bénéfice des centres déjà les mieux placés. Là où le laboratoire accepte les bons de la CPN, le dépistage glycémique devient une routine ciblée ; mais même dans le centre le mieux pourvu, le test reste payé par la femme, et l'explication reste soumise au temps disponible. Six participants estiment que le lieu d'exercice décide de ce que reçoivent les femmes.</w:t>
-      </w:r>
-    </w:p>
-    <w:p>
-      <w:pPr>
-        <w:spacing w:after="40" w:before="60"/>
-        <w:ind w:left="567" w:right="567"/>
-        <w:jc w:val="both"/>
-      </w:pPr>
-      <w:r>
-        <w:rPr>
-          <w:i/>
-          <w:iCs/>
-          <w:sz w:val="21"/>
-          <w:szCs w:val="21"/>
-        </w:rPr>
-        <w:t xml:space="preserve">« Le titulaire laisse passer celles qui ne peuvent pas payer, mais c'est un arrangement, ce n'est écrit nulle part. »</w:t>
-      </w:r>
-    </w:p>
-    <w:p>
-      <w:pPr>
-        <w:spacing w:after="160"/>
-        <w:ind w:left="567" w:right="567"/>
-        <w:jc w:val="right"/>
-      </w:pPr>
-      <w:r>
-        <w:rPr>
-          <w:color w:val="444444"/>
-          <w:sz w:val="19"/>
-          <w:szCs w:val="19"/>
-        </w:rPr>
-        <w:t xml:space="preserve">(P11, sage-femme)</w:t>
-      </w:r>
-    </w:p>
-    <w:p>
-      <w:pPr>
-        <w:spacing w:after="40" w:before="60"/>
-        <w:ind w:left="567" w:right="567"/>
-        <w:jc w:val="both"/>
-      </w:pPr>
-      <w:r>
-        <w:rPr>
-          <w:i/>
-          <w:iCs/>
-          <w:sz w:val="21"/>
-          <w:szCs w:val="21"/>
-        </w:rPr>
-        <w:t xml:space="preserve">« Le matériel règle l'inégalité du test ; il ne règle pas celle de l'explication. »</w:t>
-      </w:r>
-    </w:p>
-    <w:p>
-      <w:pPr>
-        <w:spacing w:after="160"/>
-        <w:ind w:left="567" w:right="567"/>
-        <w:jc w:val="right"/>
-      </w:pPr>
-      <w:r>
-        <w:rPr>
-          <w:color w:val="444444"/>
-          <w:sz w:val="19"/>
-          <w:szCs w:val="19"/>
-        </w:rPr>
-        <w:t xml:space="preserve">(P11, sage-femme)</w:t>
-      </w:r>
-    </w:p>
-    <w:p>
-      <w:pPr>
-        <w:pStyle w:val="Heading3"/>
-        <w:spacing w:after="100" w:before="180"/>
-      </w:pPr>
-      <w:r>
-        <w:t xml:space="preserve">5.3.4. Thème 3 — Trouver sans pouvoir suivre</w:t>
-      </w:r>
-    </w:p>
-    <w:p>
-      <w:pPr>
-        <w:spacing w:after="140"/>
-        <w:jc w:val="both"/>
-      </w:pPr>
-      <w:r>
-        <w:rPr>
-          <w:i w:val="false"/>
-          <w:iCs w:val="false"/>
-          <w:sz w:val="22"/>
-          <w:szCs w:val="22"/>
-        </w:rPr>
-        <w:t xml:space="preserve">Définition. La détection ne devient une prise en charge que si la référence aboutit et si l'information revient. Devant une tension élevée, la conduite décrite est la même partout : reprise après repos, recherche de protéines, référence. La suite diverge : dans les centres éloignés, la référence dépend d'un véhicule, de l'argent de la famille et de la personne qui décide (9 participants) ; 15 participants rapportent l'absence de tout retour écrit de l'hôpital ; 4 décrivent des femmes dépistées qui, après l'accouchement, ne relèvent plus d'aucun service.</w:t>
-      </w:r>
-    </w:p>
-    <w:p>
-      <w:pPr>
-        <w:spacing w:after="40" w:before="60"/>
-        <w:ind w:left="567" w:right="567"/>
-        <w:jc w:val="both"/>
-      </w:pPr>
-      <w:r>
-        <w:rPr>
-          <w:i/>
-          <w:iCs/>
-          <w:sz w:val="21"/>
-          <w:szCs w:val="21"/>
-        </w:rPr>
-        <w:t xml:space="preserve">« pour nous qui sommes loin, une référence n'est pas une feuille de papier, c'est un véhicule. Tant qu'il n'y a pas de véhicule, la référence est une idée. »</w:t>
-      </w:r>
-    </w:p>
-    <w:p>
-      <w:pPr>
-        <w:spacing w:after="160"/>
-        <w:ind w:left="567" w:right="567"/>
-        <w:jc w:val="right"/>
-      </w:pPr>
-      <w:r>
-        <w:rPr>
-          <w:color w:val="444444"/>
-          <w:sz w:val="19"/>
-          <w:szCs w:val="19"/>
-        </w:rPr>
-        <w:t xml:space="preserve">(P10, sage-femme — traduit du kinyarwanda)</w:t>
-      </w:r>
-    </w:p>
-    <w:p>
-      <w:pPr>
-        <w:spacing w:after="40" w:before="60"/>
-        <w:ind w:left="567" w:right="567"/>
-        <w:jc w:val="both"/>
-      </w:pPr>
-      <w:r>
-        <w:rPr>
-          <w:i/>
-          <w:iCs/>
-          <w:sz w:val="21"/>
-          <w:szCs w:val="21"/>
-        </w:rPr>
-        <w:t xml:space="preserve">« Aujourd'hui je réfère dans le vide. Et tant que je réfère dans le vide, mon dépistage s'arrête à la détection : ce n'est pas un dépistage, c'est un signalement. »</w:t>
-      </w:r>
-    </w:p>
-    <w:p>
-      <w:pPr>
-        <w:spacing w:after="160"/>
-        <w:ind w:left="567" w:right="567"/>
-        <w:jc w:val="right"/>
-      </w:pPr>
-      <w:r>
-        <w:rPr>
-          <w:color w:val="444444"/>
-          <w:sz w:val="19"/>
-          <w:szCs w:val="19"/>
-        </w:rPr>
-        <w:t xml:space="preserve">(P07, sage-femme)</w:t>
-      </w:r>
-    </w:p>
-    <w:p>
-      <w:pPr>
-        <w:pStyle w:val="Heading3"/>
-        <w:spacing w:after="100" w:before="180"/>
-      </w:pPr>
-      <w:r>
-        <w:t xml:space="preserve">5.3.5. Conditions sociales perçues</w:t>
-      </w:r>
-    </w:p>
-    <w:p>
-      <w:pPr>
-        <w:spacing w:after="140"/>
-        <w:jc w:val="both"/>
-      </w:pPr>
-      <w:r>
-        <w:rPr>
-          <w:i w:val="false"/>
-          <w:iCs w:val="false"/>
-          <w:sz w:val="22"/>
-          <w:szCs w:val="22"/>
-        </w:rPr>
-        <w:t xml:space="preserve">Les conditions sociales des femmes, telles que les perçoivent les participants, sont dominées par la distance (18), le coût et la mutuelle (18) et l'instruction (18). Le recours tardif et le non-retour (20) sont attribués aux femmes par 2 participants, tandis que 9 désignent aussi le service : attente prolongée, visite sans résultat, rupture de matériel. Le recours aux guérisseurs (2) est décrit sans mépris, comme une ressource de proximité.</w:t>
-      </w:r>
-    </w:p>
-    <w:p>
-      <w:pPr>
-        <w:spacing w:after="40" w:before="60"/>
-        <w:ind w:left="567" w:right="567"/>
-        <w:jc w:val="both"/>
-      </w:pPr>
-      <w:r>
-        <w:rPr>
-          <w:i/>
-          <w:iCs/>
-          <w:sz w:val="21"/>
-          <w:szCs w:val="21"/>
-        </w:rPr>
-        <w:t xml:space="preserve">« Nous perdons des femmes par nos propres ruptures. »</w:t>
-      </w:r>
-    </w:p>
-    <w:p>
-      <w:pPr>
-        <w:spacing w:after="160"/>
-        <w:ind w:left="567" w:right="567"/>
-        <w:jc w:val="right"/>
-      </w:pPr>
-      <w:r>
-        <w:rPr>
-          <w:color w:val="444444"/>
-          <w:sz w:val="19"/>
-          <w:szCs w:val="19"/>
-        </w:rPr>
-        <w:t xml:space="preserve">(P06, sage-femme — traduit du kinyarwanda)</w:t>
-      </w:r>
-    </w:p>
-    <w:p>
-      <w:pPr>
-        <w:spacing w:after="40" w:before="60"/>
-        <w:ind w:left="567" w:right="567"/>
-        <w:jc w:val="both"/>
-      </w:pPr>
-      <w:r>
-        <w:rPr>
-          <w:i/>
-          <w:iCs/>
-          <w:sz w:val="21"/>
-          <w:szCs w:val="21"/>
-        </w:rPr>
-        <w:t xml:space="preserve">« Les différences qui comptent pour le dépistage, ce sont des situations, pas des catégories de femmes : avoir de l'argent pour le transport aujourd'hui, avoir quelqu'un pour garder les enfants, avoir le mari d'accord. »</w:t>
-      </w:r>
-    </w:p>
-    <w:p>
-      <w:pPr>
-        <w:spacing w:after="160"/>
-        <w:ind w:left="567" w:right="567"/>
-        <w:jc w:val="right"/>
-      </w:pPr>
-      <w:r>
-        <w:rPr>
-          <w:color w:val="444444"/>
-          <w:sz w:val="19"/>
-          <w:szCs w:val="19"/>
-        </w:rPr>
-        <w:t xml:space="preserve">(P18, infirmière — traduit du kinyarwanda)</w:t>
-      </w:r>
-    </w:p>
-    <w:p>
-      <w:pPr>
-        <w:pStyle w:val="Heading3"/>
-        <w:spacing w:after="100" w:before="180"/>
-      </w:pPr>
-      <w:r>
-        <w:t xml:space="preserve">5.3.6. Thème 6 — Le registre comme écran</w:t>
-      </w:r>
-    </w:p>
-    <w:p>
-      <w:pPr>
-        <w:spacing w:after="140"/>
-        <w:jc w:val="both"/>
-      </w:pPr>
-      <w:r>
-        <w:rPr>
-          <w:i w:val="false"/>
-          <w:iCs w:val="false"/>
-          <w:sz w:val="22"/>
-          <w:szCs w:val="22"/>
-        </w:rPr>
-        <w:t xml:space="preserve">Définition. Un contrôle portant sur la complétude des registres produit de la complétude, et peut rendre invisible l'inégalité qu'il devrait révéler. Ce thème décrit un effet de système, jamais une faute individuelle, et n'est associé à aucun centre ; il repose surtout sur un entretien, corroboré par l'observation d'un registre (section 5.5).</w:t>
-      </w:r>
-    </w:p>
-    <w:p>
-      <w:pPr>
-        <w:spacing w:after="40" w:before="60"/>
-        <w:ind w:left="567" w:right="567"/>
-        <w:jc w:val="both"/>
-      </w:pPr>
-      <w:r>
-        <w:rPr>
-          <w:i/>
-          <w:iCs/>
-          <w:sz w:val="21"/>
-          <w:szCs w:val="21"/>
-        </w:rPr>
-        <w:t xml:space="preserve">« Dans le registre, toutes les femmes ont une tension. Dans la réalité, certaines n'en ont pas eu. Le registre dit que tout est égal ; c'est faux. Une inégalité qu'on ne voit pas, personne ne la corrigera. »</w:t>
-      </w:r>
-    </w:p>
-    <w:p>
-      <w:pPr>
-        <w:spacing w:after="160"/>
-        <w:ind w:left="567" w:right="567"/>
-        <w:jc w:val="right"/>
-      </w:pPr>
-      <w:r>
-        <w:rPr>
-          <w:color w:val="444444"/>
-          <w:sz w:val="19"/>
-          <w:szCs w:val="19"/>
-        </w:rPr>
-        <w:t xml:space="preserve">(P19)</w:t>
-      </w:r>
-    </w:p>
-    <w:p>
-      <w:pPr>
-        <w:pStyle w:val="Heading3"/>
-        <w:spacing w:after="100" w:before="180"/>
-      </w:pPr>
-      <w:r>
-        <w:t xml:space="preserve">5.3.7. Thème 7 — Le dépistage hors des murs</w:t>
-      </w:r>
-    </w:p>
-    <w:p>
-      <w:pPr>
-        <w:spacing w:after="140"/>
-        <w:jc w:val="both"/>
-      </w:pPr>
-      <w:r>
-        <w:rPr>
-          <w:i w:val="false"/>
-          <w:iCs w:val="false"/>
-          <w:sz w:val="22"/>
-          <w:szCs w:val="22"/>
-        </w:rPr>
         <w:t xml:space="preserve">Définition. Relais communautaires et initiatives locales prolongent le dépistage là où le système ne prévoit rien ; ils reposent sur une personne. Deux participantes de centres ruraux s'appuient sur les agents de santé communautaire pour suivre les femmes référées, sans qu'aucune règle ne le prévoie ; l'écart passe alors entre les villages qui ont un agent actif et les autres.</w:t>
-      </w:r>
-    </w:p>
-    <w:p>
-      <w:pPr>
-        <w:spacing w:after="40" w:before="60"/>
-        <w:ind w:left="567" w:right="567"/>
-        <w:jc w:val="both"/>
-      </w:pPr>
-      <w:r>
-        <w:rPr>
-          <w:i/>
-          <w:iCs/>
-          <w:sz w:val="21"/>
-          <w:szCs w:val="21"/>
-        </w:rPr>
-        <w:t xml:space="preserve">« Ce n'est pas la femme qui change, c'est l'agent. »</w:t>
-      </w:r>
-    </w:p>
-    <w:p>
-      <w:pPr>
-        <w:spacing w:after="160"/>
-        <w:ind w:left="567" w:right="567"/>
-        <w:jc w:val="right"/>
-      </w:pPr>
-      <w:r>
-        <w:rPr>
-          <w:color w:val="444444"/>
-          <w:sz w:val="19"/>
-          <w:szCs w:val="19"/>
-        </w:rPr>
-        <w:t xml:space="preserve">(P15, sage-femme — traduit du kinyarwanda)</w:t>
       </w:r>
     </w:p>
     <w:p>

--- a/memoire-ngoma/livrables/5_Chapitre_Resultats_SIMULATION.docx
+++ b/memoire-ngoma/livrables/5_Chapitre_Resultats_SIMULATION.docx
@@ -1509,7 +1509,7 @@
                 <w:sz w:val="19"/>
                 <w:szCs w:val="19"/>
               </w:rPr>
-              <w:t xml:space="preserve">Glycémie pour une femme enceinte</w:t>
+              <w:t xml:space="preserve">Glycémie de la première CPN</w:t>
             </w:r>
           </w:p>
         </w:tc>
@@ -1533,7 +1533,7 @@
                 <w:sz w:val="19"/>
                 <w:szCs w:val="19"/>
               </w:rPr>
-              <w:t xml:space="preserve">au laboratoire, sur bon de la CPN : 5 ; dont payée par la femme : 5 ; glucomètre réservé aux malades chroniques : 3 ; impossible (panne, bandelettes absentes ou périmées) : 6 ; pas de glucomètre : 1</w:t>
+              <w:t xml:space="preserve">réalisée au laboratoire, sur bon de la CPN : 5 ; glucomètre réservé aux malades chroniques : 3 ; impossible (panne, bandelettes absentes ou périmées) : 6 ; pas de glucomètre : 1</w:t>
             </w:r>
           </w:p>
         </w:tc>
@@ -1562,6 +1562,59 @@
                 <w:sz w:val="19"/>
                 <w:szCs w:val="19"/>
               </w:rPr>
+              <w:t xml:space="preserve">Glycémie refaite systématiquement à 24-28 semaines</w:t>
+            </w:r>
+          </w:p>
+        </w:tc>
+        <w:tc>
+          <w:tcPr>
+            <w:tcW w:type="dxa" w:w="6026"/>
+            <w:tcMar>
+              <w:top w:type="dxa" w:w="60"/>
+              <w:left w:type="dxa" w:w="100"/>
+              <w:bottom w:type="dxa" w:w="60"/>
+              <w:right w:type="dxa" w:w="100"/>
+            </w:tcMar>
+          </w:tcPr>
+          <w:p>
+            <w:r>
+              <w:rPr>
+                <w:b w:val="false"/>
+                <w:bCs w:val="false"/>
+                <w:i w:val="false"/>
+                <w:iCs w:val="false"/>
+                <w:sz w:val="19"/>
+                <w:szCs w:val="19"/>
+              </w:rPr>
+              <w:t xml:space="preserve">oui : 0 ; non (sur facteurs de risque au mieux) : 15</w:t>
+            </w:r>
+          </w:p>
+        </w:tc>
+      </w:tr>
+      <w:tr>
+        <w:trPr>
+          <w:tblHeader w:val="off"/>
+        </w:trPr>
+        <w:tc>
+          <w:tcPr>
+            <w:tcW w:type="dxa" w:w="3000"/>
+            <w:tcMar>
+              <w:top w:type="dxa" w:w="60"/>
+              <w:left w:type="dxa" w:w="100"/>
+              <w:bottom w:type="dxa" w:w="60"/>
+              <w:right w:type="dxa" w:w="100"/>
+            </w:tcMar>
+          </w:tcPr>
+          <w:p>
+            <w:r>
+              <w:rPr>
+                <w:b w:val="false"/>
+                <w:bCs w:val="false"/>
+                <w:i w:val="false"/>
+                <w:iCs w:val="false"/>
+                <w:sz w:val="19"/>
+                <w:szCs w:val="19"/>
+              </w:rPr>
               <w:t xml:space="preserve">Femmes reçues pendant la demi-journée</w:t>
             </w:r>
           </w:p>
@@ -1619,7 +1672,7 @@
           <w:sz w:val="22"/>
           <w:szCs w:val="22"/>
         </w:rPr>
-        <w:t xml:space="preserve">Le tensiomètre était présent en salle de CPN dans les 15 centres. Un glucomètre existait dans 14 centres, mais jamais en salle de CPN : il était au laboratoire ou à la consultation des maladies chroniques. La glycémie d'une femme enceinte n'était réalisable, sur bon de la CPN, que dans 5 centres, pour les seules femmes présentant un signe d'appel ; dans 5 d'entre eux, le test, qui ne figure pas dans le paquet de soins de la CPN, restait payé par la femme. Ailleurs, le glucomètre était réservé aux malades chroniques (3), inutilisable (6) ou absent (1).</w:t>
+        <w:t xml:space="preserve">Le tensiomètre était présent en salle de CPN dans les 15 centres. Un glucomètre existait dans 14 centres, mais jamais en salle de CPN : il était au laboratoire ou à la consultation des maladies chroniques. La glycémie de la première CPN, prévue pour toutes les femmes, n'était effectivement réalisée, sur bon de la CPN, que dans 5 centres ; ailleurs, le glucomètre était réservé aux malades chroniques (3), inutilisable (6) ou absent (1). Aucun centre (0) ne refaisait la glycémie de façon systématique entre 24 et 28 semaines.</w:t>
       </w:r>
     </w:p>
     <w:p>
@@ -1707,7 +1760,7 @@
           <w:sz w:val="22"/>
           <w:szCs w:val="22"/>
         </w:rPr>
-        <w:t xml:space="preserve">Définition. La tension est mesurée en CPN ; la recherche du diabète se fait ailleurs, au laboratoire ou à la consultation des maladies chroniques, sur des signes d'appel, avec des bandelettes que la CPN ne gère pas et un test que la femme paie. Là où ce circuit est fermé à la femme enceinte, la glycémie cesse d'être pensée.</w:t>
+        <w:t xml:space="preserve">Définition. La tension est mesurée à chaque visite ; la glycémie, prévue pour toutes à la première CPN, se fait ailleurs, au laboratoire ou à la consultation des maladies chroniques, avec des bandelettes que la CPN ne gère pas, et elle n'est plus refaite ensuite que sur des signes d'appel. Là où le circuit est fermé à la femme enceinte, même le test de la première CPN disparaît.</w:t>
       </w:r>
     </w:p>
     <w:p>
@@ -1738,7 +1791,7 @@
           <w:sz w:val="21"/>
           <w:szCs w:val="21"/>
         </w:rPr>
-        <w:t xml:space="preserve">« Le sucre, il y a un appareil au laboratoire, pour les malades chroniques. Pour les femmes enceintes, on ne l'a jamais fait. Jamais. »</w:t>
+        <w:t xml:space="preserve">« Le sucre, normalement c'est pour toutes à la première visite, c'est sur la fiche. Mais l'appareil est au laboratoire, pour les malades chroniques, et les bandelettes vont d'abord à eux. Pour les femmes enceintes, ici, la case du sucre reste presque toujours vide. »</w:t>
       </w:r>
     </w:p>
     <w:p>
@@ -1768,7 +1821,7 @@
           <w:sz w:val="22"/>
           <w:szCs w:val="22"/>
         </w:rPr>
-        <w:t xml:space="preserve">Là où le circuit est ouvert, deux sélections s'ajoutent. La première porte sur les signes : le bon n'est rédigé que pour les femmes qui présentent un signe d'appel ou un facteur de risque, selon le jugement du professionnel ou une habitude transmise entre collègues. La seconde porte sur les moyens : 6 participants rapportent que le test, absent du paquet de soins de la CPN, est payé au laboratoire, et que celles qui n'ont pas l'argent le jour même repartent sans l'avoir fait.</w:t>
+        <w:t xml:space="preserve">Là où le circuit est ouvert, le test de la première CPN est fait à toutes, mais il reste unique : 6 participants décrivent une glycémie qui n'est refaite qu'en présence d'un signe d'appel ou d'un facteur de risque — surpoids, antécédent de gros bébé, diabète dans la famille, sucre dans les urines, âge —, et aucune épreuve de charge entre 24 et 28 semaines, la période où le diabète gestationnel apparaît. Une femme normale au premier trimestre n'est donc plus suivie sur ce point.</w:t>
       </w:r>
     </w:p>
     <w:p>
@@ -1784,7 +1837,7 @@
           <w:sz w:val="21"/>
           <w:szCs w:val="21"/>
         </w:rPr>
-        <w:t xml:space="preserve">« Le test n'est pas dans le paquet de la CPN : au laboratoire, elle doit le payer. Celle qui n'a pas l'argent ce jour-là repart avec le bon dans son carnet, et pour ça, souvent, elle ne revient pas. »</w:t>
+        <w:t xml:space="preserve">« À la première visite, toutes font le sucre avec le bilan. Après, plus rien, sauf si quelque chose m'inquiète. Une femme normale à trois mois, je ne sais plus rien d'elle à sept mois. »</w:t>
       </w:r>
     </w:p>
     <w:p>
@@ -2027,7 +2080,7 @@
           <w:sz w:val="22"/>
           <w:szCs w:val="22"/>
         </w:rPr>
-        <w:t xml:space="preserve">Définition. L'équipement réduit l'inégalité du test, mais ni celle du coût ni celle de l'explication, et il est réparti au bénéfice des centres déjà les mieux placés. Là où le laboratoire accepte les bons de la CPN, le dépistage glycémique devient une routine ciblée ; mais même dans le centre le mieux pourvu, le test reste payé par la femme, et l'explication reste soumise au temps disponible. Six participants estiment que le lieu d'exercice décide de ce que reçoivent les femmes.</w:t>
+        <w:t xml:space="preserve">Définition. L'équipement rend possible le test de la première CPN, mais ne règle ni le contrôle au troisième trimestre ni l'explication, et il est réparti au bénéfice des centres déjà les mieux placés. Même dans le centre le mieux pourvu, la glycémie n'est refaite qu'aux femmes à risque, faute d'une épreuve de charge praticable entre 24 et 28 semaines, et l'explication reste soumise au temps disponible. Six participants estiment que le lieu d'exercice décide de ce que reçoivent les femmes.</w:t>
       </w:r>
     </w:p>
     <w:p>
@@ -2043,7 +2096,7 @@
           <w:sz w:val="21"/>
           <w:szCs w:val="21"/>
         </w:rPr>
-        <w:t xml:space="preserve">« Le titulaire laisse passer celles qui ne peuvent pas payer, mais c'est un arrangement, ce n'est écrit nulle part. »</w:t>
+        <w:t xml:space="preserve">« Le protocole parle d'une épreuve à ce moment-là, mais ici personne ne la fait : il faudrait que la femme vienne à jeun et reste deux heures. »</w:t>
       </w:r>
     </w:p>
     <w:p>
@@ -3665,7 +3718,7 @@
                 <w:sz w:val="19"/>
                 <w:szCs w:val="19"/>
               </w:rPr>
-              <w:t xml:space="preserve">La tension est intégrée à la CPN ; la glycémie, demandée sur des signes d'appel, se fait au laboratoire ou à la consultation des maladies chroniques, aux frais de la femme, et cesse d'être pensée là où ce circuit est fermé à la femme enceinte.</w:t>
+              <w:t xml:space="preserve">La tension est mesurée à chaque visite ; la glycémie, prévue pour toutes à la première CPN, dépend du laboratoire et n'est pas refaite à 24-28 semaines ; là où le circuit est fermé, même le test initial disparaît.</w:t>
             </w:r>
           </w:p>
         </w:tc>
@@ -3973,7 +4026,7 @@
                 <w:sz w:val="19"/>
                 <w:szCs w:val="19"/>
               </w:rPr>
-              <w:t xml:space="preserve">L'équipement réduit l'inégalité du test, mais ni celle du coût ni celle de l'explication.</w:t>
+              <w:t xml:space="preserve">L'équipement rend possible le test initial, mais ne règle ni le contrôle tardif ni l'explication.</w:t>
             </w:r>
           </w:p>
         </w:tc>

--- a/memoire-ngoma/livrables/5_Chapitre_Resultats_SIMULATION.docx
+++ b/memoire-ngoma/livrables/5_Chapitre_Resultats_SIMULATION.docx
@@ -2300,7 +2300,7 @@
           <w:sz w:val="22"/>
           <w:szCs w:val="22"/>
         </w:rPr>
-        <w:t xml:space="preserve">Définition. Relais communautaires et initiatives locales prolongent le dépistage là où le système ne prévoit rien ; ils reposent sur une personne. Deux participantes de centres ruraux s'appuient sur les agents de santé communautaire pour suivre les femmes référées, sans qu'aucune règle ne le prévoie ; l'écart passe alors entre les villages qui ont un agent actif et les autres.</w:t>
+        <w:t xml:space="preserve">Définition. Relais communautaires et initiatives locales prolongent le dépistage là où le système ne prévoit rien ; ils reposent sur une personne. Deux participantes de centres ruraux s'appuient sur l'animatrice de santé maternelle (ASM) du village pour vérifier qu'une femme référée s'est rendue à l'hôpital ; aucun circuit de contre-référence ne formalise ce retour d'information, et l'écart passe alors entre les villages dont l'ASM est active et les autres.</w:t>
       </w:r>
     </w:p>
     <w:p>
@@ -3531,7 +3531,7 @@
           <w:sz w:val="22"/>
           <w:szCs w:val="22"/>
         </w:rPr>
-        <w:t xml:space="preserve">Le tableau VII rassemble les sept thèmes. Ils décrivent un dépistage dont la réalisation dépend moins de la volonté des professionnels que de conditions qu'ils ne maîtrisent pas — le circuit et le coût de la glycémie, le temps, le véhicule, l'indicateur —, mais aussi d'une part qui leur revient : l'explication.</w:t>
+        <w:t xml:space="preserve">Le tableau VII rassemble les sept thèmes. Ils décrivent un dépistage dont la réalisation dépend moins de la volonté des professionnels que de conditions qu'ils ne maîtrisent pas — le circuit de la glycémie et son coût quand elle est référée hors du centre, le temps, le véhicule, l'indicateur —, mais aussi d'une part qui leur revient : l'explication.</w:t>
       </w:r>
     </w:p>
     <w:p>
